--- a/Assignment/Assignment V/Assignment_V.docx
+++ b/Assignment/Assignment V/Assignment_V.docx
@@ -10879,6 +10879,7 @@
       <w:r>
         <w:rPr>
           <w:rFonts w:ascii="Calibri" w:eastAsiaTheme="minorEastAsia" w:hAnsi="Calibri" w:cs="Calibri"/>
+          <w:noProof/>
           <w:color w:val="000000" w:themeColor="text1"/>
           <w:kern w:val="2"/>
           <w14:ligatures w14:val="standardContextual"/>
@@ -11597,6 +11598,7 @@
       <w:r>
         <w:rPr>
           <w:rFonts w:ascii="Calibri" w:eastAsiaTheme="minorEastAsia" w:hAnsi="Calibri" w:cs="Calibri"/>
+          <w:noProof/>
           <w:color w:val="000000" w:themeColor="text1"/>
           <w:kern w:val="2"/>
           <w14:ligatures w14:val="standardContextual"/>
@@ -11753,20 +11755,38 @@
         <w:pStyle w:val="Web"/>
         <w:spacing w:before="0" w:beforeAutospacing="0" w:after="0" w:afterAutospacing="0"/>
         <w:rPr>
+          <w:rFonts w:ascii="Calibri" w:eastAsiaTheme="minorEastAsia" w:hAnsi="Calibri" w:cs="Calibri"/>
+          <w:color w:val="000000" w:themeColor="text1"/>
+          <w:kern w:val="2"/>
+          <w14:ligatures w14:val="standardContextual"/>
+        </w:rPr>
+      </w:pPr>
+      <w:r>
+        <w:rPr>
+          <w:rFonts w:ascii="Calibri" w:eastAsiaTheme="minorEastAsia" w:hAnsi="Calibri" w:cs="Calibri"/>
+          <w:color w:val="000000" w:themeColor="text1"/>
+          <w:kern w:val="2"/>
+          <w14:ligatures w14:val="standardContextual"/>
+        </w:rPr>
+        <w:t>先將題目給的整數依順序放入一個陣列，</w:t>
+      </w:r>
+      <w:r>
+        <w:rPr>
           <w:rFonts w:ascii="Calibri" w:eastAsiaTheme="minorEastAsia" w:hAnsi="Calibri" w:cs="Calibri" w:hint="eastAsia"/>
           <w:color w:val="000000" w:themeColor="text1"/>
           <w:kern w:val="2"/>
           <w14:ligatures w14:val="standardContextual"/>
         </w:rPr>
-      </w:pPr>
-      <w:r>
-        <w:rPr>
-          <w:rFonts w:ascii="Calibri" w:eastAsiaTheme="minorEastAsia" w:hAnsi="Calibri" w:cs="Calibri"/>
-          <w:color w:val="000000" w:themeColor="text1"/>
-          <w:kern w:val="2"/>
-          <w14:ligatures w14:val="standardContextual"/>
-        </w:rPr>
-        <w:t>先將題目給的整數依順序放入一個陣列，</w:t>
+        <w:t>並</w:t>
+      </w:r>
+      <w:r>
+        <w:rPr>
+          <w:rFonts w:ascii="Calibri" w:eastAsiaTheme="minorEastAsia" w:hAnsi="Calibri" w:cs="Calibri"/>
+          <w:color w:val="000000" w:themeColor="text1"/>
+          <w:kern w:val="2"/>
+          <w14:ligatures w14:val="standardContextual"/>
+        </w:rPr>
+        <w:t>視</w:t>
       </w:r>
       <w:r>
         <w:rPr>
@@ -11775,16 +11795,16 @@
           <w:kern w:val="2"/>
           <w14:ligatures w14:val="standardContextual"/>
         </w:rPr>
-        <w:t>並</w:t>
-      </w:r>
-      <w:r>
-        <w:rPr>
-          <w:rFonts w:ascii="Calibri" w:eastAsiaTheme="minorEastAsia" w:hAnsi="Calibri" w:cs="Calibri"/>
-          <w:color w:val="000000" w:themeColor="text1"/>
-          <w:kern w:val="2"/>
-          <w14:ligatures w14:val="standardContextual"/>
-        </w:rPr>
-        <w:t>視</w:t>
+        <w:t>其</w:t>
+      </w:r>
+      <w:r>
+        <w:rPr>
+          <w:rFonts w:ascii="Calibri" w:eastAsiaTheme="minorEastAsia" w:hAnsi="Calibri" w:cs="Calibri"/>
+          <w:color w:val="000000" w:themeColor="text1"/>
+          <w:kern w:val="2"/>
+          <w14:ligatures w14:val="standardContextual"/>
+        </w:rPr>
+        <w:t>為一棵完全二元樹</w:t>
       </w:r>
       <w:r>
         <w:rPr>
@@ -11793,16 +11813,423 @@
           <w:kern w:val="2"/>
           <w14:ligatures w14:val="standardContextual"/>
         </w:rPr>
-        <w:t>其</w:t>
-      </w:r>
-      <w:r>
-        <w:rPr>
-          <w:rFonts w:ascii="Calibri" w:eastAsiaTheme="minorEastAsia" w:hAnsi="Calibri" w:cs="Calibri"/>
-          <w:color w:val="000000" w:themeColor="text1"/>
-          <w:kern w:val="2"/>
-          <w14:ligatures w14:val="standardContextual"/>
-        </w:rPr>
-        <w:t>為一棵完全二元樹</w:t>
+        <w:t>，</w:t>
+      </w:r>
+      <w:r>
+        <w:rPr>
+          <w:rFonts w:ascii="Calibri" w:eastAsiaTheme="minorEastAsia" w:hAnsi="Calibri" w:cs="Calibri"/>
+          <w:color w:val="000000" w:themeColor="text1"/>
+          <w:kern w:val="2"/>
+          <w14:ligatures w14:val="standardContextual"/>
+        </w:rPr>
+        <w:t>接著使用</w:t>
+      </w:r>
+      <w:r>
+        <w:rPr>
+          <w:rFonts w:ascii="Calibri" w:eastAsiaTheme="minorEastAsia" w:hAnsi="Calibri" w:cs="Calibri"/>
+          <w:color w:val="000000" w:themeColor="text1"/>
+          <w:kern w:val="2"/>
+          <w14:ligatures w14:val="standardContextual"/>
+        </w:rPr>
+        <w:t xml:space="preserve"> bottom-up </w:t>
+      </w:r>
+      <w:r>
+        <w:rPr>
+          <w:rFonts w:ascii="Calibri" w:eastAsiaTheme="minorEastAsia" w:hAnsi="Calibri" w:cs="Calibri"/>
+          <w:color w:val="000000" w:themeColor="text1"/>
+          <w:kern w:val="2"/>
+          <w14:ligatures w14:val="standardContextual"/>
+        </w:rPr>
+        <w:t>的</w:t>
+      </w:r>
+      <w:r>
+        <w:rPr>
+          <w:rFonts w:ascii="Calibri" w:eastAsiaTheme="minorEastAsia" w:hAnsi="Calibri" w:cs="Calibri"/>
+          <w:color w:val="000000" w:themeColor="text1"/>
+          <w:kern w:val="2"/>
+          <w14:ligatures w14:val="standardContextual"/>
+        </w:rPr>
+        <w:t xml:space="preserve"> </w:t>
+      </w:r>
+      <w:proofErr w:type="spellStart"/>
+      <w:r>
+        <w:rPr>
+          <w:rFonts w:ascii="Calibri" w:eastAsiaTheme="minorEastAsia" w:hAnsi="Calibri" w:cs="Calibri"/>
+          <w:color w:val="000000" w:themeColor="text1"/>
+          <w:kern w:val="2"/>
+          <w14:ligatures w14:val="standardContextual"/>
+        </w:rPr>
+        <w:t>Heapify</w:t>
+      </w:r>
+      <w:proofErr w:type="spellEnd"/>
+      <w:r>
+        <w:rPr>
+          <w:rFonts w:ascii="Calibri" w:eastAsiaTheme="minorEastAsia" w:hAnsi="Calibri" w:cs="Calibri"/>
+          <w:color w:val="000000" w:themeColor="text1"/>
+          <w:kern w:val="2"/>
+          <w14:ligatures w14:val="standardContextual"/>
+        </w:rPr>
+        <w:t xml:space="preserve"> </w:t>
+      </w:r>
+      <w:proofErr w:type="gramStart"/>
+      <w:r>
+        <w:rPr>
+          <w:rFonts w:ascii="Calibri" w:eastAsiaTheme="minorEastAsia" w:hAnsi="Calibri" w:cs="Calibri"/>
+          <w:color w:val="000000" w:themeColor="text1"/>
+          <w:kern w:val="2"/>
+          <w14:ligatures w14:val="standardContextual"/>
+        </w:rPr>
+        <w:t>建堆方式</w:t>
+      </w:r>
+      <w:proofErr w:type="gramEnd"/>
+      <w:r>
+        <w:rPr>
+          <w:rFonts w:ascii="Calibri" w:eastAsiaTheme="minorEastAsia" w:hAnsi="Calibri" w:cs="Calibri"/>
+          <w:color w:val="000000" w:themeColor="text1"/>
+          <w:kern w:val="2"/>
+          <w14:ligatures w14:val="standardContextual"/>
+        </w:rPr>
+        <w:t>：從最後</w:t>
+      </w:r>
+      <w:proofErr w:type="gramStart"/>
+      <w:r>
+        <w:rPr>
+          <w:rFonts w:ascii="Calibri" w:eastAsiaTheme="minorEastAsia" w:hAnsi="Calibri" w:cs="Calibri"/>
+          <w:color w:val="000000" w:themeColor="text1"/>
+          <w:kern w:val="2"/>
+          <w14:ligatures w14:val="standardContextual"/>
+        </w:rPr>
+        <w:t>一個非葉節點</w:t>
+      </w:r>
+      <w:proofErr w:type="gramEnd"/>
+      <w:r>
+        <w:rPr>
+          <w:rFonts w:ascii="Calibri" w:eastAsiaTheme="minorEastAsia" w:hAnsi="Calibri" w:cs="Calibri"/>
+          <w:color w:val="000000" w:themeColor="text1"/>
+          <w:kern w:val="2"/>
+          <w14:ligatures w14:val="standardContextual"/>
+        </w:rPr>
+        <w:t>開始，</w:t>
+      </w:r>
+      <w:proofErr w:type="gramStart"/>
+      <w:r>
+        <w:rPr>
+          <w:rFonts w:ascii="Calibri" w:eastAsiaTheme="minorEastAsia" w:hAnsi="Calibri" w:cs="Calibri"/>
+          <w:color w:val="000000" w:themeColor="text1"/>
+          <w:kern w:val="2"/>
+          <w14:ligatures w14:val="standardContextual"/>
+        </w:rPr>
+        <w:t>一</w:t>
+      </w:r>
+      <w:proofErr w:type="gramEnd"/>
+      <w:r>
+        <w:rPr>
+          <w:rFonts w:ascii="Calibri" w:eastAsiaTheme="minorEastAsia" w:hAnsi="Calibri" w:cs="Calibri"/>
+          <w:color w:val="000000" w:themeColor="text1"/>
+          <w:kern w:val="2"/>
+          <w14:ligatures w14:val="standardContextual"/>
+        </w:rPr>
+        <w:t>直到</w:t>
+      </w:r>
+      <w:r>
+        <w:rPr>
+          <w:rFonts w:ascii="Calibri" w:eastAsiaTheme="minorEastAsia" w:hAnsi="Calibri" w:cs="Calibri"/>
+          <w:color w:val="000000" w:themeColor="text1"/>
+          <w:kern w:val="2"/>
+          <w14:ligatures w14:val="standardContextual"/>
+        </w:rPr>
+        <w:t xml:space="preserve"> root</w:t>
+      </w:r>
+      <w:r>
+        <w:rPr>
+          <w:rFonts w:ascii="Calibri" w:eastAsiaTheme="minorEastAsia" w:hAnsi="Calibri" w:cs="Calibri"/>
+          <w:color w:val="000000" w:themeColor="text1"/>
+          <w:kern w:val="2"/>
+          <w14:ligatures w14:val="standardContextual"/>
+        </w:rPr>
+        <w:t>(</w:t>
+      </w:r>
+      <w:r>
+        <w:rPr>
+          <w:rFonts w:ascii="Calibri" w:eastAsiaTheme="minorEastAsia" w:hAnsi="Calibri" w:cs="Calibri"/>
+          <w:color w:val="000000" w:themeColor="text1"/>
+          <w:kern w:val="2"/>
+          <w14:ligatures w14:val="standardContextual"/>
+        </w:rPr>
+        <w:t>index 0</w:t>
+      </w:r>
+      <w:r>
+        <w:rPr>
+          <w:rFonts w:ascii="Calibri" w:eastAsiaTheme="minorEastAsia" w:hAnsi="Calibri" w:cs="Calibri"/>
+          <w:color w:val="000000" w:themeColor="text1"/>
+          <w:kern w:val="2"/>
+          <w14:ligatures w14:val="standardContextual"/>
+        </w:rPr>
+        <w:t>)</w:t>
+      </w:r>
+      <w:r>
+        <w:rPr>
+          <w:rFonts w:ascii="Calibri" w:eastAsiaTheme="minorEastAsia" w:hAnsi="Calibri" w:cs="Calibri"/>
+          <w:color w:val="000000" w:themeColor="text1"/>
+          <w:kern w:val="2"/>
+          <w14:ligatures w14:val="standardContextual"/>
+        </w:rPr>
+        <w:t>，對每</w:t>
+      </w:r>
+      <w:proofErr w:type="gramStart"/>
+      <w:r>
+        <w:rPr>
+          <w:rFonts w:ascii="Calibri" w:eastAsiaTheme="minorEastAsia" w:hAnsi="Calibri" w:cs="Calibri"/>
+          <w:color w:val="000000" w:themeColor="text1"/>
+          <w:kern w:val="2"/>
+          <w14:ligatures w14:val="standardContextual"/>
+        </w:rPr>
+        <w:t>個</w:t>
+      </w:r>
+      <w:proofErr w:type="gramEnd"/>
+      <w:r>
+        <w:rPr>
+          <w:rFonts w:ascii="Calibri" w:eastAsiaTheme="minorEastAsia" w:hAnsi="Calibri" w:cs="Calibri"/>
+          <w:color w:val="000000" w:themeColor="text1"/>
+          <w:kern w:val="2"/>
+          <w14:ligatures w14:val="standardContextual"/>
+        </w:rPr>
+        <w:t>節點做</w:t>
+      </w:r>
+      <w:r>
+        <w:rPr>
+          <w:rFonts w:ascii="Calibri" w:eastAsiaTheme="minorEastAsia" w:hAnsi="Calibri" w:cs="Calibri"/>
+          <w:color w:val="000000" w:themeColor="text1"/>
+          <w:kern w:val="2"/>
+          <w14:ligatures w14:val="standardContextual"/>
+        </w:rPr>
+        <w:t xml:space="preserve"> sift-down</w:t>
+      </w:r>
+      <w:r>
+        <w:rPr>
+          <w:rFonts w:ascii="Calibri" w:eastAsiaTheme="minorEastAsia" w:hAnsi="Calibri" w:cs="Calibri"/>
+          <w:color w:val="000000" w:themeColor="text1"/>
+          <w:kern w:val="2"/>
+          <w14:ligatures w14:val="standardContextual"/>
+        </w:rPr>
+        <w:t>。對節點</w:t>
+      </w:r>
+      <w:r>
+        <w:rPr>
+          <w:rFonts w:ascii="Calibri" w:eastAsiaTheme="minorEastAsia" w:hAnsi="Calibri" w:cs="Calibri"/>
+          <w:color w:val="000000" w:themeColor="text1"/>
+          <w:kern w:val="2"/>
+          <w14:ligatures w14:val="standardContextual"/>
+        </w:rPr>
+        <w:t xml:space="preserve"> </w:t>
+      </w:r>
+      <w:proofErr w:type="spellStart"/>
+      <w:r>
+        <w:rPr>
+          <w:rFonts w:ascii="Calibri" w:eastAsiaTheme="minorEastAsia" w:hAnsi="Calibri" w:cs="Calibri"/>
+          <w:color w:val="000000" w:themeColor="text1"/>
+          <w:kern w:val="2"/>
+          <w14:ligatures w14:val="standardContextual"/>
+        </w:rPr>
+        <w:t>i</w:t>
+      </w:r>
+      <w:proofErr w:type="spellEnd"/>
+      <w:r>
+        <w:rPr>
+          <w:rFonts w:ascii="Calibri" w:eastAsiaTheme="minorEastAsia" w:hAnsi="Calibri" w:cs="Calibri"/>
+          <w:color w:val="000000" w:themeColor="text1"/>
+          <w:kern w:val="2"/>
+          <w14:ligatures w14:val="standardContextual"/>
+        </w:rPr>
+        <w:t>，比較它與左右子節點中較小的那個，</w:t>
+      </w:r>
+      <w:proofErr w:type="gramStart"/>
+      <w:r>
+        <w:rPr>
+          <w:rFonts w:ascii="Calibri" w:eastAsiaTheme="minorEastAsia" w:hAnsi="Calibri" w:cs="Calibri"/>
+          <w:color w:val="000000" w:themeColor="text1"/>
+          <w:kern w:val="2"/>
+          <w14:ligatures w14:val="standardContextual"/>
+        </w:rPr>
+        <w:t>若父節點</w:t>
+      </w:r>
+      <w:proofErr w:type="gramEnd"/>
+      <w:r>
+        <w:rPr>
+          <w:rFonts w:ascii="Calibri" w:eastAsiaTheme="minorEastAsia" w:hAnsi="Calibri" w:cs="Calibri"/>
+          <w:color w:val="000000" w:themeColor="text1"/>
+          <w:kern w:val="2"/>
+          <w14:ligatures w14:val="standardContextual"/>
+        </w:rPr>
+        <w:t>已經</w:t>
+      </w:r>
+      <w:r>
+        <w:rPr>
+          <w:rFonts w:ascii="Calibri" w:eastAsiaTheme="minorEastAsia" w:hAnsi="Calibri" w:cs="Calibri"/>
+          <w:color w:val="000000" w:themeColor="text1"/>
+          <w:kern w:val="2"/>
+          <w14:ligatures w14:val="standardContextual"/>
+        </w:rPr>
+        <w:t xml:space="preserve"> </w:t>
+      </w:r>
+      <w:r>
+        <w:rPr>
+          <w:rFonts w:ascii="Calibri" w:eastAsiaTheme="minorEastAsia" w:hAnsi="Calibri" w:cs="Calibri"/>
+          <w:color w:val="000000" w:themeColor="text1"/>
+          <w:kern w:val="2"/>
+          <w14:ligatures w14:val="standardContextual"/>
+        </w:rPr>
+        <w:t>&lt;=</w:t>
+      </w:r>
+      <w:r>
+        <w:rPr>
+          <w:rFonts w:ascii="Calibri" w:eastAsiaTheme="minorEastAsia" w:hAnsi="Calibri" w:cs="Calibri"/>
+          <w:color w:val="000000" w:themeColor="text1"/>
+          <w:kern w:val="2"/>
+          <w14:ligatures w14:val="standardContextual"/>
+        </w:rPr>
+        <w:t xml:space="preserve"> </w:t>
+      </w:r>
+      <w:r>
+        <w:rPr>
+          <w:rFonts w:ascii="Calibri" w:eastAsiaTheme="minorEastAsia" w:hAnsi="Calibri" w:cs="Calibri"/>
+          <w:color w:val="000000" w:themeColor="text1"/>
+          <w:kern w:val="2"/>
+          <w14:ligatures w14:val="standardContextual"/>
+        </w:rPr>
+        <w:t>較小子節點就代表滿足</w:t>
+      </w:r>
+      <w:r>
+        <w:rPr>
+          <w:rFonts w:ascii="Calibri" w:eastAsiaTheme="minorEastAsia" w:hAnsi="Calibri" w:cs="Calibri"/>
+          <w:color w:val="000000" w:themeColor="text1"/>
+          <w:kern w:val="2"/>
+          <w14:ligatures w14:val="standardContextual"/>
+        </w:rPr>
+        <w:t xml:space="preserve"> heap </w:t>
+      </w:r>
+      <w:r>
+        <w:rPr>
+          <w:rFonts w:ascii="Calibri" w:eastAsiaTheme="minorEastAsia" w:hAnsi="Calibri" w:cs="Calibri"/>
+          <w:color w:val="000000" w:themeColor="text1"/>
+          <w:kern w:val="2"/>
+          <w14:ligatures w14:val="standardContextual"/>
+        </w:rPr>
+        <w:t>性質；否則就與較小的子節點交換，並沿著那個方向持續往下</w:t>
+      </w:r>
+      <w:proofErr w:type="gramStart"/>
+      <w:r>
+        <w:rPr>
+          <w:rFonts w:ascii="Calibri" w:eastAsiaTheme="minorEastAsia" w:hAnsi="Calibri" w:cs="Calibri"/>
+          <w:color w:val="000000" w:themeColor="text1"/>
+          <w:kern w:val="2"/>
+          <w14:ligatures w14:val="standardContextual"/>
+        </w:rPr>
+        <w:t>沉</w:t>
+      </w:r>
+      <w:proofErr w:type="gramEnd"/>
+      <w:r>
+        <w:rPr>
+          <w:rFonts w:ascii="Calibri" w:eastAsiaTheme="minorEastAsia" w:hAnsi="Calibri" w:cs="Calibri"/>
+          <w:color w:val="000000" w:themeColor="text1"/>
+          <w:kern w:val="2"/>
+          <w14:ligatures w14:val="standardContextual"/>
+        </w:rPr>
+        <w:t>，直到</w:t>
+      </w:r>
+      <w:proofErr w:type="gramStart"/>
+      <w:r>
+        <w:rPr>
+          <w:rFonts w:ascii="Calibri" w:eastAsiaTheme="minorEastAsia" w:hAnsi="Calibri" w:cs="Calibri"/>
+          <w:color w:val="000000" w:themeColor="text1"/>
+          <w:kern w:val="2"/>
+          <w14:ligatures w14:val="standardContextual"/>
+        </w:rPr>
+        <w:t>該子樹恢復</w:t>
+      </w:r>
+      <w:proofErr w:type="gramEnd"/>
+      <w:r>
+        <w:rPr>
+          <w:rFonts w:ascii="Calibri" w:eastAsiaTheme="minorEastAsia" w:hAnsi="Calibri" w:cs="Calibri"/>
+          <w:color w:val="000000" w:themeColor="text1"/>
+          <w:kern w:val="2"/>
+          <w14:ligatures w14:val="standardContextual"/>
+        </w:rPr>
+        <w:t>「父</w:t>
+      </w:r>
+      <w:r>
+        <w:rPr>
+          <w:rFonts w:ascii="Calibri" w:eastAsiaTheme="minorEastAsia" w:hAnsi="Calibri" w:cs="Calibri"/>
+          <w:color w:val="000000" w:themeColor="text1"/>
+          <w:kern w:val="2"/>
+          <w14:ligatures w14:val="standardContextual"/>
+        </w:rPr>
+        <w:t xml:space="preserve"> </w:t>
+      </w:r>
+      <w:r>
+        <w:rPr>
+          <w:rFonts w:ascii="Calibri" w:eastAsiaTheme="minorEastAsia" w:hAnsi="Calibri" w:cs="Calibri"/>
+          <w:color w:val="000000" w:themeColor="text1"/>
+          <w:kern w:val="2"/>
+          <w14:ligatures w14:val="standardContextual"/>
+        </w:rPr>
+        <w:t>&lt;=</w:t>
+      </w:r>
+      <w:r>
+        <w:rPr>
+          <w:rFonts w:ascii="Calibri" w:eastAsiaTheme="minorEastAsia" w:hAnsi="Calibri" w:cs="Calibri"/>
+          <w:color w:val="000000" w:themeColor="text1"/>
+          <w:kern w:val="2"/>
+          <w14:ligatures w14:val="standardContextual"/>
+        </w:rPr>
+        <w:t xml:space="preserve"> </w:t>
+      </w:r>
+      <w:r>
+        <w:rPr>
+          <w:rFonts w:ascii="Calibri" w:eastAsiaTheme="minorEastAsia" w:hAnsi="Calibri" w:cs="Calibri"/>
+          <w:color w:val="000000" w:themeColor="text1"/>
+          <w:kern w:val="2"/>
+          <w14:ligatures w14:val="standardContextual"/>
+        </w:rPr>
+        <w:t>子」。當</w:t>
+      </w:r>
+      <w:proofErr w:type="gramStart"/>
+      <w:r>
+        <w:rPr>
+          <w:rFonts w:ascii="Calibri" w:eastAsiaTheme="minorEastAsia" w:hAnsi="Calibri" w:cs="Calibri"/>
+          <w:color w:val="000000" w:themeColor="text1"/>
+          <w:kern w:val="2"/>
+          <w14:ligatures w14:val="standardContextual"/>
+        </w:rPr>
+        <w:t>所有非葉節點</w:t>
+      </w:r>
+      <w:proofErr w:type="gramEnd"/>
+      <w:r>
+        <w:rPr>
+          <w:rFonts w:ascii="Calibri" w:eastAsiaTheme="minorEastAsia" w:hAnsi="Calibri" w:cs="Calibri"/>
+          <w:color w:val="000000" w:themeColor="text1"/>
+          <w:kern w:val="2"/>
+          <w14:ligatures w14:val="standardContextual"/>
+        </w:rPr>
+        <w:t>都處理完後，就可以得到一棵同時滿足完全二元樹結構與</w:t>
+      </w:r>
+      <w:r>
+        <w:rPr>
+          <w:rFonts w:ascii="Calibri" w:eastAsiaTheme="minorEastAsia" w:hAnsi="Calibri" w:cs="Calibri"/>
+          <w:color w:val="000000" w:themeColor="text1"/>
+          <w:kern w:val="2"/>
+          <w14:ligatures w14:val="standardContextual"/>
+        </w:rPr>
+        <w:t xml:space="preserve"> Min Heap </w:t>
+      </w:r>
+      <w:r>
+        <w:rPr>
+          <w:rFonts w:ascii="Calibri" w:eastAsiaTheme="minorEastAsia" w:hAnsi="Calibri" w:cs="Calibri"/>
+          <w:color w:val="000000" w:themeColor="text1"/>
+          <w:kern w:val="2"/>
+          <w14:ligatures w14:val="standardContextual"/>
+        </w:rPr>
+        <w:t>性質的最小堆。</w:t>
       </w:r>
       <w:r>
         <w:rPr>
@@ -11811,460 +12238,35 @@
           <w:kern w:val="2"/>
           <w14:ligatures w14:val="standardContextual"/>
         </w:rPr>
-        <w:t>，</w:t>
-      </w:r>
-      <w:r>
-        <w:rPr>
-          <w:rFonts w:ascii="Calibri" w:eastAsiaTheme="minorEastAsia" w:hAnsi="Calibri" w:cs="Calibri"/>
-          <w:color w:val="000000" w:themeColor="text1"/>
-          <w:kern w:val="2"/>
-          <w14:ligatures w14:val="standardContextual"/>
-        </w:rPr>
-        <w:t>接著使用</w:t>
-      </w:r>
-      <w:r>
-        <w:rPr>
-          <w:rFonts w:ascii="Calibri" w:eastAsiaTheme="minorEastAsia" w:hAnsi="Calibri" w:cs="Calibri"/>
-          <w:color w:val="000000" w:themeColor="text1"/>
-          <w:kern w:val="2"/>
-          <w14:ligatures w14:val="standardContextual"/>
-        </w:rPr>
-        <w:t xml:space="preserve"> bottom-up </w:t>
-      </w:r>
-      <w:r>
-        <w:rPr>
-          <w:rFonts w:ascii="Calibri" w:eastAsiaTheme="minorEastAsia" w:hAnsi="Calibri" w:cs="Calibri"/>
-          <w:color w:val="000000" w:themeColor="text1"/>
-          <w:kern w:val="2"/>
-          <w14:ligatures w14:val="standardContextual"/>
-        </w:rPr>
-        <w:t>的</w:t>
-      </w:r>
-      <w:r>
-        <w:rPr>
-          <w:rFonts w:ascii="Calibri" w:eastAsiaTheme="minorEastAsia" w:hAnsi="Calibri" w:cs="Calibri"/>
-          <w:color w:val="000000" w:themeColor="text1"/>
-          <w:kern w:val="2"/>
-          <w14:ligatures w14:val="standardContextual"/>
-        </w:rPr>
-        <w:t xml:space="preserve"> </w:t>
-      </w:r>
-      <w:proofErr w:type="spellStart"/>
-      <w:r>
-        <w:rPr>
-          <w:rFonts w:ascii="Calibri" w:eastAsiaTheme="minorEastAsia" w:hAnsi="Calibri" w:cs="Calibri"/>
-          <w:color w:val="000000" w:themeColor="text1"/>
-          <w:kern w:val="2"/>
-          <w14:ligatures w14:val="standardContextual"/>
-        </w:rPr>
-        <w:t>Heapify</w:t>
-      </w:r>
-      <w:proofErr w:type="spellEnd"/>
-      <w:r>
-        <w:rPr>
-          <w:rFonts w:ascii="Calibri" w:eastAsiaTheme="minorEastAsia" w:hAnsi="Calibri" w:cs="Calibri"/>
-          <w:color w:val="000000" w:themeColor="text1"/>
-          <w:kern w:val="2"/>
-          <w14:ligatures w14:val="standardContextual"/>
-        </w:rPr>
-        <w:t xml:space="preserve"> </w:t>
-      </w:r>
-      <w:proofErr w:type="gramStart"/>
-      <w:r>
-        <w:rPr>
-          <w:rFonts w:ascii="Calibri" w:eastAsiaTheme="minorEastAsia" w:hAnsi="Calibri" w:cs="Calibri"/>
-          <w:color w:val="000000" w:themeColor="text1"/>
-          <w:kern w:val="2"/>
-          <w14:ligatures w14:val="standardContextual"/>
-        </w:rPr>
-        <w:t>建堆方式</w:t>
-      </w:r>
-      <w:proofErr w:type="gramEnd"/>
-      <w:r>
-        <w:rPr>
-          <w:rFonts w:ascii="Calibri" w:eastAsiaTheme="minorEastAsia" w:hAnsi="Calibri" w:cs="Calibri"/>
-          <w:color w:val="000000" w:themeColor="text1"/>
-          <w:kern w:val="2"/>
-          <w14:ligatures w14:val="standardContextual"/>
-        </w:rPr>
-        <w:t>：從最後</w:t>
-      </w:r>
-      <w:proofErr w:type="gramStart"/>
-      <w:r>
-        <w:rPr>
-          <w:rFonts w:ascii="Calibri" w:eastAsiaTheme="minorEastAsia" w:hAnsi="Calibri" w:cs="Calibri"/>
-          <w:color w:val="000000" w:themeColor="text1"/>
-          <w:kern w:val="2"/>
-          <w14:ligatures w14:val="standardContextual"/>
-        </w:rPr>
-        <w:t>一個非葉節點</w:t>
-      </w:r>
-      <w:proofErr w:type="gramEnd"/>
-      <w:r>
-        <w:rPr>
-          <w:rFonts w:ascii="Calibri" w:eastAsiaTheme="minorEastAsia" w:hAnsi="Calibri" w:cs="Calibri"/>
-          <w:color w:val="000000" w:themeColor="text1"/>
-          <w:kern w:val="2"/>
-          <w14:ligatures w14:val="standardContextual"/>
-        </w:rPr>
-        <w:t>開始，</w:t>
-      </w:r>
-      <w:proofErr w:type="gramStart"/>
-      <w:r>
-        <w:rPr>
-          <w:rFonts w:ascii="Calibri" w:eastAsiaTheme="minorEastAsia" w:hAnsi="Calibri" w:cs="Calibri"/>
-          <w:color w:val="000000" w:themeColor="text1"/>
-          <w:kern w:val="2"/>
-          <w14:ligatures w14:val="standardContextual"/>
-        </w:rPr>
-        <w:t>一</w:t>
-      </w:r>
-      <w:proofErr w:type="gramEnd"/>
-      <w:r>
-        <w:rPr>
-          <w:rFonts w:ascii="Calibri" w:eastAsiaTheme="minorEastAsia" w:hAnsi="Calibri" w:cs="Calibri"/>
-          <w:color w:val="000000" w:themeColor="text1"/>
-          <w:kern w:val="2"/>
-          <w14:ligatures w14:val="standardContextual"/>
-        </w:rPr>
-        <w:t>直到</w:t>
-      </w:r>
-      <w:r>
-        <w:rPr>
-          <w:rFonts w:ascii="Calibri" w:eastAsiaTheme="minorEastAsia" w:hAnsi="Calibri" w:cs="Calibri"/>
-          <w:color w:val="000000" w:themeColor="text1"/>
-          <w:kern w:val="2"/>
-          <w14:ligatures w14:val="standardContextual"/>
-        </w:rPr>
-        <w:t xml:space="preserve"> root</w:t>
-      </w:r>
-      <w:r>
-        <w:rPr>
-          <w:rFonts w:ascii="Calibri" w:eastAsiaTheme="minorEastAsia" w:hAnsi="Calibri" w:cs="Calibri"/>
-          <w:color w:val="000000" w:themeColor="text1"/>
-          <w:kern w:val="2"/>
-          <w14:ligatures w14:val="standardContextual"/>
-        </w:rPr>
-        <w:t>(</w:t>
-      </w:r>
-      <w:r>
-        <w:rPr>
-          <w:rFonts w:ascii="Calibri" w:eastAsiaTheme="minorEastAsia" w:hAnsi="Calibri" w:cs="Calibri"/>
-          <w:color w:val="000000" w:themeColor="text1"/>
-          <w:kern w:val="2"/>
-          <w14:ligatures w14:val="standardContextual"/>
-        </w:rPr>
-        <w:t>index 0</w:t>
-      </w:r>
-      <w:r>
-        <w:rPr>
-          <w:rFonts w:ascii="Calibri" w:eastAsiaTheme="minorEastAsia" w:hAnsi="Calibri" w:cs="Calibri"/>
+        <w:t>這個做法為</w:t>
+      </w:r>
+      <w:r>
+        <w:rPr>
+          <w:rFonts w:ascii="Calibri" w:eastAsiaTheme="minorEastAsia" w:hAnsi="Calibri" w:cs="Calibri" w:hint="eastAsia"/>
+          <w:color w:val="000000" w:themeColor="text1"/>
+          <w:kern w:val="2"/>
+          <w14:ligatures w14:val="standardContextual"/>
+        </w:rPr>
+        <w:t>O(</w:t>
+      </w:r>
+      <w:r>
+        <w:rPr>
+          <w:rFonts w:ascii="Calibri" w:eastAsiaTheme="minorEastAsia" w:hAnsi="Calibri" w:cs="Calibri"/>
+          <w:color w:val="000000" w:themeColor="text1"/>
+          <w:kern w:val="2"/>
+          <w14:ligatures w14:val="standardContextual"/>
+        </w:rPr>
+        <w:t>N</w:t>
+      </w:r>
+      <w:r>
+        <w:rPr>
+          <w:rFonts w:ascii="Calibri" w:eastAsiaTheme="minorEastAsia" w:hAnsi="Calibri" w:cs="Calibri" w:hint="eastAsia"/>
           <w:color w:val="000000" w:themeColor="text1"/>
           <w:kern w:val="2"/>
           <w14:ligatures w14:val="standardContextual"/>
         </w:rPr>
         <w:t>)</w:t>
       </w:r>
-      <w:r>
-        <w:rPr>
-          <w:rFonts w:ascii="Calibri" w:eastAsiaTheme="minorEastAsia" w:hAnsi="Calibri" w:cs="Calibri"/>
-          <w:color w:val="000000" w:themeColor="text1"/>
-          <w:kern w:val="2"/>
-          <w14:ligatures w14:val="standardContextual"/>
-        </w:rPr>
-        <w:t>，對每</w:t>
-      </w:r>
-      <w:proofErr w:type="gramStart"/>
-      <w:r>
-        <w:rPr>
-          <w:rFonts w:ascii="Calibri" w:eastAsiaTheme="minorEastAsia" w:hAnsi="Calibri" w:cs="Calibri"/>
-          <w:color w:val="000000" w:themeColor="text1"/>
-          <w:kern w:val="2"/>
-          <w14:ligatures w14:val="standardContextual"/>
-        </w:rPr>
-        <w:t>個</w:t>
-      </w:r>
-      <w:proofErr w:type="gramEnd"/>
-      <w:r>
-        <w:rPr>
-          <w:rFonts w:ascii="Calibri" w:eastAsiaTheme="minorEastAsia" w:hAnsi="Calibri" w:cs="Calibri"/>
-          <w:color w:val="000000" w:themeColor="text1"/>
-          <w:kern w:val="2"/>
-          <w14:ligatures w14:val="standardContextual"/>
-        </w:rPr>
-        <w:t>節點做</w:t>
-      </w:r>
-      <w:r>
-        <w:rPr>
-          <w:rFonts w:ascii="Calibri" w:eastAsiaTheme="minorEastAsia" w:hAnsi="Calibri" w:cs="Calibri"/>
-          <w:color w:val="000000" w:themeColor="text1"/>
-          <w:kern w:val="2"/>
-          <w14:ligatures w14:val="standardContextual"/>
-        </w:rPr>
-        <w:t xml:space="preserve"> sift-down</w:t>
-      </w:r>
-      <w:r>
-        <w:rPr>
-          <w:rFonts w:ascii="Calibri" w:eastAsiaTheme="minorEastAsia" w:hAnsi="Calibri" w:cs="Calibri"/>
-          <w:color w:val="000000" w:themeColor="text1"/>
-          <w:kern w:val="2"/>
-          <w14:ligatures w14:val="standardContextual"/>
-        </w:rPr>
-        <w:t>。對節點</w:t>
-      </w:r>
-      <w:r>
-        <w:rPr>
-          <w:rFonts w:ascii="Calibri" w:eastAsiaTheme="minorEastAsia" w:hAnsi="Calibri" w:cs="Calibri"/>
-          <w:color w:val="000000" w:themeColor="text1"/>
-          <w:kern w:val="2"/>
-          <w14:ligatures w14:val="standardContextual"/>
-        </w:rPr>
-        <w:t xml:space="preserve"> </w:t>
-      </w:r>
-      <w:proofErr w:type="spellStart"/>
-      <w:r>
-        <w:rPr>
-          <w:rFonts w:ascii="Calibri" w:eastAsiaTheme="minorEastAsia" w:hAnsi="Calibri" w:cs="Calibri"/>
-          <w:color w:val="000000" w:themeColor="text1"/>
-          <w:kern w:val="2"/>
-          <w14:ligatures w14:val="standardContextual"/>
-        </w:rPr>
-        <w:t>i</w:t>
-      </w:r>
-      <w:proofErr w:type="spellEnd"/>
-      <w:r>
-        <w:rPr>
-          <w:rFonts w:ascii="Calibri" w:eastAsiaTheme="minorEastAsia" w:hAnsi="Calibri" w:cs="Calibri"/>
-          <w:color w:val="000000" w:themeColor="text1"/>
-          <w:kern w:val="2"/>
-          <w14:ligatures w14:val="standardContextual"/>
-        </w:rPr>
-        <w:t>，比較它與左右子節點中較小的那個，</w:t>
-      </w:r>
-      <w:proofErr w:type="gramStart"/>
-      <w:r>
-        <w:rPr>
-          <w:rFonts w:ascii="Calibri" w:eastAsiaTheme="minorEastAsia" w:hAnsi="Calibri" w:cs="Calibri"/>
-          <w:color w:val="000000" w:themeColor="text1"/>
-          <w:kern w:val="2"/>
-          <w14:ligatures w14:val="standardContextual"/>
-        </w:rPr>
-        <w:t>若父節點</w:t>
-      </w:r>
-      <w:proofErr w:type="gramEnd"/>
-      <w:r>
-        <w:rPr>
-          <w:rFonts w:ascii="Calibri" w:eastAsiaTheme="minorEastAsia" w:hAnsi="Calibri" w:cs="Calibri"/>
-          <w:color w:val="000000" w:themeColor="text1"/>
-          <w:kern w:val="2"/>
-          <w14:ligatures w14:val="standardContextual"/>
-        </w:rPr>
-        <w:t>已經</w:t>
-      </w:r>
-      <w:r>
-        <w:rPr>
-          <w:rFonts w:ascii="Calibri" w:eastAsiaTheme="minorEastAsia" w:hAnsi="Calibri" w:cs="Calibri"/>
-          <w:color w:val="000000" w:themeColor="text1"/>
-          <w:kern w:val="2"/>
-          <w14:ligatures w14:val="standardContextual"/>
-        </w:rPr>
-        <w:t xml:space="preserve"> </w:t>
-      </w:r>
-      <w:r>
-        <w:rPr>
-          <w:rFonts w:ascii="Calibri" w:eastAsiaTheme="minorEastAsia" w:hAnsi="Calibri" w:cs="Calibri"/>
-          <w:color w:val="000000" w:themeColor="text1"/>
-          <w:kern w:val="2"/>
-          <w14:ligatures w14:val="standardContextual"/>
-        </w:rPr>
-        <w:t>&lt;=</w:t>
-      </w:r>
-      <w:r>
-        <w:rPr>
-          <w:rFonts w:ascii="Calibri" w:eastAsiaTheme="minorEastAsia" w:hAnsi="Calibri" w:cs="Calibri"/>
-          <w:color w:val="000000" w:themeColor="text1"/>
-          <w:kern w:val="2"/>
-          <w14:ligatures w14:val="standardContextual"/>
-        </w:rPr>
-        <w:t xml:space="preserve"> </w:t>
-      </w:r>
-      <w:r>
-        <w:rPr>
-          <w:rFonts w:ascii="Calibri" w:eastAsiaTheme="minorEastAsia" w:hAnsi="Calibri" w:cs="Calibri"/>
-          <w:color w:val="000000" w:themeColor="text1"/>
-          <w:kern w:val="2"/>
-          <w14:ligatures w14:val="standardContextual"/>
-        </w:rPr>
-        <w:t>較小子節點就代表滿足</w:t>
-      </w:r>
-      <w:r>
-        <w:rPr>
-          <w:rFonts w:ascii="Calibri" w:eastAsiaTheme="minorEastAsia" w:hAnsi="Calibri" w:cs="Calibri"/>
-          <w:color w:val="000000" w:themeColor="text1"/>
-          <w:kern w:val="2"/>
-          <w14:ligatures w14:val="standardContextual"/>
-        </w:rPr>
-        <w:t xml:space="preserve"> heap </w:t>
-      </w:r>
-      <w:r>
-        <w:rPr>
-          <w:rFonts w:ascii="Calibri" w:eastAsiaTheme="minorEastAsia" w:hAnsi="Calibri" w:cs="Calibri"/>
-          <w:color w:val="000000" w:themeColor="text1"/>
-          <w:kern w:val="2"/>
-          <w14:ligatures w14:val="standardContextual"/>
-        </w:rPr>
-        <w:t>性質；否則就與較小的子節點交換，並沿著那個方向持續往下</w:t>
-      </w:r>
-      <w:proofErr w:type="gramStart"/>
-      <w:r>
-        <w:rPr>
-          <w:rFonts w:ascii="Calibri" w:eastAsiaTheme="minorEastAsia" w:hAnsi="Calibri" w:cs="Calibri"/>
-          <w:color w:val="000000" w:themeColor="text1"/>
-          <w:kern w:val="2"/>
-          <w14:ligatures w14:val="standardContextual"/>
-        </w:rPr>
-        <w:t>沉</w:t>
-      </w:r>
-      <w:proofErr w:type="gramEnd"/>
-      <w:r>
-        <w:rPr>
-          <w:rFonts w:ascii="Calibri" w:eastAsiaTheme="minorEastAsia" w:hAnsi="Calibri" w:cs="Calibri"/>
-          <w:color w:val="000000" w:themeColor="text1"/>
-          <w:kern w:val="2"/>
-          <w14:ligatures w14:val="standardContextual"/>
-        </w:rPr>
-        <w:t>，直到</w:t>
-      </w:r>
-      <w:proofErr w:type="gramStart"/>
-      <w:r>
-        <w:rPr>
-          <w:rFonts w:ascii="Calibri" w:eastAsiaTheme="minorEastAsia" w:hAnsi="Calibri" w:cs="Calibri"/>
-          <w:color w:val="000000" w:themeColor="text1"/>
-          <w:kern w:val="2"/>
-          <w14:ligatures w14:val="standardContextual"/>
-        </w:rPr>
-        <w:t>該子樹恢復</w:t>
-      </w:r>
-      <w:proofErr w:type="gramEnd"/>
-      <w:r>
-        <w:rPr>
-          <w:rFonts w:ascii="Calibri" w:eastAsiaTheme="minorEastAsia" w:hAnsi="Calibri" w:cs="Calibri"/>
-          <w:color w:val="000000" w:themeColor="text1"/>
-          <w:kern w:val="2"/>
-          <w14:ligatures w14:val="standardContextual"/>
-        </w:rPr>
-        <w:t>「父</w:t>
-      </w:r>
-      <w:r>
-        <w:rPr>
-          <w:rFonts w:ascii="Calibri" w:eastAsiaTheme="minorEastAsia" w:hAnsi="Calibri" w:cs="Calibri"/>
-          <w:color w:val="000000" w:themeColor="text1"/>
-          <w:kern w:val="2"/>
-          <w14:ligatures w14:val="standardContextual"/>
-        </w:rPr>
-        <w:t xml:space="preserve"> </w:t>
-      </w:r>
-      <w:r>
-        <w:rPr>
-          <w:rFonts w:ascii="Calibri" w:eastAsiaTheme="minorEastAsia" w:hAnsi="Calibri" w:cs="Calibri"/>
-          <w:color w:val="000000" w:themeColor="text1"/>
-          <w:kern w:val="2"/>
-          <w14:ligatures w14:val="standardContextual"/>
-        </w:rPr>
-        <w:t>&lt;=</w:t>
-      </w:r>
-      <w:r>
-        <w:rPr>
-          <w:rFonts w:ascii="Calibri" w:eastAsiaTheme="minorEastAsia" w:hAnsi="Calibri" w:cs="Calibri"/>
-          <w:color w:val="000000" w:themeColor="text1"/>
-          <w:kern w:val="2"/>
-          <w14:ligatures w14:val="standardContextual"/>
-        </w:rPr>
-        <w:t xml:space="preserve"> </w:t>
-      </w:r>
-      <w:r>
-        <w:rPr>
-          <w:rFonts w:ascii="Calibri" w:eastAsiaTheme="minorEastAsia" w:hAnsi="Calibri" w:cs="Calibri"/>
-          <w:color w:val="000000" w:themeColor="text1"/>
-          <w:kern w:val="2"/>
-          <w14:ligatures w14:val="standardContextual"/>
-        </w:rPr>
-        <w:t>子」。當</w:t>
-      </w:r>
-      <w:proofErr w:type="gramStart"/>
-      <w:r>
-        <w:rPr>
-          <w:rFonts w:ascii="Calibri" w:eastAsiaTheme="minorEastAsia" w:hAnsi="Calibri" w:cs="Calibri"/>
-          <w:color w:val="000000" w:themeColor="text1"/>
-          <w:kern w:val="2"/>
-          <w14:ligatures w14:val="standardContextual"/>
-        </w:rPr>
-        <w:t>所有非葉節點</w:t>
-      </w:r>
-      <w:proofErr w:type="gramEnd"/>
-      <w:r>
-        <w:rPr>
-          <w:rFonts w:ascii="Calibri" w:eastAsiaTheme="minorEastAsia" w:hAnsi="Calibri" w:cs="Calibri"/>
-          <w:color w:val="000000" w:themeColor="text1"/>
-          <w:kern w:val="2"/>
-          <w14:ligatures w14:val="standardContextual"/>
-        </w:rPr>
-        <w:t>都處理完後，就可以得到一棵同時滿足完全二元樹結構與</w:t>
-      </w:r>
-      <w:r>
-        <w:rPr>
-          <w:rFonts w:ascii="Calibri" w:eastAsiaTheme="minorEastAsia" w:hAnsi="Calibri" w:cs="Calibri"/>
-          <w:color w:val="000000" w:themeColor="text1"/>
-          <w:kern w:val="2"/>
-          <w14:ligatures w14:val="standardContextual"/>
-        </w:rPr>
-        <w:t xml:space="preserve"> Min Heap </w:t>
-      </w:r>
-      <w:r>
-        <w:rPr>
-          <w:rFonts w:ascii="Calibri" w:eastAsiaTheme="minorEastAsia" w:hAnsi="Calibri" w:cs="Calibri"/>
-          <w:color w:val="000000" w:themeColor="text1"/>
-          <w:kern w:val="2"/>
-          <w14:ligatures w14:val="standardContextual"/>
-        </w:rPr>
-        <w:t>性質的最小堆。</w:t>
-      </w:r>
-      <w:r>
-        <w:rPr>
-          <w:rFonts w:ascii="Calibri" w:eastAsiaTheme="minorEastAsia" w:hAnsi="Calibri" w:cs="Calibri" w:hint="eastAsia"/>
-          <w:color w:val="000000" w:themeColor="text1"/>
-          <w:kern w:val="2"/>
-          <w14:ligatures w14:val="standardContextual"/>
-        </w:rPr>
-        <w:t>這個做法為</w:t>
-      </w:r>
-      <w:r>
-        <w:rPr>
-          <w:rFonts w:ascii="Calibri" w:eastAsiaTheme="minorEastAsia" w:hAnsi="Calibri" w:cs="Calibri" w:hint="eastAsia"/>
-          <w:color w:val="000000" w:themeColor="text1"/>
-          <w:kern w:val="2"/>
-          <w14:ligatures w14:val="standardContextual"/>
-        </w:rPr>
-        <w:t>O(</w:t>
-      </w:r>
-      <w:r>
-        <w:rPr>
-          <w:rFonts w:ascii="Calibri" w:eastAsiaTheme="minorEastAsia" w:hAnsi="Calibri" w:cs="Calibri"/>
-          <w:color w:val="000000" w:themeColor="text1"/>
-          <w:kern w:val="2"/>
-          <w14:ligatures w14:val="standardContextual"/>
-        </w:rPr>
-        <w:t>N</w:t>
-      </w:r>
-      <w:r>
-        <w:rPr>
-          <w:rFonts w:ascii="Calibri" w:eastAsiaTheme="minorEastAsia" w:hAnsi="Calibri" w:cs="Calibri" w:hint="eastAsia"/>
-          <w:color w:val="000000" w:themeColor="text1"/>
-          <w:kern w:val="2"/>
-          <w14:ligatures w14:val="standardContextual"/>
-        </w:rPr>
-        <w:t>)</w:t>
-      </w:r>
     </w:p>
     <w:p>
       <w:pPr>
@@ -12313,6 +12315,7 @@
       <w:r>
         <w:rPr>
           <w:rFonts w:ascii="Calibri" w:eastAsiaTheme="minorEastAsia" w:hAnsi="Calibri" w:cs="Calibri"/>
+          <w:noProof/>
           <w:color w:val="000000" w:themeColor="text1"/>
           <w:kern w:val="2"/>
           <w14:ligatures w14:val="standardContextual"/>
@@ -12549,6 +12552,15 @@
                 <w14:ligatures w14:val="standardContextual"/>
               </w:rPr>
             </w:pPr>
+            <w:r>
+              <w:rPr>
+                <w:rFonts w:ascii="Calibri" w:eastAsiaTheme="minorEastAsia" w:hAnsi="Calibri" w:cs="Calibri"/>
+                <w:color w:val="000000" w:themeColor="text1"/>
+                <w:kern w:val="2"/>
+                <w14:ligatures w14:val="standardContextual"/>
+              </w:rPr>
+              <w:t>表示運算表達式</w:t>
+            </w:r>
           </w:p>
         </w:tc>
         <w:tc>
@@ -12566,6 +12578,122 @@
                 <w14:ligatures w14:val="standardContextual"/>
               </w:rPr>
             </w:pPr>
+            <w:r>
+              <w:rPr>
+                <w:rFonts w:ascii="Calibri" w:eastAsiaTheme="minorEastAsia" w:hAnsi="Calibri" w:cs="Calibri" w:hint="eastAsia"/>
+                <w:color w:val="000000" w:themeColor="text1"/>
+                <w:kern w:val="2"/>
+                <w14:ligatures w14:val="standardContextual"/>
+              </w:rPr>
+              <w:t>因為</w:t>
+            </w:r>
+            <w:r>
+              <w:rPr>
+                <w:rFonts w:ascii="Calibri" w:eastAsiaTheme="minorEastAsia" w:hAnsi="Calibri" w:cs="Calibri"/>
+                <w:color w:val="000000" w:themeColor="text1"/>
+                <w:kern w:val="2"/>
+                <w14:ligatures w14:val="standardContextual"/>
+              </w:rPr>
+              <w:t>每</w:t>
+            </w:r>
+            <w:proofErr w:type="gramStart"/>
+            <w:r>
+              <w:rPr>
+                <w:rFonts w:ascii="Calibri" w:eastAsiaTheme="minorEastAsia" w:hAnsi="Calibri" w:cs="Calibri"/>
+                <w:color w:val="000000" w:themeColor="text1"/>
+                <w:kern w:val="2"/>
+                <w14:ligatures w14:val="standardContextual"/>
+              </w:rPr>
+              <w:t>個</w:t>
+            </w:r>
+            <w:proofErr w:type="gramEnd"/>
+            <w:r>
+              <w:rPr>
+                <w:rFonts w:ascii="Calibri" w:eastAsiaTheme="minorEastAsia" w:hAnsi="Calibri" w:cs="Calibri"/>
+                <w:color w:val="000000" w:themeColor="text1"/>
+                <w:kern w:val="2"/>
+                <w14:ligatures w14:val="standardContextual"/>
+              </w:rPr>
+              <w:t>運算子在運算樹中是一個節點，</w:t>
+            </w:r>
+            <w:proofErr w:type="gramStart"/>
+            <w:r>
+              <w:rPr>
+                <w:rFonts w:ascii="Calibri" w:eastAsiaTheme="minorEastAsia" w:hAnsi="Calibri" w:cs="Calibri"/>
+                <w:color w:val="000000" w:themeColor="text1"/>
+                <w:kern w:val="2"/>
+                <w14:ligatures w14:val="standardContextual"/>
+              </w:rPr>
+              <w:t>左右子樹代表</w:t>
+            </w:r>
+            <w:proofErr w:type="gramEnd"/>
+            <w:r>
+              <w:rPr>
+                <w:rFonts w:ascii="Calibri" w:eastAsiaTheme="minorEastAsia" w:hAnsi="Calibri" w:cs="Calibri"/>
+                <w:color w:val="000000" w:themeColor="text1"/>
+                <w:kern w:val="2"/>
+                <w14:ligatures w14:val="standardContextual"/>
+              </w:rPr>
+              <w:t>運算元。</w:t>
+            </w:r>
+            <w:r>
+              <w:rPr>
+                <w:rFonts w:ascii="Calibri" w:eastAsiaTheme="minorEastAsia" w:hAnsi="Calibri" w:cs="Calibri" w:hint="eastAsia"/>
+                <w:color w:val="000000" w:themeColor="text1"/>
+                <w:kern w:val="2"/>
+                <w14:ligatures w14:val="standardContextual"/>
+              </w:rPr>
+              <w:t>因此可以</w:t>
+            </w:r>
+            <w:r>
+              <w:rPr>
+                <w:rFonts w:ascii="Calibri" w:eastAsiaTheme="minorEastAsia" w:hAnsi="Calibri" w:cs="Calibri"/>
+                <w:color w:val="000000" w:themeColor="text1"/>
+                <w:kern w:val="2"/>
+                <w14:ligatures w14:val="standardContextual"/>
+              </w:rPr>
+              <w:t>透過</w:t>
+            </w:r>
+            <w:proofErr w:type="gramStart"/>
+            <w:r>
+              <w:rPr>
+                <w:rFonts w:ascii="Calibri" w:eastAsiaTheme="minorEastAsia" w:hAnsi="Calibri" w:cs="Calibri"/>
+                <w:color w:val="000000" w:themeColor="text1"/>
+                <w:kern w:val="2"/>
+                <w14:ligatures w14:val="standardContextual"/>
+              </w:rPr>
+              <w:t>前序、中序</w:t>
+            </w:r>
+            <w:proofErr w:type="gramEnd"/>
+            <w:r>
+              <w:rPr>
+                <w:rFonts w:ascii="Calibri" w:eastAsiaTheme="minorEastAsia" w:hAnsi="Calibri" w:cs="Calibri"/>
+                <w:color w:val="000000" w:themeColor="text1"/>
+                <w:kern w:val="2"/>
+                <w14:ligatures w14:val="standardContextual"/>
+              </w:rPr>
+              <w:t>、後序遍歷可轉成不同表示，其中</w:t>
+            </w:r>
+            <w:proofErr w:type="gramStart"/>
+            <w:r>
+              <w:rPr>
+                <w:rFonts w:ascii="Calibri" w:eastAsiaTheme="minorEastAsia" w:hAnsi="Calibri" w:cs="Calibri"/>
+                <w:color w:val="000000" w:themeColor="text1"/>
+                <w:kern w:val="2"/>
+                <w14:ligatures w14:val="standardContextual"/>
+              </w:rPr>
+              <w:t>中</w:t>
+            </w:r>
+            <w:proofErr w:type="gramEnd"/>
+            <w:r>
+              <w:rPr>
+                <w:rFonts w:ascii="Calibri" w:eastAsiaTheme="minorEastAsia" w:hAnsi="Calibri" w:cs="Calibri"/>
+                <w:color w:val="000000" w:themeColor="text1"/>
+                <w:kern w:val="2"/>
+                <w14:ligatures w14:val="standardContextual"/>
+              </w:rPr>
+              <w:t>序適合閱讀、後序適合計算</w:t>
+            </w:r>
           </w:p>
         </w:tc>
       </w:tr>
@@ -12612,6 +12740,24 @@
                 <w14:ligatures w14:val="standardContextual"/>
               </w:rPr>
             </w:pPr>
+            <w:r>
+              <w:rPr>
+                <w:rFonts w:ascii="Calibri" w:eastAsiaTheme="minorEastAsia" w:hAnsi="Calibri" w:cs="Calibri"/>
+                <w:color w:val="000000" w:themeColor="text1"/>
+                <w:kern w:val="2"/>
+                <w14:ligatures w14:val="standardContextual"/>
+              </w:rPr>
+              <w:t>監控系統的時間序列資料</w:t>
+            </w:r>
+            <w:r>
+              <w:rPr>
+                <w:rFonts w:ascii="Calibri" w:eastAsiaTheme="minorEastAsia" w:hAnsi="Calibri" w:cs="Calibri" w:hint="eastAsia"/>
+                <w:color w:val="000000" w:themeColor="text1"/>
+                <w:kern w:val="2"/>
+                <w14:ligatures w14:val="standardContextual"/>
+              </w:rPr>
+              <w:t>處理</w:t>
+            </w:r>
           </w:p>
         </w:tc>
         <w:tc>
@@ -12629,6 +12775,78 @@
                 <w14:ligatures w14:val="standardContextual"/>
               </w:rPr>
             </w:pPr>
+            <w:r>
+              <w:rPr>
+                <w:rFonts w:ascii="Calibri" w:eastAsiaTheme="minorEastAsia" w:hAnsi="Calibri" w:cs="Calibri"/>
+                <w:color w:val="000000" w:themeColor="text1"/>
+                <w:kern w:val="2"/>
+                <w14:ligatures w14:val="standardContextual"/>
+              </w:rPr>
+              <w:t>監控系統中的時間序列資料（如每秒錯誤數）</w:t>
+            </w:r>
+            <w:r>
+              <w:rPr>
+                <w:rFonts w:ascii="Calibri" w:eastAsiaTheme="minorEastAsia" w:hAnsi="Calibri" w:cs="Calibri" w:hint="eastAsia"/>
+                <w:color w:val="000000" w:themeColor="text1"/>
+                <w:kern w:val="2"/>
+                <w14:ligatures w14:val="standardContextual"/>
+              </w:rPr>
+              <w:t>以</w:t>
+            </w:r>
+            <w:r>
+              <w:rPr>
+                <w:rFonts w:ascii="Calibri" w:eastAsiaTheme="minorEastAsia" w:hAnsi="Calibri" w:cs="Calibri"/>
+                <w:color w:val="000000" w:themeColor="text1"/>
+                <w:kern w:val="2"/>
+                <w14:ligatures w14:val="standardContextual"/>
+              </w:rPr>
+              <w:t>Complete Binary Tree</w:t>
+            </w:r>
+            <w:r>
+              <w:rPr>
+                <w:rFonts w:ascii="Calibri" w:eastAsiaTheme="minorEastAsia" w:hAnsi="Calibri" w:cs="Calibri"/>
+                <w:color w:val="000000" w:themeColor="text1"/>
+                <w:kern w:val="2"/>
+                <w14:ligatures w14:val="standardContextual"/>
+              </w:rPr>
+              <w:t>儲存，可用區間樹</w:t>
+            </w:r>
+            <w:r>
+              <w:rPr>
+                <w:rFonts w:ascii="Calibri" w:eastAsiaTheme="minorEastAsia" w:hAnsi="Calibri" w:cs="Calibri"/>
+                <w:color w:val="000000" w:themeColor="text1"/>
+                <w:kern w:val="2"/>
+                <w14:ligatures w14:val="standardContextual"/>
+              </w:rPr>
+              <w:t xml:space="preserve"> / Fenwick Tree </w:t>
+            </w:r>
+            <w:r>
+              <w:rPr>
+                <w:rFonts w:ascii="Calibri" w:eastAsiaTheme="minorEastAsia" w:hAnsi="Calibri" w:cs="Calibri"/>
+                <w:color w:val="000000" w:themeColor="text1"/>
+                <w:kern w:val="2"/>
+                <w14:ligatures w14:val="standardContextual"/>
+              </w:rPr>
+              <w:t>在</w:t>
+            </w:r>
+            <w:r>
+              <w:rPr>
+                <w:rFonts w:ascii="Calibri" w:eastAsiaTheme="minorEastAsia" w:hAnsi="Calibri" w:cs="Calibri"/>
+                <w:color w:val="000000" w:themeColor="text1"/>
+                <w:kern w:val="2"/>
+                <w14:ligatures w14:val="standardContextual"/>
+              </w:rPr>
+              <w:t xml:space="preserve"> O(log n) </w:t>
+            </w:r>
+            <w:r>
+              <w:rPr>
+                <w:rFonts w:ascii="Calibri" w:eastAsiaTheme="minorEastAsia" w:hAnsi="Calibri" w:cs="Calibri"/>
+                <w:color w:val="000000" w:themeColor="text1"/>
+                <w:kern w:val="2"/>
+                <w14:ligatures w14:val="standardContextual"/>
+              </w:rPr>
+              <w:t>時間內做「最近一段時間錯誤總數」等區間查詢，適合高頻更新與查詢。</w:t>
+            </w:r>
           </w:p>
         </w:tc>
       </w:tr>
@@ -12675,6 +12893,53 @@
                 <w14:ligatures w14:val="standardContextual"/>
               </w:rPr>
             </w:pPr>
+            <w:r>
+              <w:rPr>
+                <w:rFonts w:ascii="Calibri" w:eastAsiaTheme="minorEastAsia" w:hAnsi="Calibri" w:cs="Calibri"/>
+                <w:color w:val="000000" w:themeColor="text1"/>
+                <w:kern w:val="2"/>
+                <w14:ligatures w14:val="standardContextual"/>
+              </w:rPr>
+              <w:t>字典</w:t>
+            </w:r>
+            <w:r>
+              <w:rPr>
+                <w:rFonts w:ascii="Calibri" w:eastAsiaTheme="minorEastAsia" w:hAnsi="Calibri" w:cs="Calibri"/>
+                <w:color w:val="000000" w:themeColor="text1"/>
+                <w:kern w:val="2"/>
+                <w14:ligatures w14:val="standardContextual"/>
+              </w:rPr>
+              <w:t xml:space="preserve"> / </w:t>
+            </w:r>
+            <w:r>
+              <w:rPr>
+                <w:rFonts w:ascii="Calibri" w:eastAsiaTheme="minorEastAsia" w:hAnsi="Calibri" w:cs="Calibri"/>
+                <w:color w:val="000000" w:themeColor="text1"/>
+                <w:kern w:val="2"/>
+                <w14:ligatures w14:val="standardContextual"/>
+              </w:rPr>
+              <w:t>資料索引</w:t>
+            </w:r>
+            <w:proofErr w:type="gramStart"/>
+            <w:r>
+              <w:rPr>
+                <w:rFonts w:ascii="Calibri" w:eastAsiaTheme="minorEastAsia" w:hAnsi="Calibri" w:cs="Calibri"/>
+                <w:color w:val="000000" w:themeColor="text1"/>
+                <w:kern w:val="2"/>
+                <w14:ligatures w14:val="standardContextual"/>
+              </w:rPr>
+              <w:t>（</w:t>
+            </w:r>
+            <w:proofErr w:type="gramEnd"/>
+            <w:r>
+              <w:rPr>
+                <w:rFonts w:ascii="Calibri" w:eastAsiaTheme="minorEastAsia" w:hAnsi="Calibri" w:cs="Calibri"/>
+                <w:color w:val="000000" w:themeColor="text1"/>
+                <w:kern w:val="2"/>
+                <w14:ligatures w14:val="standardContextual"/>
+              </w:rPr>
+              <w:t>如搜尋關鍵字、會員資料查詢</w:t>
+            </w:r>
           </w:p>
         </w:tc>
         <w:tc>
@@ -12692,6 +12957,81 @@
                 <w14:ligatures w14:val="standardContextual"/>
               </w:rPr>
             </w:pPr>
+            <w:r>
+              <w:rPr>
+                <w:rFonts w:ascii="Calibri" w:eastAsiaTheme="minorEastAsia" w:hAnsi="Calibri" w:cs="Calibri"/>
+                <w:color w:val="000000" w:themeColor="text1"/>
+                <w:kern w:val="2"/>
+                <w14:ligatures w14:val="standardContextual"/>
+              </w:rPr>
+              <w:t>利用</w:t>
+            </w:r>
+            <w:r>
+              <w:rPr>
+                <w:rFonts w:ascii="Calibri" w:eastAsiaTheme="minorEastAsia" w:hAnsi="Calibri" w:cs="Calibri"/>
+                <w:color w:val="000000" w:themeColor="text1"/>
+                <w:kern w:val="2"/>
+                <w14:ligatures w14:val="standardContextual"/>
+              </w:rPr>
+              <w:t xml:space="preserve"> BST</w:t>
+            </w:r>
+            <w:r>
+              <w:rPr>
+                <w:rFonts w:ascii="Calibri" w:eastAsiaTheme="minorEastAsia" w:hAnsi="Calibri" w:cs="Calibri"/>
+                <w:color w:val="000000" w:themeColor="text1"/>
+                <w:kern w:val="2"/>
+                <w14:ligatures w14:val="standardContextual"/>
+              </w:rPr>
+              <w:t>「</w:t>
+            </w:r>
+            <w:proofErr w:type="gramStart"/>
+            <w:r>
+              <w:rPr>
+                <w:rFonts w:ascii="Calibri" w:eastAsiaTheme="minorEastAsia" w:hAnsi="Calibri" w:cs="Calibri"/>
+                <w:color w:val="000000" w:themeColor="text1"/>
+                <w:kern w:val="2"/>
+                <w14:ligatures w14:val="standardContextual"/>
+              </w:rPr>
+              <w:t>左小右大</w:t>
+            </w:r>
+            <w:proofErr w:type="gramEnd"/>
+            <w:r>
+              <w:rPr>
+                <w:rFonts w:ascii="Calibri" w:eastAsiaTheme="minorEastAsia" w:hAnsi="Calibri" w:cs="Calibri"/>
+                <w:color w:val="000000" w:themeColor="text1"/>
+                <w:kern w:val="2"/>
+                <w14:ligatures w14:val="standardContextual"/>
+              </w:rPr>
+              <w:t>」的特性，可在平均</w:t>
+            </w:r>
+            <w:r>
+              <w:rPr>
+                <w:rFonts w:ascii="Calibri" w:eastAsiaTheme="minorEastAsia" w:hAnsi="Calibri" w:cs="Calibri"/>
+                <w:color w:val="000000" w:themeColor="text1"/>
+                <w:kern w:val="2"/>
+                <w14:ligatures w14:val="standardContextual"/>
+              </w:rPr>
+              <w:t xml:space="preserve"> O(log n) </w:t>
+            </w:r>
+            <w:r>
+              <w:rPr>
+                <w:rFonts w:ascii="Calibri" w:eastAsiaTheme="minorEastAsia" w:hAnsi="Calibri" w:cs="Calibri"/>
+                <w:color w:val="000000" w:themeColor="text1"/>
+                <w:kern w:val="2"/>
+                <w14:ligatures w14:val="standardContextual"/>
+              </w:rPr>
+              <w:t>時間內完成搜尋、插入與刪</w:t>
+            </w:r>
+            <w:r>
+              <w:rPr>
+                <w:rFonts w:ascii="Calibri" w:eastAsiaTheme="minorEastAsia" w:hAnsi="Calibri" w:cs="Calibri"/>
+                <w:color w:val="000000" w:themeColor="text1"/>
+                <w:kern w:val="2"/>
+                <w14:ligatures w14:val="standardContextual"/>
+              </w:rPr>
+              <w:lastRenderedPageBreak/>
+              <w:t>除，效率高且適合需要頻繁查詢的系統。</w:t>
+            </w:r>
           </w:p>
         </w:tc>
       </w:tr>
@@ -12719,6 +13059,7 @@
                 <w:kern w:val="2"/>
                 <w14:ligatures w14:val="standardContextual"/>
               </w:rPr>
+              <w:lastRenderedPageBreak/>
               <w:t>AVL Tree</w:t>
             </w:r>
           </w:p>
@@ -12738,6 +13079,24 @@
                 <w14:ligatures w14:val="standardContextual"/>
               </w:rPr>
             </w:pPr>
+            <w:r>
+              <w:rPr>
+                <w:rFonts w:ascii="Calibri" w:eastAsiaTheme="minorEastAsia" w:hAnsi="Calibri" w:cs="Calibri"/>
+                <w:color w:val="000000" w:themeColor="text1"/>
+                <w:kern w:val="2"/>
+                <w14:ligatures w14:val="standardContextual"/>
+              </w:rPr>
+              <w:t>資料庫系統中需要大量搜尋與更新的</w:t>
+            </w:r>
+            <w:r>
+              <w:rPr>
+                <w:rFonts w:ascii="Calibri" w:eastAsiaTheme="minorEastAsia" w:hAnsi="Calibri" w:cs="Calibri" w:hint="eastAsia"/>
+                <w:color w:val="000000" w:themeColor="text1"/>
+                <w:kern w:val="2"/>
+                <w14:ligatures w14:val="standardContextual"/>
+              </w:rPr>
+              <w:t>情形</w:t>
+            </w:r>
           </w:p>
         </w:tc>
         <w:tc>
@@ -12755,6 +13114,60 @@
                 <w14:ligatures w14:val="standardContextual"/>
               </w:rPr>
             </w:pPr>
+            <w:r>
+              <w:rPr>
+                <w:rFonts w:ascii="Calibri" w:eastAsiaTheme="minorEastAsia" w:hAnsi="Calibri" w:cs="Calibri"/>
+                <w:color w:val="000000" w:themeColor="text1"/>
+                <w:kern w:val="2"/>
+                <w14:ligatures w14:val="standardContextual"/>
+              </w:rPr>
+              <w:t xml:space="preserve">AVL Tree </w:t>
+            </w:r>
+            <w:r>
+              <w:rPr>
+                <w:rFonts w:ascii="Calibri" w:eastAsiaTheme="minorEastAsia" w:hAnsi="Calibri" w:cs="Calibri"/>
+                <w:color w:val="000000" w:themeColor="text1"/>
+                <w:kern w:val="2"/>
+                <w14:ligatures w14:val="standardContextual"/>
+              </w:rPr>
+              <w:t>會自動維持平衡，使高度保持在</w:t>
+            </w:r>
+            <w:r>
+              <w:rPr>
+                <w:rFonts w:ascii="Calibri" w:eastAsiaTheme="minorEastAsia" w:hAnsi="Calibri" w:cs="Calibri"/>
+                <w:color w:val="000000" w:themeColor="text1"/>
+                <w:kern w:val="2"/>
+                <w14:ligatures w14:val="standardContextual"/>
+              </w:rPr>
+              <w:t xml:space="preserve"> O(log n)</w:t>
+            </w:r>
+            <w:r>
+              <w:rPr>
+                <w:rFonts w:ascii="Calibri" w:eastAsiaTheme="minorEastAsia" w:hAnsi="Calibri" w:cs="Calibri"/>
+                <w:color w:val="000000" w:themeColor="text1"/>
+                <w:kern w:val="2"/>
+                <w14:ligatures w14:val="standardContextual"/>
+              </w:rPr>
+              <w:t>，因此搜尋、插入、刪除都能穩定在</w:t>
+            </w:r>
+            <w:r>
+              <w:rPr>
+                <w:rFonts w:ascii="Calibri" w:eastAsiaTheme="minorEastAsia" w:hAnsi="Calibri" w:cs="Calibri"/>
+                <w:color w:val="000000" w:themeColor="text1"/>
+                <w:kern w:val="2"/>
+                <w14:ligatures w14:val="standardContextual"/>
+              </w:rPr>
+              <w:t xml:space="preserve"> O(log n) </w:t>
+            </w:r>
+            <w:r>
+              <w:rPr>
+                <w:rFonts w:ascii="Calibri" w:eastAsiaTheme="minorEastAsia" w:hAnsi="Calibri" w:cs="Calibri"/>
+                <w:color w:val="000000" w:themeColor="text1"/>
+                <w:kern w:val="2"/>
+                <w14:ligatures w14:val="standardContextual"/>
+              </w:rPr>
+              <w:t>時間內完成，效能穩定不會退化。</w:t>
+            </w:r>
           </w:p>
         </w:tc>
       </w:tr>
@@ -12795,12 +13208,48 @@
               <w:pStyle w:val="Web"/>
               <w:spacing w:before="0" w:beforeAutospacing="0" w:after="0" w:afterAutospacing="0"/>
               <w:rPr>
-                <w:rFonts w:ascii="Calibri" w:eastAsiaTheme="minorEastAsia" w:hAnsi="Calibri" w:cs="Calibri"/>
+                <w:rFonts w:ascii="Calibri" w:eastAsiaTheme="minorEastAsia" w:hAnsi="Calibri" w:cs="Calibri" w:hint="eastAsia"/>
                 <w:color w:val="000000" w:themeColor="text1"/>
                 <w:kern w:val="2"/>
                 <w14:ligatures w14:val="standardContextual"/>
               </w:rPr>
             </w:pPr>
+            <w:r>
+              <w:rPr>
+                <w:rFonts w:ascii="Calibri" w:eastAsiaTheme="minorEastAsia" w:hAnsi="Calibri" w:cs="Calibri"/>
+                <w:color w:val="000000" w:themeColor="text1"/>
+                <w:kern w:val="2"/>
+                <w14:ligatures w14:val="standardContextual"/>
+              </w:rPr>
+              <w:t>作業系統核心</w:t>
+            </w:r>
+            <w:r>
+              <w:rPr>
+                <w:rFonts w:ascii="Calibri" w:eastAsiaTheme="minorEastAsia" w:hAnsi="Calibri" w:cs="Calibri" w:hint="eastAsia"/>
+                <w:color w:val="000000" w:themeColor="text1"/>
+                <w:kern w:val="2"/>
+                <w14:ligatures w14:val="standardContextual"/>
+              </w:rPr>
+              <w:t>，需要</w:t>
+            </w:r>
+            <w:r>
+              <w:rPr>
+                <w:rFonts w:ascii="Calibri" w:eastAsiaTheme="minorEastAsia" w:hAnsi="Calibri" w:cs="Calibri"/>
+                <w:color w:val="000000" w:themeColor="text1"/>
+                <w:kern w:val="2"/>
+                <w14:ligatures w14:val="standardContextual"/>
+              </w:rPr>
+              <w:t>高頻插入與刪除</w:t>
+            </w:r>
+            <w:r>
+              <w:rPr>
+                <w:rFonts w:ascii="Calibri" w:eastAsiaTheme="minorEastAsia" w:hAnsi="Calibri" w:cs="Calibri" w:hint="eastAsia"/>
+                <w:color w:val="000000" w:themeColor="text1"/>
+                <w:kern w:val="2"/>
+                <w14:ligatures w14:val="standardContextual"/>
+              </w:rPr>
+              <w:t>的情形</w:t>
+            </w:r>
           </w:p>
         </w:tc>
         <w:tc>
@@ -12818,6 +13267,80 @@
                 <w14:ligatures w14:val="standardContextual"/>
               </w:rPr>
             </w:pPr>
+            <w:r>
+              <w:rPr>
+                <w:rFonts w:ascii="Calibri" w:eastAsiaTheme="minorEastAsia" w:hAnsi="Calibri" w:cs="Calibri"/>
+                <w:color w:val="000000" w:themeColor="text1"/>
+                <w:kern w:val="2"/>
+                <w14:ligatures w14:val="standardContextual"/>
+              </w:rPr>
+              <w:t>紅</w:t>
+            </w:r>
+            <w:proofErr w:type="gramStart"/>
+            <w:r>
+              <w:rPr>
+                <w:rFonts w:ascii="Calibri" w:eastAsiaTheme="minorEastAsia" w:hAnsi="Calibri" w:cs="Calibri"/>
+                <w:color w:val="000000" w:themeColor="text1"/>
+                <w:kern w:val="2"/>
+                <w14:ligatures w14:val="standardContextual"/>
+              </w:rPr>
+              <w:t>黑樹比</w:t>
+            </w:r>
+            <w:proofErr w:type="gramEnd"/>
+            <w:r>
+              <w:rPr>
+                <w:rFonts w:ascii="Calibri" w:eastAsiaTheme="minorEastAsia" w:hAnsi="Calibri" w:cs="Calibri"/>
+                <w:color w:val="000000" w:themeColor="text1"/>
+                <w:kern w:val="2"/>
+                <w14:ligatures w14:val="standardContextual"/>
+              </w:rPr>
+              <w:t xml:space="preserve"> AVL </w:t>
+            </w:r>
+            <w:r>
+              <w:rPr>
+                <w:rFonts w:ascii="Calibri" w:eastAsiaTheme="minorEastAsia" w:hAnsi="Calibri" w:cs="Calibri"/>
+                <w:color w:val="000000" w:themeColor="text1"/>
+                <w:kern w:val="2"/>
+                <w14:ligatures w14:val="standardContextual"/>
+              </w:rPr>
+              <w:t>平衡條件較寬鬆，插入與刪除時需要的旋轉次數通常更少，維護成本低</w:t>
+            </w:r>
+            <w:r>
+              <w:rPr>
+                <w:rFonts w:ascii="Calibri" w:eastAsiaTheme="minorEastAsia" w:hAnsi="Calibri" w:cs="Calibri" w:hint="eastAsia"/>
+                <w:color w:val="000000" w:themeColor="text1"/>
+                <w:kern w:val="2"/>
+                <w14:ligatures w14:val="standardContextual"/>
+              </w:rPr>
+              <w:t>，</w:t>
+            </w:r>
+            <w:r>
+              <w:rPr>
+                <w:rFonts w:ascii="Calibri" w:eastAsiaTheme="minorEastAsia" w:hAnsi="Calibri" w:cs="Calibri"/>
+                <w:color w:val="000000" w:themeColor="text1"/>
+                <w:kern w:val="2"/>
+                <w14:ligatures w14:val="standardContextual"/>
+              </w:rPr>
+              <w:t>在大量動態更新的情況下，能提供穩定的</w:t>
+            </w:r>
+            <w:r>
+              <w:rPr>
+                <w:rFonts w:ascii="Calibri" w:eastAsiaTheme="minorEastAsia" w:hAnsi="Calibri" w:cs="Calibri"/>
+                <w:color w:val="000000" w:themeColor="text1"/>
+                <w:kern w:val="2"/>
+                <w14:ligatures w14:val="standardContextual"/>
+              </w:rPr>
+              <w:t xml:space="preserve"> O(log n) </w:t>
+            </w:r>
+            <w:r>
+              <w:rPr>
+                <w:rFonts w:ascii="Calibri" w:eastAsiaTheme="minorEastAsia" w:hAnsi="Calibri" w:cs="Calibri"/>
+                <w:color w:val="000000" w:themeColor="text1"/>
+                <w:kern w:val="2"/>
+                <w14:ligatures w14:val="standardContextual"/>
+              </w:rPr>
+              <w:t>效能與較佳實務表現</w:t>
+            </w:r>
           </w:p>
         </w:tc>
       </w:tr>
@@ -12858,12 +13381,21 @@
               <w:pStyle w:val="Web"/>
               <w:spacing w:before="0" w:beforeAutospacing="0" w:after="0" w:afterAutospacing="0"/>
               <w:rPr>
-                <w:rFonts w:ascii="Calibri" w:eastAsiaTheme="minorEastAsia" w:hAnsi="Calibri" w:cs="Calibri"/>
+                <w:rFonts w:ascii="Calibri" w:eastAsiaTheme="minorEastAsia" w:hAnsi="Calibri" w:cs="Calibri" w:hint="eastAsia"/>
                 <w:color w:val="000000" w:themeColor="text1"/>
                 <w:kern w:val="2"/>
                 <w14:ligatures w14:val="standardContextual"/>
               </w:rPr>
             </w:pPr>
+            <w:r>
+              <w:rPr>
+                <w:rFonts w:ascii="Calibri" w:eastAsiaTheme="minorEastAsia" w:hAnsi="Calibri" w:cs="Calibri"/>
+                <w:color w:val="000000" w:themeColor="text1"/>
+                <w:kern w:val="2"/>
+                <w14:ligatures w14:val="standardContextual"/>
+              </w:rPr>
+              <w:t>排程系統中的最高優先權任務佇列</w:t>
+            </w:r>
           </w:p>
         </w:tc>
         <w:tc>
@@ -12881,6 +13413,51 @@
                 <w14:ligatures w14:val="standardContextual"/>
               </w:rPr>
             </w:pPr>
+            <w:r>
+              <w:rPr>
+                <w:rFonts w:ascii="Calibri" w:eastAsiaTheme="minorEastAsia" w:hAnsi="Calibri" w:cs="Calibri"/>
+                <w:color w:val="000000" w:themeColor="text1"/>
+                <w:kern w:val="2"/>
+                <w14:ligatures w14:val="standardContextual"/>
+              </w:rPr>
+              <w:t>以完全二元樹陣列儲存，能</w:t>
+            </w:r>
+            <w:r>
+              <w:rPr>
+                <w:rFonts w:ascii="Calibri" w:eastAsiaTheme="minorEastAsia" w:hAnsi="Calibri" w:cs="Calibri"/>
+                <w:color w:val="000000" w:themeColor="text1"/>
+                <w:kern w:val="2"/>
+                <w14:ligatures w14:val="standardContextual"/>
+              </w:rPr>
+              <w:t>O(1)</w:t>
+            </w:r>
+            <w:r>
+              <w:rPr>
+                <w:rFonts w:ascii="Calibri" w:eastAsiaTheme="minorEastAsia" w:hAnsi="Calibri" w:cs="Calibri"/>
+                <w:color w:val="000000" w:themeColor="text1"/>
+                <w:kern w:val="2"/>
+                <w14:ligatures w14:val="standardContextual"/>
+              </w:rPr>
+              <w:t>取得最大值、</w:t>
+            </w:r>
+            <w:r>
+              <w:rPr>
+                <w:rFonts w:ascii="Calibri" w:eastAsiaTheme="minorEastAsia" w:hAnsi="Calibri" w:cs="Calibri"/>
+                <w:color w:val="000000" w:themeColor="text1"/>
+                <w:kern w:val="2"/>
+                <w14:ligatures w14:val="standardContextual"/>
+              </w:rPr>
+              <w:t xml:space="preserve">O(log n) </w:t>
+            </w:r>
+            <w:r>
+              <w:rPr>
+                <w:rFonts w:ascii="Calibri" w:eastAsiaTheme="minorEastAsia" w:hAnsi="Calibri" w:cs="Calibri"/>
+                <w:color w:val="000000" w:themeColor="text1"/>
+                <w:kern w:val="2"/>
+                <w14:ligatures w14:val="standardContextual"/>
+              </w:rPr>
+              <w:t>插入與刪除，實作簡單且效率高。</w:t>
+            </w:r>
           </w:p>
         </w:tc>
       </w:tr>
@@ -12927,6 +13504,42 @@
                 <w14:ligatures w14:val="standardContextual"/>
               </w:rPr>
             </w:pPr>
+            <w:r>
+              <w:rPr>
+                <w:rFonts w:ascii="Calibri" w:eastAsiaTheme="minorEastAsia" w:hAnsi="Calibri" w:cs="Calibri"/>
+                <w:color w:val="000000" w:themeColor="text1"/>
+                <w:kern w:val="2"/>
+                <w14:ligatures w14:val="standardContextual"/>
+              </w:rPr>
+              <w:t>最短路徑演算法</w:t>
+            </w:r>
+            <w:r>
+              <w:rPr>
+                <w:rFonts w:ascii="Calibri" w:eastAsiaTheme="minorEastAsia" w:hAnsi="Calibri" w:cs="Calibri"/>
+                <w:color w:val="000000" w:themeColor="text1"/>
+                <w:kern w:val="2"/>
+                <w14:ligatures w14:val="standardContextual"/>
+              </w:rPr>
+              <w:t>(</w:t>
+            </w:r>
+            <w:r>
+              <w:rPr>
+                <w:rFonts w:ascii="Calibri" w:eastAsiaTheme="minorEastAsia" w:hAnsi="Calibri" w:cs="Calibri"/>
+                <w:color w:val="000000" w:themeColor="text1"/>
+                <w:kern w:val="2"/>
+                <w14:ligatures w14:val="standardContextual"/>
+              </w:rPr>
+              <w:t>Dijkstra</w:t>
+            </w:r>
+            <w:r>
+              <w:rPr>
+                <w:rFonts w:ascii="Calibri" w:eastAsiaTheme="minorEastAsia" w:hAnsi="Calibri" w:cs="Calibri"/>
+                <w:color w:val="000000" w:themeColor="text1"/>
+                <w:kern w:val="2"/>
+                <w14:ligatures w14:val="standardContextual"/>
+              </w:rPr>
+              <w:t>)</w:t>
+            </w:r>
           </w:p>
         </w:tc>
         <w:tc>
@@ -12936,14 +13549,76 @@
           <w:p>
             <w:pPr>
               <w:pStyle w:val="Web"/>
-              <w:spacing w:before="0" w:beforeAutospacing="0" w:after="0" w:afterAutospacing="0"/>
-              <w:rPr>
-                <w:rFonts w:ascii="Calibri" w:eastAsiaTheme="minorEastAsia" w:hAnsi="Calibri" w:cs="Calibri"/>
+              <w:rPr>
+                <w:rFonts w:ascii="Calibri" w:eastAsiaTheme="minorEastAsia" w:hAnsi="Calibri" w:cs="Calibri" w:hint="eastAsia"/>
                 <w:color w:val="000000" w:themeColor="text1"/>
                 <w:kern w:val="2"/>
                 <w14:ligatures w14:val="standardContextual"/>
               </w:rPr>
             </w:pPr>
+            <w:r>
+              <w:rPr>
+                <w:rFonts w:ascii="Calibri" w:eastAsiaTheme="minorEastAsia" w:hAnsi="Calibri" w:cs="Calibri" w:hint="eastAsia"/>
+                <w:color w:val="000000" w:themeColor="text1"/>
+                <w:kern w:val="2"/>
+                <w14:ligatures w14:val="standardContextual"/>
+              </w:rPr>
+              <w:t>利用</w:t>
+            </w:r>
+            <w:r>
+              <w:rPr>
+                <w:rFonts w:ascii="Calibri" w:eastAsiaTheme="minorEastAsia" w:hAnsi="Calibri" w:cs="Calibri" w:hint="eastAsia"/>
+                <w:color w:val="000000" w:themeColor="text1"/>
+                <w:kern w:val="2"/>
+                <w14:ligatures w14:val="standardContextual"/>
+              </w:rPr>
+              <w:t>heap</w:t>
+            </w:r>
+            <w:r>
+              <w:rPr>
+                <w:rFonts w:ascii="Calibri" w:eastAsiaTheme="minorEastAsia" w:hAnsi="Calibri" w:cs="Calibri" w:hint="eastAsia"/>
+                <w:color w:val="000000" w:themeColor="text1"/>
+                <w:kern w:val="2"/>
+                <w14:ligatures w14:val="standardContextual"/>
+              </w:rPr>
+              <w:t>可以在每次</w:t>
+            </w:r>
+            <w:r>
+              <w:rPr>
+                <w:rFonts w:ascii="Calibri" w:eastAsiaTheme="minorEastAsia" w:hAnsi="Calibri" w:cs="Calibri"/>
+                <w:color w:val="000000" w:themeColor="text1"/>
+                <w:kern w:val="2"/>
+                <w14:ligatures w14:val="standardContextual"/>
+              </w:rPr>
+              <w:t>RELAX</w:t>
+            </w:r>
+            <w:r>
+              <w:rPr>
+                <w:rFonts w:ascii="Calibri" w:eastAsiaTheme="minorEastAsia" w:hAnsi="Calibri" w:cs="Calibri" w:hint="eastAsia"/>
+                <w:color w:val="000000" w:themeColor="text1"/>
+                <w:kern w:val="2"/>
+                <w14:ligatures w14:val="standardContextual"/>
+              </w:rPr>
+              <w:t xml:space="preserve"> </w:t>
+            </w:r>
+            <w:r>
+              <w:rPr>
+                <w:rFonts w:ascii="Calibri" w:eastAsiaTheme="minorEastAsia" w:hAnsi="Calibri" w:cs="Calibri" w:hint="eastAsia"/>
+                <w:color w:val="000000" w:themeColor="text1"/>
+                <w:kern w:val="2"/>
+                <w14:ligatures w14:val="standardContextual"/>
+              </w:rPr>
+              <w:t>將時間成本壓到</w:t>
+            </w:r>
+            <w:r>
+              <w:rPr>
+                <w:rFonts w:ascii="Calibri" w:eastAsiaTheme="minorEastAsia" w:hAnsi="Calibri" w:cs="Calibri"/>
+                <w:color w:val="000000" w:themeColor="text1"/>
+                <w:kern w:val="2"/>
+                <w14:ligatures w14:val="standardContextual"/>
+              </w:rPr>
+              <w:t>O(log n)</w:t>
+            </w:r>
           </w:p>
         </w:tc>
       </w:tr>
@@ -13071,6 +13746,374 @@
           <w14:ligatures w14:val="standardContextual"/>
         </w:rPr>
       </w:pPr>
+      <w:r>
+        <w:rPr>
+          <w:rFonts w:ascii="Calibri" w:eastAsiaTheme="minorEastAsia" w:hAnsi="Calibri" w:cs="Calibri" w:hint="eastAsia"/>
+          <w:color w:val="000000" w:themeColor="text1"/>
+          <w:kern w:val="2"/>
+          <w14:ligatures w14:val="standardContextual"/>
+        </w:rPr>
+        <w:t>BST</w:t>
+      </w:r>
+      <w:r>
+        <w:rPr>
+          <w:rFonts w:ascii="Calibri" w:eastAsiaTheme="minorEastAsia" w:hAnsi="Calibri" w:cs="Calibri" w:hint="eastAsia"/>
+          <w:color w:val="000000" w:themeColor="text1"/>
+          <w:kern w:val="2"/>
+          <w14:ligatures w14:val="standardContextual"/>
+        </w:rPr>
+        <w:t>表現最差所以先不考慮</w:t>
+      </w:r>
+      <w:r>
+        <w:rPr>
+          <w:rFonts w:ascii="Calibri" w:eastAsiaTheme="minorEastAsia" w:hAnsi="Calibri" w:cs="Calibri" w:hint="eastAsia"/>
+          <w:color w:val="000000" w:themeColor="text1"/>
+          <w:kern w:val="2"/>
+          <w14:ligatures w14:val="standardContextual"/>
+        </w:rPr>
+        <w:t>(</w:t>
+      </w:r>
+      <w:r>
+        <w:rPr>
+          <w:rFonts w:ascii="Calibri" w:eastAsiaTheme="minorEastAsia" w:hAnsi="Calibri" w:cs="Calibri" w:hint="eastAsia"/>
+          <w:color w:val="000000" w:themeColor="text1"/>
+          <w:kern w:val="2"/>
+          <w14:ligatures w14:val="standardContextual"/>
+        </w:rPr>
+        <w:t>不平衡</w:t>
+      </w:r>
+      <w:r>
+        <w:rPr>
+          <w:rFonts w:ascii="Calibri" w:eastAsiaTheme="minorEastAsia" w:hAnsi="Calibri" w:cs="Calibri" w:hint="eastAsia"/>
+          <w:color w:val="000000" w:themeColor="text1"/>
+          <w:kern w:val="2"/>
+          <w14:ligatures w14:val="standardContextual"/>
+        </w:rPr>
+        <w:t>)</w:t>
+      </w:r>
+      <w:r>
+        <w:rPr>
+          <w:rFonts w:ascii="Calibri" w:eastAsiaTheme="minorEastAsia" w:hAnsi="Calibri" w:cs="Calibri" w:hint="eastAsia"/>
+          <w:color w:val="000000" w:themeColor="text1"/>
+          <w:kern w:val="2"/>
+          <w14:ligatures w14:val="standardContextual"/>
+        </w:rPr>
+        <w:t>。</w:t>
+      </w:r>
+    </w:p>
+    <w:p>
+      <w:pPr>
+        <w:pStyle w:val="Web"/>
+        <w:spacing w:before="0" w:beforeAutospacing="0" w:after="0" w:afterAutospacing="0"/>
+        <w:rPr>
+          <w:rFonts w:ascii="Calibri" w:eastAsiaTheme="minorEastAsia" w:hAnsi="Calibri" w:cs="Calibri"/>
+          <w:color w:val="000000" w:themeColor="text1"/>
+          <w:kern w:val="2"/>
+          <w14:ligatures w14:val="standardContextual"/>
+        </w:rPr>
+      </w:pPr>
+      <w:r>
+        <w:rPr>
+          <w:rFonts w:ascii="Calibri" w:eastAsiaTheme="minorEastAsia" w:hAnsi="Calibri" w:cs="Calibri"/>
+          <w:color w:val="000000" w:themeColor="text1"/>
+          <w:kern w:val="2"/>
+          <w14:ligatures w14:val="standardContextual"/>
+        </w:rPr>
+        <w:t>在盡可能多搜尋</w:t>
+      </w:r>
+      <w:r>
+        <w:rPr>
+          <w:rFonts w:ascii="Calibri" w:eastAsiaTheme="minorEastAsia" w:hAnsi="Calibri" w:cs="Calibri" w:hint="eastAsia"/>
+          <w:color w:val="000000" w:themeColor="text1"/>
+          <w:kern w:val="2"/>
+          <w14:ligatures w14:val="standardContextual"/>
+        </w:rPr>
+        <w:t>的</w:t>
+      </w:r>
+      <w:r>
+        <w:rPr>
+          <w:rFonts w:ascii="Calibri" w:eastAsiaTheme="minorEastAsia" w:hAnsi="Calibri" w:cs="Calibri"/>
+          <w:color w:val="000000" w:themeColor="text1"/>
+          <w:kern w:val="2"/>
+          <w14:ligatures w14:val="standardContextual"/>
+        </w:rPr>
+        <w:t>情境下</w:t>
+      </w:r>
+      <w:r>
+        <w:rPr>
+          <w:rFonts w:ascii="Calibri" w:eastAsiaTheme="minorEastAsia" w:hAnsi="Calibri" w:cs="Calibri" w:hint="eastAsia"/>
+          <w:color w:val="000000" w:themeColor="text1"/>
+          <w:kern w:val="2"/>
+          <w14:ligatures w14:val="standardContextual"/>
+        </w:rPr>
+        <w:t>，</w:t>
+      </w:r>
+      <w:r>
+        <w:rPr>
+          <w:rFonts w:ascii="Calibri" w:eastAsiaTheme="minorEastAsia" w:hAnsi="Calibri" w:cs="Calibri" w:hint="eastAsia"/>
+          <w:color w:val="000000" w:themeColor="text1"/>
+          <w:kern w:val="2"/>
+          <w14:ligatures w14:val="standardContextual"/>
+        </w:rPr>
+        <w:t>AVL</w:t>
+      </w:r>
+      <w:r>
+        <w:rPr>
+          <w:rFonts w:ascii="Calibri" w:eastAsiaTheme="minorEastAsia" w:hAnsi="Calibri" w:cs="Calibri" w:hint="eastAsia"/>
+          <w:color w:val="000000" w:themeColor="text1"/>
+          <w:kern w:val="2"/>
+          <w14:ligatures w14:val="standardContextual"/>
+        </w:rPr>
+        <w:t>更好，因為</w:t>
+      </w:r>
+      <w:r>
+        <w:rPr>
+          <w:rFonts w:ascii="Calibri" w:eastAsiaTheme="minorEastAsia" w:hAnsi="Calibri" w:cs="Calibri"/>
+          <w:color w:val="000000" w:themeColor="text1"/>
+          <w:kern w:val="2"/>
+          <w14:ligatures w14:val="standardContextual"/>
+        </w:rPr>
+        <w:t>AVL</w:t>
+      </w:r>
+      <w:r>
+        <w:rPr>
+          <w:rFonts w:ascii="Calibri" w:eastAsiaTheme="minorEastAsia" w:hAnsi="Calibri" w:cs="Calibri"/>
+          <w:color w:val="000000" w:themeColor="text1"/>
+          <w:kern w:val="2"/>
+          <w14:ligatures w14:val="standardContextual"/>
+        </w:rPr>
+        <w:t>是「嚴格平衡」的</w:t>
+      </w:r>
+      <w:proofErr w:type="gramStart"/>
+      <w:r>
+        <w:rPr>
+          <w:rFonts w:ascii="Calibri" w:eastAsiaTheme="minorEastAsia" w:hAnsi="Calibri" w:cs="Calibri"/>
+          <w:color w:val="000000" w:themeColor="text1"/>
+          <w:kern w:val="2"/>
+          <w14:ligatures w14:val="standardContextual"/>
+        </w:rPr>
+        <w:t>平衡樹</w:t>
+      </w:r>
+      <w:proofErr w:type="gramEnd"/>
+      <w:r>
+        <w:rPr>
+          <w:rFonts w:ascii="Calibri" w:eastAsiaTheme="minorEastAsia" w:hAnsi="Calibri" w:cs="Calibri"/>
+          <w:color w:val="000000" w:themeColor="text1"/>
+          <w:kern w:val="2"/>
+          <w14:ligatures w14:val="standardContextual"/>
+        </w:rPr>
+        <w:t>，高度更接近</w:t>
+      </w:r>
+      <w:r>
+        <w:rPr>
+          <w:rFonts w:ascii="Calibri" w:eastAsiaTheme="minorEastAsia" w:hAnsi="Calibri" w:cs="Calibri"/>
+          <w:color w:val="000000" w:themeColor="text1"/>
+          <w:kern w:val="2"/>
+          <w14:ligatures w14:val="standardContextual"/>
+        </w:rPr>
+        <w:t>log n</w:t>
+      </w:r>
+    </w:p>
+    <w:p>
+      <w:pPr>
+        <w:pStyle w:val="Web"/>
+        <w:spacing w:before="0" w:beforeAutospacing="0" w:after="0" w:afterAutospacing="0"/>
+        <w:rPr>
+          <w:rFonts w:ascii="Calibri" w:eastAsiaTheme="minorEastAsia" w:hAnsi="Calibri" w:cs="Calibri" w:hint="eastAsia"/>
+          <w:color w:val="000000" w:themeColor="text1"/>
+          <w:kern w:val="2"/>
+          <w14:ligatures w14:val="standardContextual"/>
+        </w:rPr>
+      </w:pPr>
+      <w:r>
+        <w:rPr>
+          <w:rFonts w:ascii="Calibri" w:eastAsiaTheme="minorEastAsia" w:hAnsi="Calibri" w:cs="Calibri" w:hint="eastAsia"/>
+          <w:color w:val="000000" w:themeColor="text1"/>
+          <w:kern w:val="2"/>
+          <w14:ligatures w14:val="standardContextual"/>
+        </w:rPr>
+        <w:t>，而</w:t>
+      </w:r>
+      <w:r>
+        <w:rPr>
+          <w:rFonts w:ascii="Calibri" w:eastAsiaTheme="minorEastAsia" w:hAnsi="Calibri" w:cs="Calibri"/>
+          <w:color w:val="000000" w:themeColor="text1"/>
+          <w:kern w:val="2"/>
+          <w14:ligatures w14:val="standardContextual"/>
+        </w:rPr>
+        <w:t>Red-black trees</w:t>
+      </w:r>
+      <w:r>
+        <w:rPr>
+          <w:rFonts w:ascii="Calibri" w:eastAsiaTheme="minorEastAsia" w:hAnsi="Calibri" w:cs="Calibri" w:hint="eastAsia"/>
+          <w:color w:val="000000" w:themeColor="text1"/>
+          <w:kern w:val="2"/>
+          <w14:ligatures w14:val="standardContextual"/>
+        </w:rPr>
+        <w:t>則是相對寬鬆一點的</w:t>
+      </w:r>
+      <w:r>
+        <w:rPr>
+          <w:rFonts w:ascii="Calibri" w:eastAsiaTheme="minorEastAsia" w:hAnsi="Calibri" w:cs="Calibri"/>
+          <w:color w:val="000000" w:themeColor="text1"/>
+          <w:kern w:val="2"/>
+          <w14:ligatures w14:val="standardContextual"/>
+        </w:rPr>
+        <w:t>tree</w:t>
+      </w:r>
+      <w:r>
+        <w:rPr>
+          <w:rFonts w:ascii="Calibri" w:eastAsiaTheme="minorEastAsia" w:hAnsi="Calibri" w:cs="Calibri" w:hint="eastAsia"/>
+          <w:color w:val="000000" w:themeColor="text1"/>
+          <w:kern w:val="2"/>
+          <w14:ligatures w14:val="standardContextual"/>
+        </w:rPr>
+        <w:t>，他可以容忍</w:t>
+      </w:r>
+      <w:r>
+        <w:rPr>
+          <w:rFonts w:ascii="Calibri" w:eastAsiaTheme="minorEastAsia" w:hAnsi="Calibri" w:cs="Calibri"/>
+          <w:color w:val="000000" w:themeColor="text1"/>
+          <w:kern w:val="2"/>
+          <w14:ligatures w14:val="standardContextual"/>
+        </w:rPr>
+        <w:t>AVL</w:t>
+      </w:r>
+      <w:r>
+        <w:rPr>
+          <w:rFonts w:ascii="Calibri" w:eastAsiaTheme="minorEastAsia" w:hAnsi="Calibri" w:cs="Calibri"/>
+          <w:color w:val="000000" w:themeColor="text1"/>
+          <w:kern w:val="2"/>
+          <w14:ligatures w14:val="standardContextual"/>
+        </w:rPr>
+        <w:t>兩倍常數因子</w:t>
+      </w:r>
+      <w:r>
+        <w:rPr>
+          <w:rFonts w:ascii="Calibri" w:eastAsiaTheme="minorEastAsia" w:hAnsi="Calibri" w:cs="Calibri" w:hint="eastAsia"/>
+          <w:color w:val="000000" w:themeColor="text1"/>
+          <w:kern w:val="2"/>
+          <w14:ligatures w14:val="standardContextual"/>
+        </w:rPr>
+        <w:t>的高度差，因</w:t>
+      </w:r>
+      <w:r>
+        <w:rPr>
+          <w:rFonts w:ascii="Calibri" w:eastAsiaTheme="minorEastAsia" w:hAnsi="Calibri" w:cs="Calibri" w:hint="eastAsia"/>
+          <w:color w:val="000000" w:themeColor="text1"/>
+          <w:kern w:val="2"/>
+          <w14:ligatures w14:val="standardContextual"/>
+        </w:rPr>
+        <w:t>此</w:t>
+      </w:r>
+      <w:r>
+        <w:rPr>
+          <w:rFonts w:ascii="Calibri" w:eastAsiaTheme="minorEastAsia" w:hAnsi="Calibri" w:cs="Calibri"/>
+          <w:color w:val="000000" w:themeColor="text1"/>
+          <w:kern w:val="2"/>
+          <w14:ligatures w14:val="standardContextual"/>
+        </w:rPr>
+        <w:t>在大量搜尋時，</w:t>
+      </w:r>
+      <w:r>
+        <w:rPr>
+          <w:rFonts w:ascii="Calibri" w:eastAsiaTheme="minorEastAsia" w:hAnsi="Calibri" w:cs="Calibri"/>
+          <w:color w:val="000000" w:themeColor="text1"/>
+          <w:kern w:val="2"/>
+          <w14:ligatures w14:val="standardContextual"/>
+        </w:rPr>
+        <w:t>AVL</w:t>
+      </w:r>
+      <w:r>
+        <w:rPr>
+          <w:rFonts w:ascii="Calibri" w:eastAsiaTheme="minorEastAsia" w:hAnsi="Calibri" w:cs="Calibri" w:hint="eastAsia"/>
+          <w:color w:val="000000" w:themeColor="text1"/>
+          <w:kern w:val="2"/>
+          <w14:ligatures w14:val="standardContextual"/>
+        </w:rPr>
+        <w:t>的</w:t>
+      </w:r>
+      <w:r>
+        <w:rPr>
+          <w:rFonts w:ascii="Calibri" w:eastAsiaTheme="minorEastAsia" w:hAnsi="Calibri" w:cs="Calibri"/>
+          <w:color w:val="000000" w:themeColor="text1"/>
+          <w:kern w:val="2"/>
+          <w14:ligatures w14:val="standardContextual"/>
+        </w:rPr>
+        <w:t>路徑平均會比較短，</w:t>
+      </w:r>
+      <w:r>
+        <w:rPr>
+          <w:rFonts w:ascii="Calibri" w:eastAsiaTheme="minorEastAsia" w:hAnsi="Calibri" w:cs="Calibri" w:hint="eastAsia"/>
+          <w:color w:val="000000" w:themeColor="text1"/>
+          <w:kern w:val="2"/>
+          <w14:ligatures w14:val="standardContextual"/>
+        </w:rPr>
+        <w:t>所以</w:t>
+      </w:r>
+      <w:r>
+        <w:rPr>
+          <w:rFonts w:ascii="Calibri" w:eastAsiaTheme="minorEastAsia" w:hAnsi="Calibri" w:cs="Calibri"/>
+          <w:color w:val="000000" w:themeColor="text1"/>
+          <w:kern w:val="2"/>
+          <w14:ligatures w14:val="standardContextual"/>
+        </w:rPr>
+        <w:t xml:space="preserve">AVL </w:t>
+      </w:r>
+      <w:r>
+        <w:rPr>
+          <w:rFonts w:ascii="Calibri" w:eastAsiaTheme="minorEastAsia" w:hAnsi="Calibri" w:cs="Calibri"/>
+          <w:color w:val="000000" w:themeColor="text1"/>
+          <w:kern w:val="2"/>
+          <w14:ligatures w14:val="standardContextual"/>
+        </w:rPr>
+        <w:t>搜尋</w:t>
+      </w:r>
+      <w:r>
+        <w:rPr>
+          <w:rFonts w:ascii="Calibri" w:eastAsiaTheme="minorEastAsia" w:hAnsi="Calibri" w:cs="Calibri" w:hint="eastAsia"/>
+          <w:color w:val="000000" w:themeColor="text1"/>
+          <w:kern w:val="2"/>
+          <w14:ligatures w14:val="standardContextual"/>
+        </w:rPr>
+        <w:t>表現會比</w:t>
+      </w:r>
+      <w:r>
+        <w:rPr>
+          <w:rFonts w:ascii="Calibri" w:eastAsiaTheme="minorEastAsia" w:hAnsi="Calibri" w:cs="Calibri"/>
+          <w:color w:val="000000" w:themeColor="text1"/>
+          <w:kern w:val="2"/>
+          <w14:ligatures w14:val="standardContextual"/>
+        </w:rPr>
+        <w:t>Red</w:t>
+      </w:r>
+      <w:r>
+        <w:rPr>
+          <w:rFonts w:ascii="Calibri" w:eastAsiaTheme="minorEastAsia" w:hAnsi="Calibri" w:cs="Calibri" w:hint="eastAsia"/>
+          <w:color w:val="000000" w:themeColor="text1"/>
+          <w:kern w:val="2"/>
+          <w14:ligatures w14:val="standardContextual"/>
+        </w:rPr>
+        <w:t>-Black trees</w:t>
+      </w:r>
+      <w:r>
+        <w:rPr>
+          <w:rFonts w:ascii="Calibri" w:eastAsiaTheme="minorEastAsia" w:hAnsi="Calibri" w:cs="Calibri" w:hint="eastAsia"/>
+          <w:color w:val="000000" w:themeColor="text1"/>
+          <w:kern w:val="2"/>
+          <w14:ligatures w14:val="standardContextual"/>
+        </w:rPr>
+        <w:t>好</w:t>
+      </w:r>
+      <w:r>
+        <w:rPr>
+          <w:rFonts w:ascii="Calibri" w:eastAsiaTheme="minorEastAsia" w:hAnsi="Calibri" w:cs="Calibri"/>
+          <w:color w:val="000000" w:themeColor="text1"/>
+          <w:kern w:val="2"/>
+          <w14:ligatures w14:val="standardContextual"/>
+        </w:rPr>
+        <w:t>。</w:t>
+      </w:r>
     </w:p>
     <w:p>
       <w:pPr>
@@ -13110,12 +14153,195 @@
         <w:pStyle w:val="Web"/>
         <w:spacing w:before="0" w:beforeAutospacing="0" w:after="0" w:afterAutospacing="0"/>
         <w:rPr>
-          <w:rFonts w:ascii="Calibri" w:eastAsiaTheme="minorEastAsia" w:hAnsi="Calibri" w:cs="Calibri"/>
-          <w:color w:val="000000" w:themeColor="text1"/>
-          <w:kern w:val="2"/>
-          <w14:ligatures w14:val="standardContextual"/>
-        </w:rPr>
-      </w:pPr>
+          <w:rFonts w:ascii="Calibri" w:eastAsiaTheme="minorEastAsia" w:hAnsi="Calibri" w:cs="Calibri" w:hint="eastAsia"/>
+          <w:color w:val="000000" w:themeColor="text1"/>
+          <w:kern w:val="2"/>
+          <w14:ligatures w14:val="standardContextual"/>
+        </w:rPr>
+      </w:pPr>
+      <w:r>
+        <w:rPr>
+          <w:rFonts w:ascii="Calibri" w:eastAsiaTheme="minorEastAsia" w:hAnsi="Calibri" w:cs="Calibri" w:hint="eastAsia"/>
+          <w:color w:val="000000" w:themeColor="text1"/>
+          <w:kern w:val="2"/>
+          <w14:ligatures w14:val="standardContextual"/>
+        </w:rPr>
+        <w:t>BST</w:t>
+      </w:r>
+      <w:r>
+        <w:rPr>
+          <w:rFonts w:ascii="Calibri" w:eastAsiaTheme="minorEastAsia" w:hAnsi="Calibri" w:cs="Calibri" w:hint="eastAsia"/>
+          <w:color w:val="000000" w:themeColor="text1"/>
+          <w:kern w:val="2"/>
+          <w14:ligatures w14:val="standardContextual"/>
+        </w:rPr>
+        <w:t>表現最差所以先不考慮</w:t>
+      </w:r>
+      <w:r>
+        <w:rPr>
+          <w:rFonts w:ascii="Calibri" w:eastAsiaTheme="minorEastAsia" w:hAnsi="Calibri" w:cs="Calibri"/>
+          <w:color w:val="000000" w:themeColor="text1"/>
+          <w:kern w:val="2"/>
+          <w14:ligatures w14:val="standardContextual"/>
+        </w:rPr>
+        <w:t>(</w:t>
+      </w:r>
+      <w:r>
+        <w:rPr>
+          <w:rFonts w:ascii="Calibri" w:eastAsiaTheme="minorEastAsia" w:hAnsi="Calibri" w:cs="Calibri" w:hint="eastAsia"/>
+          <w:color w:val="000000" w:themeColor="text1"/>
+          <w:kern w:val="2"/>
+          <w14:ligatures w14:val="standardContextual"/>
+        </w:rPr>
+        <w:t>不平衡</w:t>
+      </w:r>
+      <w:r>
+        <w:rPr>
+          <w:rFonts w:ascii="Calibri" w:eastAsiaTheme="minorEastAsia" w:hAnsi="Calibri" w:cs="Calibri"/>
+          <w:color w:val="000000" w:themeColor="text1"/>
+          <w:kern w:val="2"/>
+          <w14:ligatures w14:val="standardContextual"/>
+        </w:rPr>
+        <w:t>)</w:t>
+      </w:r>
+      <w:r>
+        <w:rPr>
+          <w:rFonts w:ascii="Calibri" w:eastAsiaTheme="minorEastAsia" w:hAnsi="Calibri" w:cs="Calibri" w:hint="eastAsia"/>
+          <w:color w:val="000000" w:themeColor="text1"/>
+          <w:kern w:val="2"/>
+          <w14:ligatures w14:val="standardContextual"/>
+        </w:rPr>
+        <w:t>。</w:t>
+      </w:r>
+    </w:p>
+    <w:p>
+      <w:pPr>
+        <w:pStyle w:val="Web"/>
+        <w:spacing w:before="0" w:beforeAutospacing="0" w:after="0" w:afterAutospacing="0"/>
+        <w:rPr>
+          <w:rFonts w:ascii="Calibri" w:eastAsiaTheme="minorEastAsia" w:hAnsi="Calibri" w:cs="Calibri"/>
+          <w:color w:val="000000" w:themeColor="text1"/>
+          <w:kern w:val="2"/>
+          <w14:ligatures w14:val="standardContextual"/>
+        </w:rPr>
+      </w:pPr>
+      <w:r>
+        <w:rPr>
+          <w:rFonts w:ascii="Calibri" w:eastAsiaTheme="minorEastAsia" w:hAnsi="Calibri" w:cs="Calibri" w:hint="eastAsia"/>
+          <w:color w:val="000000" w:themeColor="text1"/>
+          <w:kern w:val="2"/>
+          <w14:ligatures w14:val="standardContextual"/>
+        </w:rPr>
+        <w:t>在</w:t>
+      </w:r>
+      <w:r>
+        <w:rPr>
+          <w:rFonts w:ascii="Calibri" w:eastAsiaTheme="minorEastAsia" w:hAnsi="Calibri" w:cs="Calibri"/>
+          <w:color w:val="000000" w:themeColor="text1"/>
+          <w:kern w:val="2"/>
+          <w14:ligatures w14:val="standardContextual"/>
+        </w:rPr>
+        <w:t>大量插入與刪除</w:t>
+      </w:r>
+      <w:r>
+        <w:rPr>
+          <w:rFonts w:ascii="Calibri" w:eastAsiaTheme="minorEastAsia" w:hAnsi="Calibri" w:cs="Calibri" w:hint="eastAsia"/>
+          <w:color w:val="000000" w:themeColor="text1"/>
+          <w:kern w:val="2"/>
+          <w14:ligatures w14:val="standardContextual"/>
+        </w:rPr>
+        <w:t>的情況下，</w:t>
+      </w:r>
+      <w:r>
+        <w:rPr>
+          <w:rFonts w:ascii="Calibri" w:eastAsiaTheme="minorEastAsia" w:hAnsi="Calibri" w:cs="Calibri"/>
+          <w:color w:val="000000" w:themeColor="text1"/>
+          <w:kern w:val="2"/>
+          <w14:ligatures w14:val="standardContextual"/>
+        </w:rPr>
+        <w:t>Red-Black Tree</w:t>
+      </w:r>
+      <w:r>
+        <w:rPr>
+          <w:rFonts w:ascii="Calibri" w:eastAsiaTheme="minorEastAsia" w:hAnsi="Calibri" w:cs="Calibri" w:hint="eastAsia"/>
+          <w:color w:val="000000" w:themeColor="text1"/>
+          <w:kern w:val="2"/>
+          <w14:ligatures w14:val="standardContextual"/>
+        </w:rPr>
+        <w:t>，因為</w:t>
+      </w:r>
+      <w:r>
+        <w:rPr>
+          <w:rFonts w:ascii="Calibri" w:eastAsiaTheme="minorEastAsia" w:hAnsi="Calibri" w:cs="Calibri"/>
+          <w:color w:val="000000" w:themeColor="text1"/>
+          <w:kern w:val="2"/>
+          <w14:ligatures w14:val="standardContextual"/>
+        </w:rPr>
+        <w:t xml:space="preserve">Red-Black Tree </w:t>
+      </w:r>
+      <w:r>
+        <w:rPr>
+          <w:rFonts w:ascii="Calibri" w:eastAsiaTheme="minorEastAsia" w:hAnsi="Calibri" w:cs="Calibri"/>
+          <w:color w:val="000000" w:themeColor="text1"/>
+          <w:kern w:val="2"/>
+          <w14:ligatures w14:val="standardContextual"/>
+        </w:rPr>
+        <w:t>的平衡條件比較寬鬆</w:t>
+      </w:r>
+      <w:r>
+        <w:rPr>
+          <w:rFonts w:ascii="Calibri" w:eastAsiaTheme="minorEastAsia" w:hAnsi="Calibri" w:cs="Calibri" w:hint="eastAsia"/>
+          <w:color w:val="000000" w:themeColor="text1"/>
+          <w:kern w:val="2"/>
+          <w14:ligatures w14:val="standardContextual"/>
+        </w:rPr>
+        <w:t>，所以</w:t>
+      </w:r>
+      <w:r>
+        <w:rPr>
+          <w:rFonts w:ascii="Calibri" w:eastAsiaTheme="minorEastAsia" w:hAnsi="Calibri" w:cs="Calibri"/>
+          <w:color w:val="000000" w:themeColor="text1"/>
+          <w:kern w:val="2"/>
+          <w14:ligatures w14:val="standardContextual"/>
+        </w:rPr>
+        <w:t>插入與刪除時需要的旋轉次數通常比</w:t>
+      </w:r>
+      <w:r>
+        <w:rPr>
+          <w:rFonts w:ascii="Calibri" w:eastAsiaTheme="minorEastAsia" w:hAnsi="Calibri" w:cs="Calibri"/>
+          <w:color w:val="000000" w:themeColor="text1"/>
+          <w:kern w:val="2"/>
+          <w14:ligatures w14:val="standardContextual"/>
+        </w:rPr>
+        <w:t xml:space="preserve"> AVL </w:t>
+      </w:r>
+      <w:r>
+        <w:rPr>
+          <w:rFonts w:ascii="Calibri" w:eastAsiaTheme="minorEastAsia" w:hAnsi="Calibri" w:cs="Calibri"/>
+          <w:color w:val="000000" w:themeColor="text1"/>
+          <w:kern w:val="2"/>
+          <w14:ligatures w14:val="standardContextual"/>
+        </w:rPr>
+        <w:t>少，</w:t>
+      </w:r>
+      <w:r>
+        <w:rPr>
+          <w:rFonts w:ascii="Calibri" w:eastAsiaTheme="minorEastAsia" w:hAnsi="Calibri" w:cs="Calibri" w:hint="eastAsia"/>
+          <w:color w:val="000000" w:themeColor="text1"/>
+          <w:kern w:val="2"/>
+          <w14:ligatures w14:val="standardContextual"/>
+        </w:rPr>
+        <w:t>在</w:t>
+      </w:r>
+      <w:r>
+        <w:rPr>
+          <w:rFonts w:ascii="Calibri" w:eastAsiaTheme="minorEastAsia" w:hAnsi="Calibri" w:cs="Calibri"/>
+          <w:color w:val="000000" w:themeColor="text1"/>
+          <w:kern w:val="2"/>
+          <w14:ligatures w14:val="standardContextual"/>
+        </w:rPr>
+        <w:t>大量插入與刪除的場景下有較好的整體效能。</w:t>
+      </w:r>
     </w:p>
     <w:p>
       <w:pPr>
@@ -13179,6 +14405,78 @@
           <w14:ligatures w14:val="standardContextual"/>
         </w:rPr>
       </w:pPr>
+      <w:r>
+        <w:rPr>
+          <w:rFonts w:ascii="Calibri" w:eastAsiaTheme="minorEastAsia" w:hAnsi="Calibri" w:cs="Calibri" w:hint="eastAsia"/>
+          <w:color w:val="000000" w:themeColor="text1"/>
+          <w:kern w:val="2"/>
+          <w14:ligatures w14:val="standardContextual"/>
+        </w:rPr>
+        <w:t>我覺得使用</w:t>
+      </w:r>
+      <w:r>
+        <w:rPr>
+          <w:rFonts w:ascii="Calibri" w:eastAsiaTheme="minorEastAsia" w:hAnsi="Calibri" w:cs="Calibri"/>
+          <w:color w:val="000000" w:themeColor="text1"/>
+          <w:kern w:val="2"/>
+          <w14:ligatures w14:val="standardContextual"/>
+        </w:rPr>
+        <w:t>hash table</w:t>
+      </w:r>
+      <w:r>
+        <w:rPr>
+          <w:rFonts w:ascii="Calibri" w:eastAsiaTheme="minorEastAsia" w:hAnsi="Calibri" w:cs="Calibri" w:hint="eastAsia"/>
+          <w:color w:val="000000" w:themeColor="text1"/>
+          <w:kern w:val="2"/>
+          <w14:ligatures w14:val="standardContextual"/>
+        </w:rPr>
+        <w:t>最好，因為其</w:t>
+      </w:r>
+      <w:r>
+        <w:rPr>
+          <w:rFonts w:ascii="Calibri" w:eastAsiaTheme="minorEastAsia" w:hAnsi="Calibri" w:cs="Calibri"/>
+          <w:color w:val="000000" w:themeColor="text1"/>
+          <w:kern w:val="2"/>
+          <w14:ligatures w14:val="standardContextual"/>
+        </w:rPr>
+        <w:t>平均查詢時間為</w:t>
+      </w:r>
+      <w:r>
+        <w:rPr>
+          <w:rFonts w:ascii="Calibri" w:eastAsiaTheme="minorEastAsia" w:hAnsi="Calibri" w:cs="Calibri"/>
+          <w:color w:val="000000" w:themeColor="text1"/>
+          <w:kern w:val="2"/>
+          <w14:ligatures w14:val="standardContextual"/>
+        </w:rPr>
+        <w:t xml:space="preserve"> O(1)</w:t>
+      </w:r>
+      <w:r>
+        <w:rPr>
+          <w:rFonts w:ascii="Calibri" w:eastAsiaTheme="minorEastAsia" w:hAnsi="Calibri" w:cs="Calibri" w:hint="eastAsia"/>
+          <w:color w:val="000000" w:themeColor="text1"/>
+          <w:kern w:val="2"/>
+          <w14:ligatures w14:val="standardContextual"/>
+        </w:rPr>
+        <w:t>，而且因為</w:t>
+      </w:r>
+      <w:r>
+        <w:rPr>
+          <w:rFonts w:ascii="Calibri" w:eastAsiaTheme="minorEastAsia" w:hAnsi="Calibri" w:cs="Calibri" w:hint="eastAsia"/>
+          <w:color w:val="000000" w:themeColor="text1"/>
+          <w:kern w:val="2"/>
+          <w14:ligatures w14:val="standardContextual"/>
+        </w:rPr>
+        <w:t>資料是靜態的，適合預先設計良好的雜湊函數</w:t>
+      </w:r>
+      <w:r>
+        <w:rPr>
+          <w:rFonts w:ascii="Calibri" w:eastAsiaTheme="minorEastAsia" w:hAnsi="Calibri" w:cs="Calibri" w:hint="eastAsia"/>
+          <w:color w:val="000000" w:themeColor="text1"/>
+          <w:kern w:val="2"/>
+          <w14:ligatures w14:val="standardContextual"/>
+        </w:rPr>
+        <w:t>。</w:t>
+      </w:r>
     </w:p>
     <w:p>
       <w:pPr>
@@ -13274,6 +14572,7 @@
                 <w:kern w:val="2"/>
                 <w14:ligatures w14:val="standardContextual"/>
               </w:rPr>
+              <w:lastRenderedPageBreak/>
               <w:t>Index</w:t>
             </w:r>
           </w:p>
@@ -14900,6 +16199,148 @@
               <w:spacing w:before="0" w:beforeAutospacing="0" w:after="0" w:afterAutospacing="0"/>
               <w:rPr>
                 <w:rFonts w:ascii="Calibri" w:eastAsiaTheme="minorEastAsia" w:hAnsi="Calibri" w:cs="Calibri"/>
+                <w:color w:val="000000" w:themeColor="text1"/>
+                <w:kern w:val="2"/>
+                <w14:ligatures w14:val="standardContextual"/>
+              </w:rPr>
+            </w:pPr>
+            <w:r>
+              <w:rPr>
+                <w:rFonts w:ascii="Calibri" w:eastAsiaTheme="minorEastAsia" w:hAnsi="Calibri" w:cs="Calibri"/>
+                <w:color w:val="000000" w:themeColor="text1"/>
+                <w:kern w:val="2"/>
+                <w14:ligatures w14:val="standardContextual"/>
+              </w:rPr>
+              <w:t>請問</w:t>
+            </w:r>
+            <w:r>
+              <w:rPr>
+                <w:rFonts w:ascii="Calibri" w:eastAsiaTheme="minorEastAsia" w:hAnsi="Calibri" w:cs="Calibri"/>
+                <w:color w:val="000000" w:themeColor="text1"/>
+                <w:kern w:val="2"/>
+                <w14:ligatures w14:val="standardContextual"/>
+              </w:rPr>
+              <w:t>Binary Tree</w:t>
+            </w:r>
+            <w:r>
+              <w:rPr>
+                <w:rFonts w:ascii="Calibri" w:eastAsiaTheme="minorEastAsia" w:hAnsi="Calibri" w:cs="Calibri"/>
+                <w:color w:val="000000" w:themeColor="text1"/>
+                <w:kern w:val="2"/>
+                <w14:ligatures w14:val="standardContextual"/>
+              </w:rPr>
+              <w:t>有哪些適合應用的場景，以及為什麼適用</w:t>
+            </w:r>
+          </w:p>
+        </w:tc>
+      </w:tr>
+      <w:tr>
+        <w:tc>
+          <w:tcPr>
+            <w:tcW w:w="846" w:type="dxa"/>
+          </w:tcPr>
+          <w:p>
+            <w:pPr>
+              <w:pStyle w:val="Web"/>
+              <w:spacing w:before="0" w:beforeAutospacing="0" w:after="0" w:afterAutospacing="0"/>
+              <w:rPr>
+                <w:rFonts w:ascii="Calibri" w:eastAsiaTheme="minorEastAsia" w:hAnsi="Calibri" w:cs="Calibri"/>
+                <w:color w:val="000000" w:themeColor="text1"/>
+                <w:kern w:val="2"/>
+                <w14:ligatures w14:val="standardContextual"/>
+              </w:rPr>
+            </w:pPr>
+          </w:p>
+        </w:tc>
+        <w:tc>
+          <w:tcPr>
+            <w:tcW w:w="1417" w:type="dxa"/>
+          </w:tcPr>
+          <w:p>
+            <w:pPr>
+              <w:pStyle w:val="Web"/>
+              <w:spacing w:before="0" w:beforeAutospacing="0" w:after="0" w:afterAutospacing="0"/>
+              <w:rPr>
+                <w:rFonts w:ascii="Calibri" w:eastAsiaTheme="minorEastAsia" w:hAnsi="Calibri" w:cs="Calibri"/>
+                <w:color w:val="000000" w:themeColor="text1"/>
+                <w:kern w:val="2"/>
+                <w14:ligatures w14:val="standardContextual"/>
+              </w:rPr>
+            </w:pPr>
+          </w:p>
+        </w:tc>
+        <w:tc>
+          <w:tcPr>
+            <w:tcW w:w="3686" w:type="dxa"/>
+          </w:tcPr>
+          <w:p>
+            <w:pPr>
+              <w:pStyle w:val="Web"/>
+              <w:spacing w:before="0" w:beforeAutospacing="0" w:after="0" w:afterAutospacing="0"/>
+              <w:rPr>
+                <w:rFonts w:ascii="Calibri" w:eastAsiaTheme="minorEastAsia" w:hAnsi="Calibri" w:cs="Calibri"/>
+                <w:color w:val="000000" w:themeColor="text1"/>
+                <w:kern w:val="2"/>
+                <w14:ligatures w14:val="standardContextual"/>
+              </w:rPr>
+            </w:pPr>
+          </w:p>
+        </w:tc>
+        <w:tc>
+          <w:tcPr>
+            <w:tcW w:w="3787" w:type="dxa"/>
+          </w:tcPr>
+          <w:p>
+            <w:pPr>
+              <w:pStyle w:val="Web"/>
+              <w:spacing w:before="0" w:beforeAutospacing="0" w:after="0" w:afterAutospacing="0"/>
+              <w:rPr>
+                <w:rFonts w:ascii="Calibri" w:hAnsi="Calibri" w:cs="Calibri"/>
+                <w:color w:val="000000" w:themeColor="text1"/>
+              </w:rPr>
+            </w:pPr>
+            <w:r>
+              <w:rPr>
+                <w:rFonts w:ascii="Calibri" w:hAnsi="Calibri" w:cs="Calibri"/>
+                <w:color w:val="000000" w:themeColor="text1"/>
+              </w:rPr>
+              <w:t>那</w:t>
+            </w:r>
+            <w:r>
+              <w:rPr>
+                <w:rFonts w:ascii="Calibri" w:hAnsi="Calibri" w:cs="Calibri"/>
+                <w:color w:val="000000" w:themeColor="text1"/>
+              </w:rPr>
+              <w:t>Complete Binary Tree</w:t>
+            </w:r>
+            <w:r>
+              <w:rPr>
+                <w:rFonts w:ascii="Calibri" w:hAnsi="Calibri" w:cs="Calibri"/>
+                <w:color w:val="000000" w:themeColor="text1"/>
+              </w:rPr>
+              <w:t>呢</w:t>
+            </w:r>
+            <w:r>
+              <w:rPr>
+                <w:rFonts w:ascii="Calibri" w:hAnsi="Calibri" w:cs="Calibri"/>
+                <w:color w:val="000000" w:themeColor="text1"/>
+              </w:rPr>
+              <w:t xml:space="preserve"> </w:t>
+            </w:r>
+            <w:r>
+              <w:rPr>
+                <w:rFonts w:ascii="Calibri" w:hAnsi="Calibri" w:cs="Calibri"/>
+                <w:color w:val="000000" w:themeColor="text1"/>
+              </w:rPr>
+              <w:t>有哪些適合應用的場景，以及為什麼適用</w:t>
+            </w:r>
+          </w:p>
+          <w:p>
+            <w:pPr>
+              <w:pStyle w:val="Web"/>
+              <w:spacing w:before="0" w:beforeAutospacing="0" w:after="0" w:afterAutospacing="0"/>
+              <w:rPr>
+                <w:rFonts w:ascii="Calibri" w:eastAsiaTheme="minorEastAsia" w:hAnsi="Calibri" w:cs="Calibri" w:hint="eastAsia"/>
                 <w:color w:val="000000" w:themeColor="text1"/>
                 <w:kern w:val="2"/>
                 <w14:ligatures w14:val="standardContextual"/>
@@ -14975,6 +16416,497 @@
                 <w14:ligatures w14:val="standardContextual"/>
               </w:rPr>
             </w:pPr>
+            <w:r>
+              <w:rPr>
+                <w:rFonts w:ascii="Calibri" w:eastAsiaTheme="minorEastAsia" w:hAnsi="Calibri" w:cs="Calibri" w:hint="eastAsia"/>
+                <w:color w:val="000000" w:themeColor="text1"/>
+                <w:kern w:val="2"/>
+                <w14:ligatures w14:val="standardContextual"/>
+              </w:rPr>
+              <w:t>請問</w:t>
+            </w:r>
+            <w:r>
+              <w:rPr>
+                <w:rFonts w:ascii="Calibri" w:eastAsiaTheme="minorEastAsia" w:hAnsi="Calibri" w:cs="Calibri"/>
+                <w:color w:val="000000" w:themeColor="text1"/>
+                <w:kern w:val="2"/>
+                <w14:ligatures w14:val="standardContextual"/>
+              </w:rPr>
+              <w:t>Binary Search Tree</w:t>
+            </w:r>
+            <w:r>
+              <w:rPr>
+                <w:rFonts w:ascii="Calibri" w:eastAsiaTheme="minorEastAsia" w:hAnsi="Calibri" w:cs="Calibri" w:hint="eastAsia"/>
+                <w:color w:val="000000" w:themeColor="text1"/>
+                <w:kern w:val="2"/>
+                <w14:ligatures w14:val="standardContextual"/>
+              </w:rPr>
+              <w:t>是如何讓搜尋變快的</w:t>
+            </w:r>
+          </w:p>
+        </w:tc>
+      </w:tr>
+      <w:tr>
+        <w:tc>
+          <w:tcPr>
+            <w:tcW w:w="846" w:type="dxa"/>
+          </w:tcPr>
+          <w:p>
+            <w:pPr>
+              <w:pStyle w:val="Web"/>
+              <w:spacing w:before="0" w:beforeAutospacing="0" w:after="0" w:afterAutospacing="0"/>
+              <w:rPr>
+                <w:rFonts w:ascii="Calibri" w:eastAsiaTheme="minorEastAsia" w:hAnsi="Calibri" w:cs="Calibri"/>
+                <w:color w:val="000000" w:themeColor="text1"/>
+                <w:kern w:val="2"/>
+                <w14:ligatures w14:val="standardContextual"/>
+              </w:rPr>
+            </w:pPr>
+          </w:p>
+        </w:tc>
+        <w:tc>
+          <w:tcPr>
+            <w:tcW w:w="1417" w:type="dxa"/>
+          </w:tcPr>
+          <w:p>
+            <w:pPr>
+              <w:pStyle w:val="Web"/>
+              <w:spacing w:before="0" w:beforeAutospacing="0" w:after="0" w:afterAutospacing="0"/>
+              <w:rPr>
+                <w:rFonts w:ascii="Calibri" w:eastAsiaTheme="minorEastAsia" w:hAnsi="Calibri" w:cs="Calibri"/>
+                <w:color w:val="000000" w:themeColor="text1"/>
+                <w:kern w:val="2"/>
+                <w14:ligatures w14:val="standardContextual"/>
+              </w:rPr>
+            </w:pPr>
+          </w:p>
+        </w:tc>
+        <w:tc>
+          <w:tcPr>
+            <w:tcW w:w="3686" w:type="dxa"/>
+          </w:tcPr>
+          <w:p>
+            <w:pPr>
+              <w:pStyle w:val="Web"/>
+              <w:spacing w:before="0" w:beforeAutospacing="0" w:after="0" w:afterAutospacing="0"/>
+              <w:rPr>
+                <w:rFonts w:ascii="Calibri" w:eastAsiaTheme="minorEastAsia" w:hAnsi="Calibri" w:cs="Calibri"/>
+                <w:color w:val="000000" w:themeColor="text1"/>
+                <w:kern w:val="2"/>
+                <w14:ligatures w14:val="standardContextual"/>
+              </w:rPr>
+            </w:pPr>
+          </w:p>
+        </w:tc>
+        <w:tc>
+          <w:tcPr>
+            <w:tcW w:w="3787" w:type="dxa"/>
+          </w:tcPr>
+          <w:p>
+            <w:pPr>
+              <w:pStyle w:val="Web"/>
+              <w:spacing w:before="0" w:beforeAutospacing="0" w:after="0" w:afterAutospacing="0"/>
+              <w:rPr>
+                <w:rFonts w:ascii="Calibri" w:eastAsiaTheme="minorEastAsia" w:hAnsi="Calibri" w:cs="Calibri"/>
+                <w:color w:val="000000" w:themeColor="text1"/>
+                <w:kern w:val="2"/>
+                <w14:ligatures w14:val="standardContextual"/>
+              </w:rPr>
+            </w:pPr>
+            <w:r>
+              <w:rPr>
+                <w:rFonts w:ascii="Calibri" w:eastAsiaTheme="minorEastAsia" w:hAnsi="Calibri" w:cs="Calibri" w:hint="eastAsia"/>
+                <w:color w:val="000000" w:themeColor="text1"/>
+                <w:kern w:val="2"/>
+                <w14:ligatures w14:val="standardContextual"/>
+              </w:rPr>
+              <w:t>請問</w:t>
+            </w:r>
+            <w:r>
+              <w:rPr>
+                <w:rFonts w:ascii="Calibri" w:eastAsiaTheme="minorEastAsia" w:hAnsi="Calibri" w:cs="Calibri" w:hint="eastAsia"/>
+                <w:color w:val="000000" w:themeColor="text1"/>
+                <w:kern w:val="2"/>
+                <w14:ligatures w14:val="standardContextual"/>
+              </w:rPr>
+              <w:t xml:space="preserve">AVL </w:t>
+            </w:r>
+            <w:r>
+              <w:rPr>
+                <w:rFonts w:ascii="Calibri" w:eastAsiaTheme="minorEastAsia" w:hAnsi="Calibri" w:cs="Calibri"/>
+                <w:color w:val="000000" w:themeColor="text1"/>
+                <w:kern w:val="2"/>
+                <w14:ligatures w14:val="standardContextual"/>
+              </w:rPr>
+              <w:t>tree</w:t>
+            </w:r>
+            <w:r>
+              <w:rPr>
+                <w:rFonts w:ascii="Calibri" w:eastAsiaTheme="minorEastAsia" w:hAnsi="Calibri" w:cs="Calibri" w:hint="eastAsia"/>
+                <w:color w:val="000000" w:themeColor="text1"/>
+                <w:kern w:val="2"/>
+                <w14:ligatures w14:val="standardContextual"/>
+              </w:rPr>
+              <w:t>有甚麼適合應用的場景</w:t>
+            </w:r>
+          </w:p>
+        </w:tc>
+      </w:tr>
+      <w:tr>
+        <w:tc>
+          <w:tcPr>
+            <w:tcW w:w="846" w:type="dxa"/>
+          </w:tcPr>
+          <w:p>
+            <w:pPr>
+              <w:pStyle w:val="Web"/>
+              <w:spacing w:before="0" w:beforeAutospacing="0" w:after="0" w:afterAutospacing="0"/>
+              <w:rPr>
+                <w:rFonts w:ascii="Calibri" w:eastAsiaTheme="minorEastAsia" w:hAnsi="Calibri" w:cs="Calibri"/>
+                <w:color w:val="000000" w:themeColor="text1"/>
+                <w:kern w:val="2"/>
+                <w14:ligatures w14:val="standardContextual"/>
+              </w:rPr>
+            </w:pPr>
+          </w:p>
+        </w:tc>
+        <w:tc>
+          <w:tcPr>
+            <w:tcW w:w="1417" w:type="dxa"/>
+          </w:tcPr>
+          <w:p>
+            <w:pPr>
+              <w:pStyle w:val="Web"/>
+              <w:spacing w:before="0" w:beforeAutospacing="0" w:after="0" w:afterAutospacing="0"/>
+              <w:rPr>
+                <w:rFonts w:ascii="Calibri" w:eastAsiaTheme="minorEastAsia" w:hAnsi="Calibri" w:cs="Calibri"/>
+                <w:color w:val="000000" w:themeColor="text1"/>
+                <w:kern w:val="2"/>
+                <w14:ligatures w14:val="standardContextual"/>
+              </w:rPr>
+            </w:pPr>
+          </w:p>
+        </w:tc>
+        <w:tc>
+          <w:tcPr>
+            <w:tcW w:w="3686" w:type="dxa"/>
+          </w:tcPr>
+          <w:p>
+            <w:pPr>
+              <w:pStyle w:val="Web"/>
+              <w:spacing w:before="0" w:beforeAutospacing="0" w:after="0" w:afterAutospacing="0"/>
+              <w:rPr>
+                <w:rFonts w:ascii="Calibri" w:eastAsiaTheme="minorEastAsia" w:hAnsi="Calibri" w:cs="Calibri"/>
+                <w:color w:val="000000" w:themeColor="text1"/>
+                <w:kern w:val="2"/>
+                <w14:ligatures w14:val="standardContextual"/>
+              </w:rPr>
+            </w:pPr>
+          </w:p>
+        </w:tc>
+        <w:tc>
+          <w:tcPr>
+            <w:tcW w:w="3787" w:type="dxa"/>
+          </w:tcPr>
+          <w:p>
+            <w:pPr>
+              <w:pStyle w:val="Web"/>
+              <w:spacing w:before="0" w:beforeAutospacing="0" w:after="0" w:afterAutospacing="0"/>
+              <w:rPr>
+                <w:rFonts w:ascii="Calibri" w:eastAsiaTheme="minorEastAsia" w:hAnsi="Calibri" w:cs="Calibri" w:hint="eastAsia"/>
+                <w:color w:val="000000" w:themeColor="text1"/>
+                <w:kern w:val="2"/>
+                <w14:ligatures w14:val="standardContextual"/>
+              </w:rPr>
+            </w:pPr>
+            <w:r>
+              <w:rPr>
+                <w:rFonts w:ascii="Calibri" w:eastAsiaTheme="minorEastAsia" w:hAnsi="Calibri" w:cs="Calibri" w:hint="eastAsia"/>
+                <w:color w:val="000000" w:themeColor="text1"/>
+                <w:kern w:val="2"/>
+                <w14:ligatures w14:val="standardContextual"/>
+              </w:rPr>
+              <w:t>請問</w:t>
+            </w:r>
+            <w:proofErr w:type="gramStart"/>
+            <w:r>
+              <w:rPr>
+                <w:rFonts w:ascii="Calibri" w:eastAsiaTheme="minorEastAsia" w:hAnsi="Calibri" w:cs="Calibri" w:hint="eastAsia"/>
+                <w:color w:val="000000" w:themeColor="text1"/>
+                <w:kern w:val="2"/>
+                <w14:ligatures w14:val="standardContextual"/>
+              </w:rPr>
+              <w:t>紅黑樹</w:t>
+            </w:r>
+            <w:r>
+              <w:rPr>
+                <w:rFonts w:ascii="Calibri" w:eastAsiaTheme="minorEastAsia" w:hAnsi="Calibri" w:cs="Calibri" w:hint="eastAsia"/>
+                <w:color w:val="000000" w:themeColor="text1"/>
+                <w:kern w:val="2"/>
+                <w14:ligatures w14:val="standardContextual"/>
+              </w:rPr>
+              <w:t>有</w:t>
+            </w:r>
+            <w:proofErr w:type="gramEnd"/>
+            <w:r>
+              <w:rPr>
+                <w:rFonts w:ascii="Calibri" w:eastAsiaTheme="minorEastAsia" w:hAnsi="Calibri" w:cs="Calibri" w:hint="eastAsia"/>
+                <w:color w:val="000000" w:themeColor="text1"/>
+                <w:kern w:val="2"/>
+                <w14:ligatures w14:val="standardContextual"/>
+              </w:rPr>
+              <w:t>甚麼適合應用的場景</w:t>
+            </w:r>
+            <w:r>
+              <w:rPr>
+                <w:rFonts w:ascii="Calibri" w:eastAsiaTheme="minorEastAsia" w:hAnsi="Calibri" w:cs="Calibri" w:hint="eastAsia"/>
+                <w:color w:val="000000" w:themeColor="text1"/>
+                <w:kern w:val="2"/>
+                <w14:ligatures w14:val="standardContextual"/>
+              </w:rPr>
+              <w:t>他跟</w:t>
+            </w:r>
+            <w:r>
+              <w:rPr>
+                <w:rFonts w:ascii="Calibri" w:eastAsiaTheme="minorEastAsia" w:hAnsi="Calibri" w:cs="Calibri" w:hint="eastAsia"/>
+                <w:color w:val="000000" w:themeColor="text1"/>
+                <w:kern w:val="2"/>
+                <w14:ligatures w14:val="standardContextual"/>
+              </w:rPr>
+              <w:t xml:space="preserve">AVL </w:t>
+            </w:r>
+            <w:r>
+              <w:rPr>
+                <w:rFonts w:ascii="Calibri" w:eastAsiaTheme="minorEastAsia" w:hAnsi="Calibri" w:cs="Calibri"/>
+                <w:color w:val="000000" w:themeColor="text1"/>
+                <w:kern w:val="2"/>
+                <w14:ligatures w14:val="standardContextual"/>
+              </w:rPr>
+              <w:t>tree</w:t>
+            </w:r>
+            <w:r>
+              <w:rPr>
+                <w:rFonts w:ascii="Calibri" w:eastAsiaTheme="minorEastAsia" w:hAnsi="Calibri" w:cs="Calibri" w:hint="eastAsia"/>
+                <w:color w:val="000000" w:themeColor="text1"/>
+                <w:kern w:val="2"/>
+                <w14:ligatures w14:val="standardContextual"/>
+              </w:rPr>
+              <w:t>適用的場景又差在哪邊</w:t>
+            </w:r>
+          </w:p>
+        </w:tc>
+      </w:tr>
+      <w:tr>
+        <w:tc>
+          <w:tcPr>
+            <w:tcW w:w="846" w:type="dxa"/>
+          </w:tcPr>
+          <w:p>
+            <w:pPr>
+              <w:pStyle w:val="Web"/>
+              <w:spacing w:before="0" w:beforeAutospacing="0" w:after="0" w:afterAutospacing="0"/>
+              <w:rPr>
+                <w:rFonts w:ascii="Calibri" w:eastAsiaTheme="minorEastAsia" w:hAnsi="Calibri" w:cs="Calibri"/>
+                <w:color w:val="000000" w:themeColor="text1"/>
+                <w:kern w:val="2"/>
+                <w14:ligatures w14:val="standardContextual"/>
+              </w:rPr>
+            </w:pPr>
+          </w:p>
+        </w:tc>
+        <w:tc>
+          <w:tcPr>
+            <w:tcW w:w="1417" w:type="dxa"/>
+          </w:tcPr>
+          <w:p>
+            <w:pPr>
+              <w:pStyle w:val="Web"/>
+              <w:spacing w:before="0" w:beforeAutospacing="0" w:after="0" w:afterAutospacing="0"/>
+              <w:rPr>
+                <w:rFonts w:ascii="Calibri" w:eastAsiaTheme="minorEastAsia" w:hAnsi="Calibri" w:cs="Calibri"/>
+                <w:color w:val="000000" w:themeColor="text1"/>
+                <w:kern w:val="2"/>
+                <w14:ligatures w14:val="standardContextual"/>
+              </w:rPr>
+            </w:pPr>
+          </w:p>
+        </w:tc>
+        <w:tc>
+          <w:tcPr>
+            <w:tcW w:w="3686" w:type="dxa"/>
+          </w:tcPr>
+          <w:p>
+            <w:pPr>
+              <w:pStyle w:val="Web"/>
+              <w:spacing w:before="0" w:beforeAutospacing="0" w:after="0" w:afterAutospacing="0"/>
+              <w:rPr>
+                <w:rFonts w:ascii="Calibri" w:eastAsiaTheme="minorEastAsia" w:hAnsi="Calibri" w:cs="Calibri"/>
+                <w:color w:val="000000" w:themeColor="text1"/>
+                <w:kern w:val="2"/>
+                <w14:ligatures w14:val="standardContextual"/>
+              </w:rPr>
+            </w:pPr>
+          </w:p>
+        </w:tc>
+        <w:tc>
+          <w:tcPr>
+            <w:tcW w:w="3787" w:type="dxa"/>
+          </w:tcPr>
+          <w:p>
+            <w:pPr>
+              <w:pStyle w:val="Web"/>
+              <w:spacing w:before="0" w:beforeAutospacing="0" w:after="0" w:afterAutospacing="0"/>
+              <w:rPr>
+                <w:rFonts w:ascii="Calibri" w:eastAsiaTheme="minorEastAsia" w:hAnsi="Calibri" w:cs="Calibri"/>
+                <w:color w:val="000000" w:themeColor="text1"/>
+                <w:kern w:val="2"/>
+                <w14:ligatures w14:val="standardContextual"/>
+              </w:rPr>
+            </w:pPr>
+            <w:r>
+              <w:rPr>
+                <w:rFonts w:ascii="Calibri" w:eastAsiaTheme="minorEastAsia" w:hAnsi="Calibri" w:cs="Calibri"/>
+                <w:color w:val="000000" w:themeColor="text1"/>
+                <w:kern w:val="2"/>
+                <w14:ligatures w14:val="standardContextual"/>
+              </w:rPr>
+              <w:t>請問</w:t>
+            </w:r>
+            <w:r>
+              <w:rPr>
+                <w:rFonts w:ascii="Calibri" w:eastAsiaTheme="minorEastAsia" w:hAnsi="Calibri" w:cs="Calibri"/>
+                <w:color w:val="000000" w:themeColor="text1"/>
+                <w:kern w:val="2"/>
+                <w14:ligatures w14:val="standardContextual"/>
+              </w:rPr>
+              <w:t>heap</w:t>
+            </w:r>
+            <w:r>
+              <w:rPr>
+                <w:rFonts w:ascii="Calibri" w:eastAsiaTheme="minorEastAsia" w:hAnsi="Calibri" w:cs="Calibri" w:hint="eastAsia"/>
+                <w:color w:val="000000" w:themeColor="text1"/>
+                <w:kern w:val="2"/>
+                <w14:ligatures w14:val="standardContextual"/>
+              </w:rPr>
+              <w:t>有甚麼適合應用的情形</w:t>
+            </w:r>
+          </w:p>
+        </w:tc>
+      </w:tr>
+      <w:tr>
+        <w:tc>
+          <w:tcPr>
+            <w:tcW w:w="846" w:type="dxa"/>
+          </w:tcPr>
+          <w:p>
+            <w:pPr>
+              <w:pStyle w:val="Web"/>
+              <w:spacing w:before="0" w:beforeAutospacing="0" w:after="0" w:afterAutospacing="0"/>
+              <w:rPr>
+                <w:rFonts w:ascii="Calibri" w:eastAsiaTheme="minorEastAsia" w:hAnsi="Calibri" w:cs="Calibri"/>
+                <w:color w:val="000000" w:themeColor="text1"/>
+                <w:kern w:val="2"/>
+                <w14:ligatures w14:val="standardContextual"/>
+              </w:rPr>
+            </w:pPr>
+          </w:p>
+        </w:tc>
+        <w:tc>
+          <w:tcPr>
+            <w:tcW w:w="1417" w:type="dxa"/>
+          </w:tcPr>
+          <w:p>
+            <w:pPr>
+              <w:pStyle w:val="Web"/>
+              <w:spacing w:before="0" w:beforeAutospacing="0" w:after="0" w:afterAutospacing="0"/>
+              <w:rPr>
+                <w:rFonts w:ascii="Calibri" w:eastAsiaTheme="minorEastAsia" w:hAnsi="Calibri" w:cs="Calibri"/>
+                <w:color w:val="000000" w:themeColor="text1"/>
+                <w:kern w:val="2"/>
+                <w14:ligatures w14:val="standardContextual"/>
+              </w:rPr>
+            </w:pPr>
+          </w:p>
+        </w:tc>
+        <w:tc>
+          <w:tcPr>
+            <w:tcW w:w="3686" w:type="dxa"/>
+          </w:tcPr>
+          <w:p>
+            <w:pPr>
+              <w:pStyle w:val="Web"/>
+              <w:spacing w:before="0" w:beforeAutospacing="0" w:after="0" w:afterAutospacing="0"/>
+              <w:rPr>
+                <w:rFonts w:ascii="Calibri" w:eastAsiaTheme="minorEastAsia" w:hAnsi="Calibri" w:cs="Calibri"/>
+                <w:color w:val="000000" w:themeColor="text1"/>
+                <w:kern w:val="2"/>
+                <w14:ligatures w14:val="standardContextual"/>
+              </w:rPr>
+            </w:pPr>
+          </w:p>
+        </w:tc>
+        <w:tc>
+          <w:tcPr>
+            <w:tcW w:w="3787" w:type="dxa"/>
+          </w:tcPr>
+          <w:p>
+            <w:pPr>
+              <w:pStyle w:val="Web"/>
+              <w:spacing w:before="0" w:beforeAutospacing="0" w:after="0" w:afterAutospacing="0"/>
+              <w:rPr>
+                <w:rFonts w:ascii="Calibri" w:eastAsiaTheme="minorEastAsia" w:hAnsi="Calibri" w:cs="Calibri"/>
+                <w:color w:val="000000" w:themeColor="text1"/>
+                <w:kern w:val="2"/>
+                <w14:ligatures w14:val="standardContextual"/>
+              </w:rPr>
+            </w:pPr>
+            <w:r>
+              <w:rPr>
+                <w:rFonts w:ascii="Calibri" w:eastAsiaTheme="minorEastAsia" w:hAnsi="Calibri" w:cs="Calibri"/>
+                <w:color w:val="000000" w:themeColor="text1"/>
+                <w:kern w:val="2"/>
+                <w14:ligatures w14:val="standardContextual"/>
+              </w:rPr>
+              <w:t>我想問一下</w:t>
+            </w:r>
+            <w:r>
+              <w:rPr>
+                <w:rFonts w:ascii="Calibri" w:eastAsiaTheme="minorEastAsia" w:hAnsi="Calibri" w:cs="Calibri"/>
+                <w:color w:val="000000" w:themeColor="text1"/>
+                <w:kern w:val="2"/>
+                <w14:ligatures w14:val="standardContextual"/>
+              </w:rPr>
+              <w:t>AVL</w:t>
+            </w:r>
+            <w:proofErr w:type="gramStart"/>
+            <w:r>
+              <w:rPr>
+                <w:rFonts w:ascii="Calibri" w:eastAsiaTheme="minorEastAsia" w:hAnsi="Calibri" w:cs="Calibri"/>
+                <w:color w:val="000000" w:themeColor="text1"/>
+                <w:kern w:val="2"/>
+                <w14:ligatures w14:val="standardContextual"/>
+              </w:rPr>
+              <w:t>跟紅黑</w:t>
+            </w:r>
+            <w:proofErr w:type="gramEnd"/>
+            <w:r>
+              <w:rPr>
+                <w:rFonts w:ascii="Calibri" w:eastAsiaTheme="minorEastAsia" w:hAnsi="Calibri" w:cs="Calibri"/>
+                <w:color w:val="000000" w:themeColor="text1"/>
+                <w:kern w:val="2"/>
+                <w14:ligatures w14:val="standardContextual"/>
+              </w:rPr>
+              <w:t>數在盡可能多的搜尋情境下，哪種效益較高，為什麼</w:t>
+            </w:r>
+            <w:r>
+              <w:rPr>
+                <w:rFonts w:ascii="Calibri" w:eastAsiaTheme="minorEastAsia" w:hAnsi="Calibri" w:cs="Calibri"/>
+                <w:color w:val="000000" w:themeColor="text1"/>
+                <w:kern w:val="2"/>
+                <w14:ligatures w14:val="standardContextual"/>
+              </w:rPr>
+              <w:t>?</w:t>
+            </w:r>
           </w:p>
         </w:tc>
       </w:tr>

--- a/Assignment/Assignment V/Assignment_V.docx
+++ b/Assignment/Assignment V/Assignment_V.docx
@@ -7128,6 +7128,65 @@
           <w14:ligatures w14:val="standardContextual"/>
         </w:rPr>
       </w:pPr>
+      <w:r>
+        <w:rPr>
+          <w:rFonts w:ascii="Calibri" w:eastAsiaTheme="minorEastAsia" w:hAnsi="Calibri" w:cs="Calibri"/>
+          <w:noProof/>
+          <w:color w:val="000000" w:themeColor="text1"/>
+          <w:kern w:val="2"/>
+          <w14:ligatures w14:val="standardContextual"/>
+        </w:rPr>
+        <w:drawing>
+          <wp:inline distT="0" distB="0" distL="0" distR="0" wp14:anchorId="6089F5EA" wp14:editId="5EC44214">
+            <wp:extent cx="3206750" cy="4027357"/>
+            <wp:effectExtent l="8890" t="0" r="2540" b="2540"/>
+            <wp:docPr id="249520834" name="圖片 1" descr="一張含有 寫生, 圖表, 方案, 工程製圖 的圖片&#10;&#10;AI 產生的內容可能不正確。"/>
+            <wp:cNvGraphicFramePr>
+              <a:graphicFrameLocks xmlns:a="http://schemas.openxmlformats.org/drawingml/2006/main" noChangeAspect="1"/>
+            </wp:cNvGraphicFramePr>
+            <a:graphic xmlns:a="http://schemas.openxmlformats.org/drawingml/2006/main">
+              <a:graphicData uri="http://schemas.openxmlformats.org/drawingml/2006/picture">
+                <pic:pic xmlns:pic="http://schemas.openxmlformats.org/drawingml/2006/picture">
+                  <pic:nvPicPr>
+                    <pic:cNvPr id="249520834" name="圖片 1" descr="一張含有 寫生, 圖表, 方案, 工程製圖 的圖片&#10;&#10;AI 產生的內容可能不正確。"/>
+                    <pic:cNvPicPr/>
+                  </pic:nvPicPr>
+                  <pic:blipFill rotWithShape="1">
+                    <a:blip r:embed="rId8" cstate="print">
+                      <a:extLst>
+                        <a:ext uri="{28A0092B-C50C-407E-A947-70E740481C1C}">
+                          <a14:useLocalDpi xmlns:a14="http://schemas.microsoft.com/office/drawing/2010/main" val="0"/>
+                        </a:ext>
+                      </a:extLst>
+                    </a:blip>
+                    <a:srcRect b="6005"/>
+                    <a:stretch>
+                      <a:fillRect/>
+                    </a:stretch>
+                  </pic:blipFill>
+                  <pic:spPr bwMode="auto">
+                    <a:xfrm rot="16200000">
+                      <a:off x="0" y="0"/>
+                      <a:ext cx="3240309" cy="4069504"/>
+                    </a:xfrm>
+                    <a:prstGeom prst="rect">
+                      <a:avLst/>
+                    </a:prstGeom>
+                    <a:ln>
+                      <a:noFill/>
+                    </a:ln>
+                    <a:extLst>
+                      <a:ext uri="{53640926-AAD7-44D8-BBD7-CCE9431645EC}">
+                        <a14:shadowObscured xmlns:a14="http://schemas.microsoft.com/office/drawing/2010/main"/>
+                      </a:ext>
+                    </a:extLst>
+                  </pic:spPr>
+                </pic:pic>
+              </a:graphicData>
+            </a:graphic>
+          </wp:inline>
+        </w:drawing>
+      </w:r>
     </w:p>
     <w:p>
       <w:pPr>
@@ -7424,6 +7483,7 @@
                 <w:kern w:val="2"/>
                 <w14:ligatures w14:val="standardContextual"/>
               </w:rPr>
+              <w:lastRenderedPageBreak/>
               <w:t>Binary Tree</w:t>
             </w:r>
           </w:p>
@@ -8343,7 +8403,6 @@
           <w:kern w:val="2"/>
           <w14:ligatures w14:val="standardContextual"/>
         </w:rPr>
-        <w:lastRenderedPageBreak/>
         <w:t>37, 142, 5, 89, 63, 117, 24, 176, 58, 133, 92, 11, 151, 72, 39, 184, 7, 101, 54, 160</w:t>
       </w:r>
     </w:p>
@@ -8421,7 +8480,7 @@
           <w14:ligatures w14:val="standardContextual"/>
         </w:rPr>
       </w:pPr>
-      <w:hyperlink r:id="rId7" w:history="1">
+      <w:hyperlink r:id="rId9" w:history="1">
         <w:r>
           <w:rPr>
             <w:rStyle w:val="af1"/>
@@ -8554,6 +8613,7 @@
           <w:kern w:val="2"/>
           <w14:ligatures w14:val="standardContextual"/>
         </w:rPr>
+        <w:lastRenderedPageBreak/>
         <w:drawing>
           <wp:inline distT="0" distB="0" distL="0" distR="0" wp14:anchorId="2BA45CFE" wp14:editId="104093F1">
             <wp:extent cx="3055620" cy="3079136"/>
@@ -8570,7 +8630,7 @@
                     <pic:cNvPicPr/>
                   </pic:nvPicPr>
                   <pic:blipFill>
-                    <a:blip r:embed="rId8"/>
+                    <a:blip r:embed="rId10"/>
                     <a:stretch>
                       <a:fillRect/>
                     </a:stretch>
@@ -8644,7 +8704,7 @@
           <w14:ligatures w14:val="standardContextual"/>
         </w:rPr>
       </w:pPr>
-      <w:hyperlink r:id="rId9" w:history="1">
+      <w:hyperlink r:id="rId11" w:history="1">
         <w:r>
           <w:rPr>
             <w:rStyle w:val="af1"/>
@@ -8781,7 +8841,6 @@
           <w:kern w:val="2"/>
           <w14:ligatures w14:val="standardContextual"/>
         </w:rPr>
-        <w:lastRenderedPageBreak/>
         <w:drawing>
           <wp:inline distT="0" distB="0" distL="0" distR="0" wp14:anchorId="000A44E9" wp14:editId="2063BAA7">
             <wp:extent cx="3329940" cy="2304094"/>
@@ -8798,7 +8857,7 @@
                     <pic:cNvPicPr/>
                   </pic:nvPicPr>
                   <pic:blipFill rotWithShape="1">
-                    <a:blip r:embed="rId10"/>
+                    <a:blip r:embed="rId12"/>
                     <a:srcRect b="30700"/>
                     <a:stretch>
                       <a:fillRect/>
@@ -8893,7 +8952,7 @@
           <w14:ligatures w14:val="standardContextual"/>
         </w:rPr>
       </w:pPr>
-      <w:hyperlink r:id="rId11" w:history="1">
+      <w:hyperlink r:id="rId13" w:history="1">
         <w:r>
           <w:rPr>
             <w:rStyle w:val="af1"/>
@@ -9122,7 +9181,7 @@
                     <pic:cNvPicPr/>
                   </pic:nvPicPr>
                   <pic:blipFill>
-                    <a:blip r:embed="rId12"/>
+                    <a:blip r:embed="rId14"/>
                     <a:stretch>
                       <a:fillRect/>
                     </a:stretch>
@@ -9208,7 +9267,7 @@
           <w14:ligatures w14:val="standardContextual"/>
         </w:rPr>
       </w:pPr>
-      <w:hyperlink r:id="rId13" w:history="1">
+      <w:hyperlink r:id="rId15" w:history="1">
         <w:r>
           <w:rPr>
             <w:rStyle w:val="af1"/>
@@ -9272,830 +9331,830 @@
           <w:kern w:val="2"/>
           <w14:ligatures w14:val="standardContextual"/>
         </w:rPr>
+        <w:t>從空樹開始</w:t>
+      </w:r>
+      <w:proofErr w:type="gramEnd"/>
+      <w:r>
+        <w:rPr>
+          <w:rFonts w:ascii="Calibri" w:eastAsiaTheme="minorEastAsia" w:hAnsi="Calibri" w:cs="Calibri"/>
+          <w:color w:val="000000" w:themeColor="text1"/>
+          <w:kern w:val="2"/>
+          <w14:ligatures w14:val="standardContextual"/>
+        </w:rPr>
+        <w:t>，依照給定整數的順序，先用</w:t>
+      </w:r>
+      <w:r>
+        <w:rPr>
+          <w:rFonts w:ascii="Calibri" w:eastAsiaTheme="minorEastAsia" w:hAnsi="Calibri" w:cs="Calibri"/>
+          <w:color w:val="000000" w:themeColor="text1"/>
+          <w:kern w:val="2"/>
+          <w14:ligatures w14:val="standardContextual"/>
+        </w:rPr>
+        <w:t>BST</w:t>
+      </w:r>
+      <w:r>
+        <w:rPr>
+          <w:rFonts w:ascii="Calibri" w:eastAsiaTheme="minorEastAsia" w:hAnsi="Calibri" w:cs="Calibri"/>
+          <w:color w:val="000000" w:themeColor="text1"/>
+          <w:kern w:val="2"/>
+          <w14:ligatures w14:val="standardContextual"/>
+        </w:rPr>
+        <w:t>的規則插入新節點</w:t>
+      </w:r>
+      <w:r>
+        <w:rPr>
+          <w:rFonts w:ascii="Calibri" w:eastAsiaTheme="minorEastAsia" w:hAnsi="Calibri" w:cs="Calibri" w:hint="eastAsia"/>
+          <w:color w:val="000000" w:themeColor="text1"/>
+          <w:kern w:val="2"/>
+          <w14:ligatures w14:val="standardContextual"/>
+        </w:rPr>
+        <w:t>。在插</w:t>
+      </w:r>
+      <w:r>
+        <w:rPr>
+          <w:rFonts w:ascii="Calibri" w:eastAsiaTheme="minorEastAsia" w:hAnsi="Calibri" w:cs="Calibri"/>
+          <w:color w:val="000000" w:themeColor="text1"/>
+          <w:kern w:val="2"/>
+          <w14:ligatures w14:val="standardContextual"/>
+        </w:rPr>
+        <w:t>入</w:t>
+      </w:r>
+      <w:r>
+        <w:rPr>
+          <w:rFonts w:ascii="Calibri" w:eastAsiaTheme="minorEastAsia" w:hAnsi="Calibri" w:cs="Calibri" w:hint="eastAsia"/>
+          <w:color w:val="000000" w:themeColor="text1"/>
+          <w:kern w:val="2"/>
+          <w14:ligatures w14:val="standardContextual"/>
+        </w:rPr>
+        <w:t>完成</w:t>
+      </w:r>
+      <w:r>
+        <w:rPr>
+          <w:rFonts w:ascii="Calibri" w:eastAsiaTheme="minorEastAsia" w:hAnsi="Calibri" w:cs="Calibri"/>
+          <w:color w:val="000000" w:themeColor="text1"/>
+          <w:kern w:val="2"/>
+          <w14:ligatures w14:val="standardContextual"/>
+        </w:rPr>
+        <w:t>後，沿插入路徑往上更新每</w:t>
+      </w:r>
+      <w:proofErr w:type="gramStart"/>
+      <w:r>
+        <w:rPr>
+          <w:rFonts w:ascii="Calibri" w:eastAsiaTheme="minorEastAsia" w:hAnsi="Calibri" w:cs="Calibri"/>
+          <w:color w:val="000000" w:themeColor="text1"/>
+          <w:kern w:val="2"/>
+          <w14:ligatures w14:val="standardContextual"/>
+        </w:rPr>
+        <w:t>個</w:t>
+      </w:r>
+      <w:proofErr w:type="gramEnd"/>
+      <w:r>
+        <w:rPr>
+          <w:rFonts w:ascii="Calibri" w:eastAsiaTheme="minorEastAsia" w:hAnsi="Calibri" w:cs="Calibri"/>
+          <w:color w:val="000000" w:themeColor="text1"/>
+          <w:kern w:val="2"/>
+          <w14:ligatures w14:val="standardContextual"/>
+        </w:rPr>
+        <w:t>節點的高度，並計算平衡因子</w:t>
+      </w:r>
+      <w:r>
+        <w:rPr>
+          <w:rFonts w:ascii="Calibri" w:eastAsiaTheme="minorEastAsia" w:hAnsi="Calibri" w:cs="Calibri"/>
+          <w:color w:val="000000" w:themeColor="text1"/>
+          <w:kern w:val="2"/>
+          <w14:ligatures w14:val="standardContextual"/>
+        </w:rPr>
+        <w:t xml:space="preserve"> BF = height(left) - height(right)</w:t>
+      </w:r>
+      <w:r>
+        <w:rPr>
+          <w:rFonts w:ascii="Calibri" w:eastAsiaTheme="minorEastAsia" w:hAnsi="Calibri" w:cs="Calibri"/>
+          <w:color w:val="000000" w:themeColor="text1"/>
+          <w:kern w:val="2"/>
+          <w14:ligatures w14:val="standardContextual"/>
+        </w:rPr>
+        <w:t>。若某個祖先節點</w:t>
+      </w:r>
+      <w:r>
+        <w:rPr>
+          <w:rFonts w:ascii="Calibri" w:eastAsiaTheme="minorEastAsia" w:hAnsi="Calibri" w:cs="Calibri"/>
+          <w:color w:val="000000" w:themeColor="text1"/>
+          <w:kern w:val="2"/>
+          <w14:ligatures w14:val="standardContextual"/>
+        </w:rPr>
+        <w:t>z</w:t>
+      </w:r>
+      <w:r>
+        <w:rPr>
+          <w:rFonts w:ascii="Calibri" w:eastAsiaTheme="minorEastAsia" w:hAnsi="Calibri" w:cs="Calibri"/>
+          <w:color w:val="000000" w:themeColor="text1"/>
+          <w:kern w:val="2"/>
+          <w14:ligatures w14:val="standardContextual"/>
+        </w:rPr>
+        <w:t>出現</w:t>
+      </w:r>
+      <w:r>
+        <w:rPr>
+          <w:rFonts w:ascii="Calibri" w:eastAsiaTheme="minorEastAsia" w:hAnsi="Calibri" w:cs="Calibri"/>
+          <w:color w:val="000000" w:themeColor="text1"/>
+          <w:kern w:val="2"/>
+          <w14:ligatures w14:val="standardContextual"/>
+        </w:rPr>
+        <w:t>|BF(z)|&gt;1</w:t>
+      </w:r>
+      <w:r>
+        <w:rPr>
+          <w:rFonts w:ascii="Calibri" w:eastAsiaTheme="minorEastAsia" w:hAnsi="Calibri" w:cs="Calibri" w:hint="eastAsia"/>
+          <w:color w:val="000000" w:themeColor="text1"/>
+          <w:kern w:val="2"/>
+          <w14:ligatures w14:val="standardContextual"/>
+        </w:rPr>
+        <w:t>就</w:t>
+      </w:r>
+      <w:r>
+        <w:rPr>
+          <w:rFonts w:ascii="Calibri" w:eastAsiaTheme="minorEastAsia" w:hAnsi="Calibri" w:cs="Calibri"/>
+          <w:color w:val="000000" w:themeColor="text1"/>
+          <w:kern w:val="2"/>
+          <w14:ligatures w14:val="standardContextual"/>
+        </w:rPr>
+        <w:t>表示失衡，</w:t>
+      </w:r>
+      <w:r>
+        <w:rPr>
+          <w:rFonts w:ascii="Calibri" w:eastAsiaTheme="minorEastAsia" w:hAnsi="Calibri" w:cs="Calibri" w:hint="eastAsia"/>
+          <w:color w:val="000000" w:themeColor="text1"/>
+          <w:kern w:val="2"/>
+          <w14:ligatures w14:val="standardContextual"/>
+        </w:rPr>
+        <w:t>並判斷是哪種類型的失衡並</w:t>
+      </w:r>
+      <w:proofErr w:type="gramStart"/>
+      <w:r>
+        <w:rPr>
+          <w:rFonts w:ascii="Calibri" w:eastAsiaTheme="minorEastAsia" w:hAnsi="Calibri" w:cs="Calibri" w:hint="eastAsia"/>
+          <w:color w:val="000000" w:themeColor="text1"/>
+          <w:kern w:val="2"/>
+          <w14:ligatures w14:val="standardContextual"/>
+        </w:rPr>
+        <w:t>做對</w:t>
+      </w:r>
+      <w:proofErr w:type="gramEnd"/>
+      <w:r>
+        <w:rPr>
+          <w:rFonts w:ascii="Calibri" w:eastAsiaTheme="minorEastAsia" w:hAnsi="Calibri" w:cs="Calibri" w:hint="eastAsia"/>
+          <w:color w:val="000000" w:themeColor="text1"/>
+          <w:kern w:val="2"/>
+          <w14:ligatures w14:val="standardContextual"/>
+        </w:rPr>
+        <w:t>應的操作</w:t>
+      </w:r>
+      <w:r>
+        <w:rPr>
+          <w:rFonts w:ascii="Calibri" w:eastAsiaTheme="minorEastAsia" w:hAnsi="Calibri" w:cs="Calibri" w:hint="eastAsia"/>
+          <w:color w:val="000000" w:themeColor="text1"/>
+          <w:kern w:val="2"/>
+          <w14:ligatures w14:val="standardContextual"/>
+        </w:rPr>
+        <w:t>:</w:t>
+      </w:r>
+      <w:r>
+        <w:rPr>
+          <w:rFonts w:asciiTheme="minorHAnsi" w:eastAsiaTheme="minorEastAsia" w:hAnsiTheme="minorHAnsi" w:cstheme="minorBidi"/>
+          <w:kern w:val="2"/>
+          <w14:ligatures w14:val="standardContextual"/>
+        </w:rPr>
+        <w:t xml:space="preserve"> </w:t>
+      </w:r>
+      <w:r>
+        <w:rPr>
+          <w:rFonts w:ascii="Calibri" w:eastAsiaTheme="minorEastAsia" w:hAnsi="Calibri" w:cs="Calibri"/>
+          <w:color w:val="000000" w:themeColor="text1"/>
+          <w:kern w:val="2"/>
+          <w14:ligatures w14:val="standardContextual"/>
+        </w:rPr>
+        <w:t xml:space="preserve">BF(z)&gt;1 </w:t>
+      </w:r>
+      <w:r>
+        <w:rPr>
+          <w:rFonts w:ascii="Calibri" w:eastAsiaTheme="minorEastAsia" w:hAnsi="Calibri" w:cs="Calibri"/>
+          <w:color w:val="000000" w:themeColor="text1"/>
+          <w:kern w:val="2"/>
+          <w14:ligatures w14:val="standardContextual"/>
+        </w:rPr>
+        <w:t>且插入在</w:t>
+      </w:r>
+      <w:r>
+        <w:rPr>
+          <w:rFonts w:ascii="Calibri" w:eastAsiaTheme="minorEastAsia" w:hAnsi="Calibri" w:cs="Calibri"/>
+          <w:color w:val="000000" w:themeColor="text1"/>
+          <w:kern w:val="2"/>
+          <w14:ligatures w14:val="standardContextual"/>
+        </w:rPr>
+        <w:t xml:space="preserve"> </w:t>
+      </w:r>
+      <w:proofErr w:type="spellStart"/>
+      <w:r>
+        <w:rPr>
+          <w:rFonts w:ascii="Calibri" w:eastAsiaTheme="minorEastAsia" w:hAnsi="Calibri" w:cs="Calibri"/>
+          <w:color w:val="000000" w:themeColor="text1"/>
+          <w:kern w:val="2"/>
+          <w14:ligatures w14:val="standardContextual"/>
+        </w:rPr>
+        <w:t>z.left</w:t>
+      </w:r>
+      <w:proofErr w:type="spellEnd"/>
+      <w:r>
+        <w:rPr>
+          <w:rFonts w:ascii="Calibri" w:eastAsiaTheme="minorEastAsia" w:hAnsi="Calibri" w:cs="Calibri"/>
+          <w:color w:val="000000" w:themeColor="text1"/>
+          <w:kern w:val="2"/>
+          <w14:ligatures w14:val="standardContextual"/>
+        </w:rPr>
+        <w:t xml:space="preserve"> </w:t>
+      </w:r>
+      <w:r>
+        <w:rPr>
+          <w:rFonts w:ascii="Calibri" w:eastAsiaTheme="minorEastAsia" w:hAnsi="Calibri" w:cs="Calibri"/>
+          <w:color w:val="000000" w:themeColor="text1"/>
+          <w:kern w:val="2"/>
+          <w14:ligatures w14:val="standardContextual"/>
+        </w:rPr>
+        <w:t>的左邊為</w:t>
+      </w:r>
+      <w:r>
+        <w:rPr>
+          <w:rFonts w:ascii="Calibri" w:eastAsiaTheme="minorEastAsia" w:hAnsi="Calibri" w:cs="Calibri"/>
+          <w:color w:val="000000" w:themeColor="text1"/>
+          <w:kern w:val="2"/>
+          <w14:ligatures w14:val="standardContextual"/>
+        </w:rPr>
+        <w:t xml:space="preserve"> LL</w:t>
+      </w:r>
+      <w:r>
+        <w:rPr>
+          <w:rFonts w:ascii="Calibri" w:eastAsiaTheme="minorEastAsia" w:hAnsi="Calibri" w:cs="Calibri"/>
+          <w:color w:val="000000" w:themeColor="text1"/>
+          <w:kern w:val="2"/>
+          <w14:ligatures w14:val="standardContextual"/>
+        </w:rPr>
+        <w:t>（對</w:t>
+      </w:r>
+      <w:r>
+        <w:rPr>
+          <w:rFonts w:ascii="Calibri" w:eastAsiaTheme="minorEastAsia" w:hAnsi="Calibri" w:cs="Calibri"/>
+          <w:color w:val="000000" w:themeColor="text1"/>
+          <w:kern w:val="2"/>
+          <w14:ligatures w14:val="standardContextual"/>
+        </w:rPr>
+        <w:t xml:space="preserve"> z </w:t>
+      </w:r>
+      <w:r>
+        <w:rPr>
+          <w:rFonts w:ascii="Calibri" w:eastAsiaTheme="minorEastAsia" w:hAnsi="Calibri" w:cs="Calibri"/>
+          <w:color w:val="000000" w:themeColor="text1"/>
+          <w:kern w:val="2"/>
+          <w14:ligatures w14:val="standardContextual"/>
+        </w:rPr>
+        <w:t>做右旋），</w:t>
+      </w:r>
+      <w:r>
+        <w:rPr>
+          <w:rFonts w:ascii="Calibri" w:eastAsiaTheme="minorEastAsia" w:hAnsi="Calibri" w:cs="Calibri"/>
+          <w:color w:val="000000" w:themeColor="text1"/>
+          <w:kern w:val="2"/>
+          <w14:ligatures w14:val="standardContextual"/>
+        </w:rPr>
+        <w:t xml:space="preserve">BF(z)&gt;1 </w:t>
+      </w:r>
+      <w:r>
+        <w:rPr>
+          <w:rFonts w:ascii="Calibri" w:eastAsiaTheme="minorEastAsia" w:hAnsi="Calibri" w:cs="Calibri"/>
+          <w:color w:val="000000" w:themeColor="text1"/>
+          <w:kern w:val="2"/>
+          <w14:ligatures w14:val="standardContextual"/>
+        </w:rPr>
+        <w:t>且插入在</w:t>
+      </w:r>
+      <w:r>
+        <w:rPr>
+          <w:rFonts w:ascii="Calibri" w:eastAsiaTheme="minorEastAsia" w:hAnsi="Calibri" w:cs="Calibri"/>
+          <w:color w:val="000000" w:themeColor="text1"/>
+          <w:kern w:val="2"/>
+          <w14:ligatures w14:val="standardContextual"/>
+        </w:rPr>
+        <w:t xml:space="preserve"> </w:t>
+      </w:r>
+      <w:proofErr w:type="spellStart"/>
+      <w:r>
+        <w:rPr>
+          <w:rFonts w:ascii="Calibri" w:eastAsiaTheme="minorEastAsia" w:hAnsi="Calibri" w:cs="Calibri"/>
+          <w:color w:val="000000" w:themeColor="text1"/>
+          <w:kern w:val="2"/>
+          <w14:ligatures w14:val="standardContextual"/>
+        </w:rPr>
+        <w:t>z.left</w:t>
+      </w:r>
+      <w:proofErr w:type="spellEnd"/>
+      <w:r>
+        <w:rPr>
+          <w:rFonts w:ascii="Calibri" w:eastAsiaTheme="minorEastAsia" w:hAnsi="Calibri" w:cs="Calibri"/>
+          <w:color w:val="000000" w:themeColor="text1"/>
+          <w:kern w:val="2"/>
+          <w14:ligatures w14:val="standardContextual"/>
+        </w:rPr>
+        <w:t xml:space="preserve"> </w:t>
+      </w:r>
+      <w:r>
+        <w:rPr>
+          <w:rFonts w:ascii="Calibri" w:eastAsiaTheme="minorEastAsia" w:hAnsi="Calibri" w:cs="Calibri"/>
+          <w:color w:val="000000" w:themeColor="text1"/>
+          <w:kern w:val="2"/>
+          <w14:ligatures w14:val="standardContextual"/>
+        </w:rPr>
+        <w:t>的右邊為</w:t>
+      </w:r>
+      <w:r>
+        <w:rPr>
+          <w:rFonts w:ascii="Calibri" w:eastAsiaTheme="minorEastAsia" w:hAnsi="Calibri" w:cs="Calibri"/>
+          <w:color w:val="000000" w:themeColor="text1"/>
+          <w:kern w:val="2"/>
+          <w14:ligatures w14:val="standardContextual"/>
+        </w:rPr>
+        <w:t xml:space="preserve"> LR</w:t>
+      </w:r>
+      <w:proofErr w:type="gramStart"/>
+      <w:r>
+        <w:rPr>
+          <w:rFonts w:ascii="Calibri" w:eastAsiaTheme="minorEastAsia" w:hAnsi="Calibri" w:cs="Calibri"/>
+          <w:color w:val="000000" w:themeColor="text1"/>
+          <w:kern w:val="2"/>
+          <w14:ligatures w14:val="standardContextual"/>
+        </w:rPr>
+        <w:t>（</w:t>
+      </w:r>
+      <w:proofErr w:type="gramEnd"/>
+      <w:r>
+        <w:rPr>
+          <w:rFonts w:ascii="Calibri" w:eastAsiaTheme="minorEastAsia" w:hAnsi="Calibri" w:cs="Calibri"/>
+          <w:color w:val="000000" w:themeColor="text1"/>
+          <w:kern w:val="2"/>
+          <w14:ligatures w14:val="standardContextual"/>
+        </w:rPr>
+        <w:t>先對</w:t>
+      </w:r>
+      <w:r>
+        <w:rPr>
+          <w:rFonts w:ascii="Calibri" w:eastAsiaTheme="minorEastAsia" w:hAnsi="Calibri" w:cs="Calibri"/>
+          <w:color w:val="000000" w:themeColor="text1"/>
+          <w:kern w:val="2"/>
+          <w14:ligatures w14:val="standardContextual"/>
+        </w:rPr>
+        <w:t xml:space="preserve"> </w:t>
+      </w:r>
+      <w:proofErr w:type="spellStart"/>
+      <w:r>
+        <w:rPr>
+          <w:rFonts w:ascii="Calibri" w:eastAsiaTheme="minorEastAsia" w:hAnsi="Calibri" w:cs="Calibri"/>
+          <w:color w:val="000000" w:themeColor="text1"/>
+          <w:kern w:val="2"/>
+          <w14:ligatures w14:val="standardContextual"/>
+        </w:rPr>
+        <w:t>z.left</w:t>
+      </w:r>
+      <w:proofErr w:type="spellEnd"/>
+      <w:r>
+        <w:rPr>
+          <w:rFonts w:ascii="Calibri" w:eastAsiaTheme="minorEastAsia" w:hAnsi="Calibri" w:cs="Calibri"/>
+          <w:color w:val="000000" w:themeColor="text1"/>
+          <w:kern w:val="2"/>
+          <w14:ligatures w14:val="standardContextual"/>
+        </w:rPr>
+        <w:t xml:space="preserve"> </w:t>
+      </w:r>
+      <w:r>
+        <w:rPr>
+          <w:rFonts w:ascii="Calibri" w:eastAsiaTheme="minorEastAsia" w:hAnsi="Calibri" w:cs="Calibri"/>
+          <w:color w:val="000000" w:themeColor="text1"/>
+          <w:kern w:val="2"/>
+          <w14:ligatures w14:val="standardContextual"/>
+        </w:rPr>
+        <w:t>左旋，再對</w:t>
+      </w:r>
+      <w:r>
+        <w:rPr>
+          <w:rFonts w:ascii="Calibri" w:eastAsiaTheme="minorEastAsia" w:hAnsi="Calibri" w:cs="Calibri"/>
+          <w:color w:val="000000" w:themeColor="text1"/>
+          <w:kern w:val="2"/>
+          <w14:ligatures w14:val="standardContextual"/>
+        </w:rPr>
+        <w:t xml:space="preserve"> z </w:t>
+      </w:r>
+      <w:r>
+        <w:rPr>
+          <w:rFonts w:ascii="Calibri" w:eastAsiaTheme="minorEastAsia" w:hAnsi="Calibri" w:cs="Calibri"/>
+          <w:color w:val="000000" w:themeColor="text1"/>
+          <w:kern w:val="2"/>
+          <w14:ligatures w14:val="standardContextual"/>
+        </w:rPr>
+        <w:t>右旋</w:t>
+      </w:r>
+      <w:proofErr w:type="gramStart"/>
+      <w:r>
+        <w:rPr>
+          <w:rFonts w:ascii="Calibri" w:eastAsiaTheme="minorEastAsia" w:hAnsi="Calibri" w:cs="Calibri"/>
+          <w:color w:val="000000" w:themeColor="text1"/>
+          <w:kern w:val="2"/>
+          <w14:ligatures w14:val="standardContextual"/>
+        </w:rPr>
+        <w:t>）</w:t>
+      </w:r>
+      <w:proofErr w:type="gramEnd"/>
+      <w:r>
+        <w:rPr>
+          <w:rFonts w:ascii="Calibri" w:eastAsiaTheme="minorEastAsia" w:hAnsi="Calibri" w:cs="Calibri"/>
+          <w:color w:val="000000" w:themeColor="text1"/>
+          <w:kern w:val="2"/>
+          <w14:ligatures w14:val="standardContextual"/>
+        </w:rPr>
+        <w:t>；</w:t>
+      </w:r>
+      <w:r>
+        <w:rPr>
+          <w:rFonts w:ascii="Calibri" w:eastAsiaTheme="minorEastAsia" w:hAnsi="Calibri" w:cs="Calibri"/>
+          <w:color w:val="000000" w:themeColor="text1"/>
+          <w:kern w:val="2"/>
+          <w14:ligatures w14:val="standardContextual"/>
+        </w:rPr>
+        <w:t xml:space="preserve">BF(z)&lt;-1 </w:t>
+      </w:r>
+      <w:r>
+        <w:rPr>
+          <w:rFonts w:ascii="Calibri" w:eastAsiaTheme="minorEastAsia" w:hAnsi="Calibri" w:cs="Calibri"/>
+          <w:color w:val="000000" w:themeColor="text1"/>
+          <w:kern w:val="2"/>
+          <w14:ligatures w14:val="standardContextual"/>
+        </w:rPr>
+        <w:t>且插入在</w:t>
+      </w:r>
+      <w:r>
+        <w:rPr>
+          <w:rFonts w:ascii="Calibri" w:eastAsiaTheme="minorEastAsia" w:hAnsi="Calibri" w:cs="Calibri"/>
+          <w:color w:val="000000" w:themeColor="text1"/>
+          <w:kern w:val="2"/>
+          <w14:ligatures w14:val="standardContextual"/>
+        </w:rPr>
+        <w:t xml:space="preserve"> </w:t>
+      </w:r>
+      <w:proofErr w:type="spellStart"/>
+      <w:r>
+        <w:rPr>
+          <w:rFonts w:ascii="Calibri" w:eastAsiaTheme="minorEastAsia" w:hAnsi="Calibri" w:cs="Calibri"/>
+          <w:color w:val="000000" w:themeColor="text1"/>
+          <w:kern w:val="2"/>
+          <w14:ligatures w14:val="standardContextual"/>
+        </w:rPr>
+        <w:t>z.right</w:t>
+      </w:r>
+      <w:proofErr w:type="spellEnd"/>
+      <w:r>
+        <w:rPr>
+          <w:rFonts w:ascii="Calibri" w:eastAsiaTheme="minorEastAsia" w:hAnsi="Calibri" w:cs="Calibri"/>
+          <w:color w:val="000000" w:themeColor="text1"/>
+          <w:kern w:val="2"/>
+          <w14:ligatures w14:val="standardContextual"/>
+        </w:rPr>
+        <w:t xml:space="preserve"> </w:t>
+      </w:r>
+      <w:r>
+        <w:rPr>
+          <w:rFonts w:ascii="Calibri" w:eastAsiaTheme="minorEastAsia" w:hAnsi="Calibri" w:cs="Calibri"/>
+          <w:color w:val="000000" w:themeColor="text1"/>
+          <w:kern w:val="2"/>
+          <w14:ligatures w14:val="standardContextual"/>
+        </w:rPr>
+        <w:t>的右邊為</w:t>
+      </w:r>
+      <w:r>
+        <w:rPr>
+          <w:rFonts w:ascii="Calibri" w:eastAsiaTheme="minorEastAsia" w:hAnsi="Calibri" w:cs="Calibri"/>
+          <w:color w:val="000000" w:themeColor="text1"/>
+          <w:kern w:val="2"/>
+          <w14:ligatures w14:val="standardContextual"/>
+        </w:rPr>
+        <w:t xml:space="preserve"> RR</w:t>
+      </w:r>
+      <w:r>
+        <w:rPr>
+          <w:rFonts w:ascii="Calibri" w:eastAsiaTheme="minorEastAsia" w:hAnsi="Calibri" w:cs="Calibri"/>
+          <w:color w:val="000000" w:themeColor="text1"/>
+          <w:kern w:val="2"/>
+          <w14:ligatures w14:val="standardContextual"/>
+        </w:rPr>
+        <w:t>（對</w:t>
+      </w:r>
+      <w:r>
+        <w:rPr>
+          <w:rFonts w:ascii="Calibri" w:eastAsiaTheme="minorEastAsia" w:hAnsi="Calibri" w:cs="Calibri"/>
+          <w:color w:val="000000" w:themeColor="text1"/>
+          <w:kern w:val="2"/>
+          <w14:ligatures w14:val="standardContextual"/>
+        </w:rPr>
+        <w:t xml:space="preserve"> z </w:t>
+      </w:r>
+      <w:r>
+        <w:rPr>
+          <w:rFonts w:ascii="Calibri" w:eastAsiaTheme="minorEastAsia" w:hAnsi="Calibri" w:cs="Calibri"/>
+          <w:color w:val="000000" w:themeColor="text1"/>
+          <w:kern w:val="2"/>
+          <w14:ligatures w14:val="standardContextual"/>
+        </w:rPr>
+        <w:t>做左旋），</w:t>
+      </w:r>
+      <w:r>
+        <w:rPr>
+          <w:rFonts w:ascii="Calibri" w:eastAsiaTheme="minorEastAsia" w:hAnsi="Calibri" w:cs="Calibri"/>
+          <w:color w:val="000000" w:themeColor="text1"/>
+          <w:kern w:val="2"/>
+          <w14:ligatures w14:val="standardContextual"/>
+        </w:rPr>
+        <w:t xml:space="preserve">BF(z)&lt;-1 </w:t>
+      </w:r>
+      <w:r>
+        <w:rPr>
+          <w:rFonts w:ascii="Calibri" w:eastAsiaTheme="minorEastAsia" w:hAnsi="Calibri" w:cs="Calibri"/>
+          <w:color w:val="000000" w:themeColor="text1"/>
+          <w:kern w:val="2"/>
+          <w14:ligatures w14:val="standardContextual"/>
+        </w:rPr>
+        <w:t>且插入在</w:t>
+      </w:r>
+      <w:r>
+        <w:rPr>
+          <w:rFonts w:ascii="Calibri" w:eastAsiaTheme="minorEastAsia" w:hAnsi="Calibri" w:cs="Calibri"/>
+          <w:color w:val="000000" w:themeColor="text1"/>
+          <w:kern w:val="2"/>
+          <w14:ligatures w14:val="standardContextual"/>
+        </w:rPr>
+        <w:t xml:space="preserve"> </w:t>
+      </w:r>
+      <w:proofErr w:type="spellStart"/>
+      <w:r>
+        <w:rPr>
+          <w:rFonts w:ascii="Calibri" w:eastAsiaTheme="minorEastAsia" w:hAnsi="Calibri" w:cs="Calibri"/>
+          <w:color w:val="000000" w:themeColor="text1"/>
+          <w:kern w:val="2"/>
+          <w14:ligatures w14:val="standardContextual"/>
+        </w:rPr>
+        <w:t>z.right</w:t>
+      </w:r>
+      <w:proofErr w:type="spellEnd"/>
+      <w:r>
+        <w:rPr>
+          <w:rFonts w:ascii="Calibri" w:eastAsiaTheme="minorEastAsia" w:hAnsi="Calibri" w:cs="Calibri"/>
+          <w:color w:val="000000" w:themeColor="text1"/>
+          <w:kern w:val="2"/>
+          <w14:ligatures w14:val="standardContextual"/>
+        </w:rPr>
+        <w:t xml:space="preserve"> </w:t>
+      </w:r>
+      <w:r>
+        <w:rPr>
+          <w:rFonts w:ascii="Calibri" w:eastAsiaTheme="minorEastAsia" w:hAnsi="Calibri" w:cs="Calibri"/>
+          <w:color w:val="000000" w:themeColor="text1"/>
+          <w:kern w:val="2"/>
+          <w14:ligatures w14:val="standardContextual"/>
+        </w:rPr>
+        <w:t>的左邊為</w:t>
+      </w:r>
+      <w:r>
+        <w:rPr>
+          <w:rFonts w:ascii="Calibri" w:eastAsiaTheme="minorEastAsia" w:hAnsi="Calibri" w:cs="Calibri"/>
+          <w:color w:val="000000" w:themeColor="text1"/>
+          <w:kern w:val="2"/>
+          <w14:ligatures w14:val="standardContextual"/>
+        </w:rPr>
+        <w:t xml:space="preserve"> RL</w:t>
+      </w:r>
+      <w:proofErr w:type="gramStart"/>
+      <w:r>
+        <w:rPr>
+          <w:rFonts w:ascii="Calibri" w:eastAsiaTheme="minorEastAsia" w:hAnsi="Calibri" w:cs="Calibri"/>
+          <w:color w:val="000000" w:themeColor="text1"/>
+          <w:kern w:val="2"/>
+          <w14:ligatures w14:val="standardContextual"/>
+        </w:rPr>
+        <w:t>（</w:t>
+      </w:r>
+      <w:proofErr w:type="gramEnd"/>
+      <w:r>
+        <w:rPr>
+          <w:rFonts w:ascii="Calibri" w:eastAsiaTheme="minorEastAsia" w:hAnsi="Calibri" w:cs="Calibri"/>
+          <w:color w:val="000000" w:themeColor="text1"/>
+          <w:kern w:val="2"/>
+          <w14:ligatures w14:val="standardContextual"/>
+        </w:rPr>
+        <w:t>先對</w:t>
+      </w:r>
+      <w:r>
+        <w:rPr>
+          <w:rFonts w:ascii="Calibri" w:eastAsiaTheme="minorEastAsia" w:hAnsi="Calibri" w:cs="Calibri"/>
+          <w:color w:val="000000" w:themeColor="text1"/>
+          <w:kern w:val="2"/>
+          <w14:ligatures w14:val="standardContextual"/>
+        </w:rPr>
+        <w:t xml:space="preserve"> </w:t>
+      </w:r>
+      <w:proofErr w:type="spellStart"/>
+      <w:r>
+        <w:rPr>
+          <w:rFonts w:ascii="Calibri" w:eastAsiaTheme="minorEastAsia" w:hAnsi="Calibri" w:cs="Calibri"/>
+          <w:color w:val="000000" w:themeColor="text1"/>
+          <w:kern w:val="2"/>
+          <w14:ligatures w14:val="standardContextual"/>
+        </w:rPr>
+        <w:t>z.right</w:t>
+      </w:r>
+      <w:proofErr w:type="spellEnd"/>
+      <w:r>
+        <w:rPr>
+          <w:rFonts w:ascii="Calibri" w:eastAsiaTheme="minorEastAsia" w:hAnsi="Calibri" w:cs="Calibri"/>
+          <w:color w:val="000000" w:themeColor="text1"/>
+          <w:kern w:val="2"/>
+          <w14:ligatures w14:val="standardContextual"/>
+        </w:rPr>
+        <w:t xml:space="preserve"> </w:t>
+      </w:r>
+      <w:r>
+        <w:rPr>
+          <w:rFonts w:ascii="Calibri" w:eastAsiaTheme="minorEastAsia" w:hAnsi="Calibri" w:cs="Calibri"/>
+          <w:color w:val="000000" w:themeColor="text1"/>
+          <w:kern w:val="2"/>
+          <w14:ligatures w14:val="standardContextual"/>
+        </w:rPr>
+        <w:t>右旋，再對</w:t>
+      </w:r>
+      <w:r>
+        <w:rPr>
+          <w:rFonts w:ascii="Calibri" w:eastAsiaTheme="minorEastAsia" w:hAnsi="Calibri" w:cs="Calibri"/>
+          <w:color w:val="000000" w:themeColor="text1"/>
+          <w:kern w:val="2"/>
+          <w14:ligatures w14:val="standardContextual"/>
+        </w:rPr>
+        <w:t xml:space="preserve"> z </w:t>
+      </w:r>
+      <w:r>
+        <w:rPr>
+          <w:rFonts w:ascii="Calibri" w:eastAsiaTheme="minorEastAsia" w:hAnsi="Calibri" w:cs="Calibri"/>
+          <w:color w:val="000000" w:themeColor="text1"/>
+          <w:kern w:val="2"/>
+          <w14:ligatures w14:val="standardContextual"/>
+        </w:rPr>
+        <w:t>左旋</w:t>
+      </w:r>
+      <w:proofErr w:type="gramStart"/>
+      <w:r>
+        <w:rPr>
+          <w:rFonts w:ascii="Calibri" w:eastAsiaTheme="minorEastAsia" w:hAnsi="Calibri" w:cs="Calibri"/>
+          <w:color w:val="000000" w:themeColor="text1"/>
+          <w:kern w:val="2"/>
+          <w14:ligatures w14:val="standardContextual"/>
+        </w:rPr>
+        <w:t>）</w:t>
+      </w:r>
+      <w:proofErr w:type="gramEnd"/>
+      <w:r>
+        <w:rPr>
+          <w:rFonts w:ascii="Calibri" w:eastAsiaTheme="minorEastAsia" w:hAnsi="Calibri" w:cs="Calibri"/>
+          <w:color w:val="000000" w:themeColor="text1"/>
+          <w:kern w:val="2"/>
+          <w14:ligatures w14:val="standardContextual"/>
+        </w:rPr>
+        <w:t>。旋轉後重新更新相關節點的高度與</w:t>
+      </w:r>
+      <w:r>
+        <w:rPr>
+          <w:rFonts w:ascii="Calibri" w:eastAsiaTheme="minorEastAsia" w:hAnsi="Calibri" w:cs="Calibri"/>
+          <w:color w:val="000000" w:themeColor="text1"/>
+          <w:kern w:val="2"/>
+          <w14:ligatures w14:val="standardContextual"/>
+        </w:rPr>
+        <w:t xml:space="preserve"> BF</w:t>
+      </w:r>
+      <w:r>
+        <w:rPr>
+          <w:rFonts w:ascii="Calibri" w:eastAsiaTheme="minorEastAsia" w:hAnsi="Calibri" w:cs="Calibri"/>
+          <w:color w:val="000000" w:themeColor="text1"/>
+          <w:kern w:val="2"/>
+          <w14:ligatures w14:val="standardContextual"/>
+        </w:rPr>
+        <w:t>，如此在每次插入後都維持</w:t>
+      </w:r>
+      <w:r>
+        <w:rPr>
+          <w:rFonts w:ascii="Calibri" w:eastAsiaTheme="minorEastAsia" w:hAnsi="Calibri" w:cs="Calibri"/>
+          <w:color w:val="000000" w:themeColor="text1"/>
+          <w:kern w:val="2"/>
+          <w14:ligatures w14:val="standardContextual"/>
+        </w:rPr>
+        <w:t xml:space="preserve"> AVL </w:t>
+      </w:r>
+      <w:r>
+        <w:rPr>
+          <w:rFonts w:ascii="Calibri" w:eastAsiaTheme="minorEastAsia" w:hAnsi="Calibri" w:cs="Calibri"/>
+          <w:color w:val="000000" w:themeColor="text1"/>
+          <w:kern w:val="2"/>
+          <w14:ligatures w14:val="standardContextual"/>
+        </w:rPr>
+        <w:t>的平衡性</w:t>
+      </w:r>
+      <w:r>
+        <w:rPr>
+          <w:rFonts w:ascii="Calibri" w:eastAsiaTheme="minorEastAsia" w:hAnsi="Calibri" w:cs="Calibri"/>
+          <w:color w:val="000000" w:themeColor="text1"/>
+          <w:kern w:val="2"/>
+          <w14:ligatures w14:val="standardContextual"/>
+        </w:rPr>
+        <w:t>(</w:t>
+      </w:r>
+      <w:r>
+        <w:rPr>
+          <w:rFonts w:ascii="Calibri" w:eastAsiaTheme="minorEastAsia" w:hAnsi="Calibri" w:cs="Calibri" w:hint="eastAsia"/>
+          <w:color w:val="000000" w:themeColor="text1"/>
+          <w:kern w:val="2"/>
+          <w14:ligatures w14:val="standardContextual"/>
+        </w:rPr>
+        <w:t>高度為</w:t>
+      </w:r>
+      <w:r>
+        <w:rPr>
+          <w:rFonts w:ascii="Calibri" w:eastAsiaTheme="minorEastAsia" w:hAnsi="Calibri" w:cs="Calibri"/>
+          <w:color w:val="000000" w:themeColor="text1"/>
+          <w:kern w:val="2"/>
+          <w14:ligatures w14:val="standardContextual"/>
+        </w:rPr>
+        <w:t>O(log n)</w:t>
+      </w:r>
+      <w:r>
+        <w:rPr>
+          <w:rFonts w:ascii="Calibri" w:eastAsiaTheme="minorEastAsia" w:hAnsi="Calibri" w:cs="Calibri"/>
+          <w:color w:val="000000" w:themeColor="text1"/>
+          <w:kern w:val="2"/>
+          <w14:ligatures w14:val="standardContextual"/>
+        </w:rPr>
+        <w:t>)</w:t>
+      </w:r>
+      <w:r>
+        <w:rPr>
+          <w:rFonts w:ascii="Calibri" w:eastAsiaTheme="minorEastAsia" w:hAnsi="Calibri" w:cs="Calibri" w:hint="eastAsia"/>
+          <w:color w:val="000000" w:themeColor="text1"/>
+          <w:kern w:val="2"/>
+          <w14:ligatures w14:val="standardContextual"/>
+        </w:rPr>
+        <w:t>。</w:t>
+      </w:r>
+    </w:p>
+    <w:p>
+      <w:pPr>
+        <w:pStyle w:val="Web"/>
+        <w:spacing w:before="0" w:beforeAutospacing="0" w:after="0" w:afterAutospacing="0"/>
+        <w:rPr>
+          <w:rFonts w:ascii="Calibri" w:eastAsiaTheme="minorEastAsia" w:hAnsi="Calibri" w:cs="Calibri"/>
+          <w:color w:val="000000" w:themeColor="text1"/>
+          <w:kern w:val="2"/>
+          <w14:ligatures w14:val="standardContextual"/>
+        </w:rPr>
+      </w:pPr>
+      <w:r>
+        <w:rPr>
+          <w:rFonts w:ascii="Calibri" w:eastAsiaTheme="minorEastAsia" w:hAnsi="Calibri" w:cs="Calibri"/>
+          <w:color w:val="000000" w:themeColor="text1"/>
+          <w:kern w:val="2"/>
+          <w14:ligatures w14:val="standardContextual"/>
+        </w:rPr>
+        <w:t>Screenshot of AVL Tree (paste below):</w:t>
+      </w:r>
+    </w:p>
+    <w:p>
+      <w:pPr>
+        <w:pStyle w:val="Web"/>
+        <w:spacing w:before="0" w:beforeAutospacing="0" w:after="0" w:afterAutospacing="0"/>
+        <w:rPr>
+          <w:rFonts w:ascii="Calibri" w:eastAsiaTheme="minorEastAsia" w:hAnsi="Calibri" w:cs="Calibri"/>
+          <w:color w:val="000000" w:themeColor="text1"/>
+          <w:kern w:val="2"/>
+          <w14:ligatures w14:val="standardContextual"/>
+        </w:rPr>
+      </w:pPr>
+      <w:r>
+        <w:rPr>
+          <w:rFonts w:ascii="Calibri" w:eastAsiaTheme="minorEastAsia" w:hAnsi="Calibri" w:cs="Calibri"/>
+          <w:noProof/>
+          <w:color w:val="000000" w:themeColor="text1"/>
+          <w:kern w:val="2"/>
+          <w14:ligatures w14:val="standardContextual"/>
+        </w:rPr>
         <w:lastRenderedPageBreak/>
-        <w:t>從空樹開始</w:t>
-      </w:r>
-      <w:proofErr w:type="gramEnd"/>
-      <w:r>
-        <w:rPr>
-          <w:rFonts w:ascii="Calibri" w:eastAsiaTheme="minorEastAsia" w:hAnsi="Calibri" w:cs="Calibri"/>
-          <w:color w:val="000000" w:themeColor="text1"/>
-          <w:kern w:val="2"/>
-          <w14:ligatures w14:val="standardContextual"/>
-        </w:rPr>
-        <w:t>，依照給定整數的順序，先用</w:t>
-      </w:r>
-      <w:r>
-        <w:rPr>
-          <w:rFonts w:ascii="Calibri" w:eastAsiaTheme="minorEastAsia" w:hAnsi="Calibri" w:cs="Calibri"/>
-          <w:color w:val="000000" w:themeColor="text1"/>
-          <w:kern w:val="2"/>
-          <w14:ligatures w14:val="standardContextual"/>
-        </w:rPr>
-        <w:t>BST</w:t>
-      </w:r>
-      <w:r>
-        <w:rPr>
-          <w:rFonts w:ascii="Calibri" w:eastAsiaTheme="minorEastAsia" w:hAnsi="Calibri" w:cs="Calibri"/>
-          <w:color w:val="000000" w:themeColor="text1"/>
-          <w:kern w:val="2"/>
-          <w14:ligatures w14:val="standardContextual"/>
-        </w:rPr>
-        <w:t>的規則插入新節點</w:t>
-      </w:r>
-      <w:r>
-        <w:rPr>
-          <w:rFonts w:ascii="Calibri" w:eastAsiaTheme="minorEastAsia" w:hAnsi="Calibri" w:cs="Calibri" w:hint="eastAsia"/>
-          <w:color w:val="000000" w:themeColor="text1"/>
-          <w:kern w:val="2"/>
-          <w14:ligatures w14:val="standardContextual"/>
-        </w:rPr>
-        <w:t>。在插</w:t>
-      </w:r>
-      <w:r>
-        <w:rPr>
-          <w:rFonts w:ascii="Calibri" w:eastAsiaTheme="minorEastAsia" w:hAnsi="Calibri" w:cs="Calibri"/>
-          <w:color w:val="000000" w:themeColor="text1"/>
-          <w:kern w:val="2"/>
-          <w14:ligatures w14:val="standardContextual"/>
-        </w:rPr>
-        <w:t>入</w:t>
-      </w:r>
-      <w:r>
-        <w:rPr>
-          <w:rFonts w:ascii="Calibri" w:eastAsiaTheme="minorEastAsia" w:hAnsi="Calibri" w:cs="Calibri" w:hint="eastAsia"/>
-          <w:color w:val="000000" w:themeColor="text1"/>
-          <w:kern w:val="2"/>
-          <w14:ligatures w14:val="standardContextual"/>
-        </w:rPr>
-        <w:t>完成</w:t>
-      </w:r>
-      <w:r>
-        <w:rPr>
-          <w:rFonts w:ascii="Calibri" w:eastAsiaTheme="minorEastAsia" w:hAnsi="Calibri" w:cs="Calibri"/>
-          <w:color w:val="000000" w:themeColor="text1"/>
-          <w:kern w:val="2"/>
-          <w14:ligatures w14:val="standardContextual"/>
-        </w:rPr>
-        <w:t>後，沿插入路徑往上更新每</w:t>
-      </w:r>
-      <w:proofErr w:type="gramStart"/>
-      <w:r>
-        <w:rPr>
-          <w:rFonts w:ascii="Calibri" w:eastAsiaTheme="minorEastAsia" w:hAnsi="Calibri" w:cs="Calibri"/>
-          <w:color w:val="000000" w:themeColor="text1"/>
-          <w:kern w:val="2"/>
-          <w14:ligatures w14:val="standardContextual"/>
-        </w:rPr>
-        <w:t>個</w:t>
-      </w:r>
-      <w:proofErr w:type="gramEnd"/>
-      <w:r>
-        <w:rPr>
-          <w:rFonts w:ascii="Calibri" w:eastAsiaTheme="minorEastAsia" w:hAnsi="Calibri" w:cs="Calibri"/>
-          <w:color w:val="000000" w:themeColor="text1"/>
-          <w:kern w:val="2"/>
-          <w14:ligatures w14:val="standardContextual"/>
-        </w:rPr>
-        <w:t>節點的高度，並計算平衡因子</w:t>
-      </w:r>
-      <w:r>
-        <w:rPr>
-          <w:rFonts w:ascii="Calibri" w:eastAsiaTheme="minorEastAsia" w:hAnsi="Calibri" w:cs="Calibri"/>
-          <w:color w:val="000000" w:themeColor="text1"/>
-          <w:kern w:val="2"/>
-          <w14:ligatures w14:val="standardContextual"/>
-        </w:rPr>
-        <w:t xml:space="preserve"> BF = height(left) - height(right)</w:t>
-      </w:r>
-      <w:r>
-        <w:rPr>
-          <w:rFonts w:ascii="Calibri" w:eastAsiaTheme="minorEastAsia" w:hAnsi="Calibri" w:cs="Calibri"/>
-          <w:color w:val="000000" w:themeColor="text1"/>
-          <w:kern w:val="2"/>
-          <w14:ligatures w14:val="standardContextual"/>
-        </w:rPr>
-        <w:t>。若某個祖先節點</w:t>
-      </w:r>
-      <w:r>
-        <w:rPr>
-          <w:rFonts w:ascii="Calibri" w:eastAsiaTheme="minorEastAsia" w:hAnsi="Calibri" w:cs="Calibri"/>
-          <w:color w:val="000000" w:themeColor="text1"/>
-          <w:kern w:val="2"/>
-          <w14:ligatures w14:val="standardContextual"/>
-        </w:rPr>
-        <w:t>z</w:t>
-      </w:r>
-      <w:r>
-        <w:rPr>
-          <w:rFonts w:ascii="Calibri" w:eastAsiaTheme="minorEastAsia" w:hAnsi="Calibri" w:cs="Calibri"/>
-          <w:color w:val="000000" w:themeColor="text1"/>
-          <w:kern w:val="2"/>
-          <w14:ligatures w14:val="standardContextual"/>
-        </w:rPr>
-        <w:t>出現</w:t>
-      </w:r>
-      <w:r>
-        <w:rPr>
-          <w:rFonts w:ascii="Calibri" w:eastAsiaTheme="minorEastAsia" w:hAnsi="Calibri" w:cs="Calibri"/>
-          <w:color w:val="000000" w:themeColor="text1"/>
-          <w:kern w:val="2"/>
-          <w14:ligatures w14:val="standardContextual"/>
-        </w:rPr>
-        <w:t>|BF(z)|&gt;1</w:t>
-      </w:r>
-      <w:r>
-        <w:rPr>
-          <w:rFonts w:ascii="Calibri" w:eastAsiaTheme="minorEastAsia" w:hAnsi="Calibri" w:cs="Calibri" w:hint="eastAsia"/>
-          <w:color w:val="000000" w:themeColor="text1"/>
-          <w:kern w:val="2"/>
-          <w14:ligatures w14:val="standardContextual"/>
-        </w:rPr>
-        <w:t>就</w:t>
-      </w:r>
-      <w:r>
-        <w:rPr>
-          <w:rFonts w:ascii="Calibri" w:eastAsiaTheme="minorEastAsia" w:hAnsi="Calibri" w:cs="Calibri"/>
-          <w:color w:val="000000" w:themeColor="text1"/>
-          <w:kern w:val="2"/>
-          <w14:ligatures w14:val="standardContextual"/>
-        </w:rPr>
-        <w:t>表示失衡，</w:t>
-      </w:r>
-      <w:r>
-        <w:rPr>
-          <w:rFonts w:ascii="Calibri" w:eastAsiaTheme="minorEastAsia" w:hAnsi="Calibri" w:cs="Calibri" w:hint="eastAsia"/>
-          <w:color w:val="000000" w:themeColor="text1"/>
-          <w:kern w:val="2"/>
-          <w14:ligatures w14:val="standardContextual"/>
-        </w:rPr>
-        <w:t>並判斷是哪種類型的失衡並</w:t>
-      </w:r>
-      <w:proofErr w:type="gramStart"/>
-      <w:r>
-        <w:rPr>
-          <w:rFonts w:ascii="Calibri" w:eastAsiaTheme="minorEastAsia" w:hAnsi="Calibri" w:cs="Calibri" w:hint="eastAsia"/>
-          <w:color w:val="000000" w:themeColor="text1"/>
-          <w:kern w:val="2"/>
-          <w14:ligatures w14:val="standardContextual"/>
-        </w:rPr>
-        <w:t>做對</w:t>
-      </w:r>
-      <w:proofErr w:type="gramEnd"/>
-      <w:r>
-        <w:rPr>
-          <w:rFonts w:ascii="Calibri" w:eastAsiaTheme="minorEastAsia" w:hAnsi="Calibri" w:cs="Calibri" w:hint="eastAsia"/>
-          <w:color w:val="000000" w:themeColor="text1"/>
-          <w:kern w:val="2"/>
-          <w14:ligatures w14:val="standardContextual"/>
-        </w:rPr>
-        <w:t>應的操作</w:t>
-      </w:r>
-      <w:r>
-        <w:rPr>
-          <w:rFonts w:ascii="Calibri" w:eastAsiaTheme="minorEastAsia" w:hAnsi="Calibri" w:cs="Calibri" w:hint="eastAsia"/>
-          <w:color w:val="000000" w:themeColor="text1"/>
-          <w:kern w:val="2"/>
-          <w14:ligatures w14:val="standardContextual"/>
-        </w:rPr>
-        <w:t>:</w:t>
-      </w:r>
-      <w:r>
-        <w:rPr>
-          <w:rFonts w:asciiTheme="minorHAnsi" w:eastAsiaTheme="minorEastAsia" w:hAnsiTheme="minorHAnsi" w:cstheme="minorBidi"/>
-          <w:kern w:val="2"/>
-          <w14:ligatures w14:val="standardContextual"/>
-        </w:rPr>
-        <w:t xml:space="preserve"> </w:t>
-      </w:r>
-      <w:r>
-        <w:rPr>
-          <w:rFonts w:ascii="Calibri" w:eastAsiaTheme="minorEastAsia" w:hAnsi="Calibri" w:cs="Calibri"/>
-          <w:color w:val="000000" w:themeColor="text1"/>
-          <w:kern w:val="2"/>
-          <w14:ligatures w14:val="standardContextual"/>
-        </w:rPr>
-        <w:t xml:space="preserve">BF(z)&gt;1 </w:t>
-      </w:r>
-      <w:r>
-        <w:rPr>
-          <w:rFonts w:ascii="Calibri" w:eastAsiaTheme="minorEastAsia" w:hAnsi="Calibri" w:cs="Calibri"/>
-          <w:color w:val="000000" w:themeColor="text1"/>
-          <w:kern w:val="2"/>
-          <w14:ligatures w14:val="standardContextual"/>
-        </w:rPr>
-        <w:t>且插入在</w:t>
-      </w:r>
-      <w:r>
-        <w:rPr>
-          <w:rFonts w:ascii="Calibri" w:eastAsiaTheme="minorEastAsia" w:hAnsi="Calibri" w:cs="Calibri"/>
-          <w:color w:val="000000" w:themeColor="text1"/>
-          <w:kern w:val="2"/>
-          <w14:ligatures w14:val="standardContextual"/>
-        </w:rPr>
-        <w:t xml:space="preserve"> </w:t>
-      </w:r>
-      <w:proofErr w:type="spellStart"/>
-      <w:r>
-        <w:rPr>
-          <w:rFonts w:ascii="Calibri" w:eastAsiaTheme="minorEastAsia" w:hAnsi="Calibri" w:cs="Calibri"/>
-          <w:color w:val="000000" w:themeColor="text1"/>
-          <w:kern w:val="2"/>
-          <w14:ligatures w14:val="standardContextual"/>
-        </w:rPr>
-        <w:t>z.left</w:t>
-      </w:r>
-      <w:proofErr w:type="spellEnd"/>
-      <w:r>
-        <w:rPr>
-          <w:rFonts w:ascii="Calibri" w:eastAsiaTheme="minorEastAsia" w:hAnsi="Calibri" w:cs="Calibri"/>
-          <w:color w:val="000000" w:themeColor="text1"/>
-          <w:kern w:val="2"/>
-          <w14:ligatures w14:val="standardContextual"/>
-        </w:rPr>
-        <w:t xml:space="preserve"> </w:t>
-      </w:r>
-      <w:r>
-        <w:rPr>
-          <w:rFonts w:ascii="Calibri" w:eastAsiaTheme="minorEastAsia" w:hAnsi="Calibri" w:cs="Calibri"/>
-          <w:color w:val="000000" w:themeColor="text1"/>
-          <w:kern w:val="2"/>
-          <w14:ligatures w14:val="standardContextual"/>
-        </w:rPr>
-        <w:t>的左邊為</w:t>
-      </w:r>
-      <w:r>
-        <w:rPr>
-          <w:rFonts w:ascii="Calibri" w:eastAsiaTheme="minorEastAsia" w:hAnsi="Calibri" w:cs="Calibri"/>
-          <w:color w:val="000000" w:themeColor="text1"/>
-          <w:kern w:val="2"/>
-          <w14:ligatures w14:val="standardContextual"/>
-        </w:rPr>
-        <w:t xml:space="preserve"> LL</w:t>
-      </w:r>
-      <w:r>
-        <w:rPr>
-          <w:rFonts w:ascii="Calibri" w:eastAsiaTheme="minorEastAsia" w:hAnsi="Calibri" w:cs="Calibri"/>
-          <w:color w:val="000000" w:themeColor="text1"/>
-          <w:kern w:val="2"/>
-          <w14:ligatures w14:val="standardContextual"/>
-        </w:rPr>
-        <w:t>（對</w:t>
-      </w:r>
-      <w:r>
-        <w:rPr>
-          <w:rFonts w:ascii="Calibri" w:eastAsiaTheme="minorEastAsia" w:hAnsi="Calibri" w:cs="Calibri"/>
-          <w:color w:val="000000" w:themeColor="text1"/>
-          <w:kern w:val="2"/>
-          <w14:ligatures w14:val="standardContextual"/>
-        </w:rPr>
-        <w:t xml:space="preserve"> z </w:t>
-      </w:r>
-      <w:r>
-        <w:rPr>
-          <w:rFonts w:ascii="Calibri" w:eastAsiaTheme="minorEastAsia" w:hAnsi="Calibri" w:cs="Calibri"/>
-          <w:color w:val="000000" w:themeColor="text1"/>
-          <w:kern w:val="2"/>
-          <w14:ligatures w14:val="standardContextual"/>
-        </w:rPr>
-        <w:t>做右旋），</w:t>
-      </w:r>
-      <w:r>
-        <w:rPr>
-          <w:rFonts w:ascii="Calibri" w:eastAsiaTheme="minorEastAsia" w:hAnsi="Calibri" w:cs="Calibri"/>
-          <w:color w:val="000000" w:themeColor="text1"/>
-          <w:kern w:val="2"/>
-          <w14:ligatures w14:val="standardContextual"/>
-        </w:rPr>
-        <w:t xml:space="preserve">BF(z)&gt;1 </w:t>
-      </w:r>
-      <w:r>
-        <w:rPr>
-          <w:rFonts w:ascii="Calibri" w:eastAsiaTheme="minorEastAsia" w:hAnsi="Calibri" w:cs="Calibri"/>
-          <w:color w:val="000000" w:themeColor="text1"/>
-          <w:kern w:val="2"/>
-          <w14:ligatures w14:val="standardContextual"/>
-        </w:rPr>
-        <w:t>且插入在</w:t>
-      </w:r>
-      <w:r>
-        <w:rPr>
-          <w:rFonts w:ascii="Calibri" w:eastAsiaTheme="minorEastAsia" w:hAnsi="Calibri" w:cs="Calibri"/>
-          <w:color w:val="000000" w:themeColor="text1"/>
-          <w:kern w:val="2"/>
-          <w14:ligatures w14:val="standardContextual"/>
-        </w:rPr>
-        <w:t xml:space="preserve"> </w:t>
-      </w:r>
-      <w:proofErr w:type="spellStart"/>
-      <w:r>
-        <w:rPr>
-          <w:rFonts w:ascii="Calibri" w:eastAsiaTheme="minorEastAsia" w:hAnsi="Calibri" w:cs="Calibri"/>
-          <w:color w:val="000000" w:themeColor="text1"/>
-          <w:kern w:val="2"/>
-          <w14:ligatures w14:val="standardContextual"/>
-        </w:rPr>
-        <w:t>z.left</w:t>
-      </w:r>
-      <w:proofErr w:type="spellEnd"/>
-      <w:r>
-        <w:rPr>
-          <w:rFonts w:ascii="Calibri" w:eastAsiaTheme="minorEastAsia" w:hAnsi="Calibri" w:cs="Calibri"/>
-          <w:color w:val="000000" w:themeColor="text1"/>
-          <w:kern w:val="2"/>
-          <w14:ligatures w14:val="standardContextual"/>
-        </w:rPr>
-        <w:t xml:space="preserve"> </w:t>
-      </w:r>
-      <w:r>
-        <w:rPr>
-          <w:rFonts w:ascii="Calibri" w:eastAsiaTheme="minorEastAsia" w:hAnsi="Calibri" w:cs="Calibri"/>
-          <w:color w:val="000000" w:themeColor="text1"/>
-          <w:kern w:val="2"/>
-          <w14:ligatures w14:val="standardContextual"/>
-        </w:rPr>
-        <w:t>的右邊為</w:t>
-      </w:r>
-      <w:r>
-        <w:rPr>
-          <w:rFonts w:ascii="Calibri" w:eastAsiaTheme="minorEastAsia" w:hAnsi="Calibri" w:cs="Calibri"/>
-          <w:color w:val="000000" w:themeColor="text1"/>
-          <w:kern w:val="2"/>
-          <w14:ligatures w14:val="standardContextual"/>
-        </w:rPr>
-        <w:t xml:space="preserve"> LR</w:t>
-      </w:r>
-      <w:proofErr w:type="gramStart"/>
-      <w:r>
-        <w:rPr>
-          <w:rFonts w:ascii="Calibri" w:eastAsiaTheme="minorEastAsia" w:hAnsi="Calibri" w:cs="Calibri"/>
-          <w:color w:val="000000" w:themeColor="text1"/>
-          <w:kern w:val="2"/>
-          <w14:ligatures w14:val="standardContextual"/>
-        </w:rPr>
-        <w:t>（</w:t>
-      </w:r>
-      <w:proofErr w:type="gramEnd"/>
-      <w:r>
-        <w:rPr>
-          <w:rFonts w:ascii="Calibri" w:eastAsiaTheme="minorEastAsia" w:hAnsi="Calibri" w:cs="Calibri"/>
-          <w:color w:val="000000" w:themeColor="text1"/>
-          <w:kern w:val="2"/>
-          <w14:ligatures w14:val="standardContextual"/>
-        </w:rPr>
-        <w:t>先對</w:t>
-      </w:r>
-      <w:r>
-        <w:rPr>
-          <w:rFonts w:ascii="Calibri" w:eastAsiaTheme="minorEastAsia" w:hAnsi="Calibri" w:cs="Calibri"/>
-          <w:color w:val="000000" w:themeColor="text1"/>
-          <w:kern w:val="2"/>
-          <w14:ligatures w14:val="standardContextual"/>
-        </w:rPr>
-        <w:t xml:space="preserve"> </w:t>
-      </w:r>
-      <w:proofErr w:type="spellStart"/>
-      <w:r>
-        <w:rPr>
-          <w:rFonts w:ascii="Calibri" w:eastAsiaTheme="minorEastAsia" w:hAnsi="Calibri" w:cs="Calibri"/>
-          <w:color w:val="000000" w:themeColor="text1"/>
-          <w:kern w:val="2"/>
-          <w14:ligatures w14:val="standardContextual"/>
-        </w:rPr>
-        <w:t>z.left</w:t>
-      </w:r>
-      <w:proofErr w:type="spellEnd"/>
-      <w:r>
-        <w:rPr>
-          <w:rFonts w:ascii="Calibri" w:eastAsiaTheme="minorEastAsia" w:hAnsi="Calibri" w:cs="Calibri"/>
-          <w:color w:val="000000" w:themeColor="text1"/>
-          <w:kern w:val="2"/>
-          <w14:ligatures w14:val="standardContextual"/>
-        </w:rPr>
-        <w:t xml:space="preserve"> </w:t>
-      </w:r>
-      <w:r>
-        <w:rPr>
-          <w:rFonts w:ascii="Calibri" w:eastAsiaTheme="minorEastAsia" w:hAnsi="Calibri" w:cs="Calibri"/>
-          <w:color w:val="000000" w:themeColor="text1"/>
-          <w:kern w:val="2"/>
-          <w14:ligatures w14:val="standardContextual"/>
-        </w:rPr>
-        <w:t>左旋，再對</w:t>
-      </w:r>
-      <w:r>
-        <w:rPr>
-          <w:rFonts w:ascii="Calibri" w:eastAsiaTheme="minorEastAsia" w:hAnsi="Calibri" w:cs="Calibri"/>
-          <w:color w:val="000000" w:themeColor="text1"/>
-          <w:kern w:val="2"/>
-          <w14:ligatures w14:val="standardContextual"/>
-        </w:rPr>
-        <w:t xml:space="preserve"> z </w:t>
-      </w:r>
-      <w:r>
-        <w:rPr>
-          <w:rFonts w:ascii="Calibri" w:eastAsiaTheme="minorEastAsia" w:hAnsi="Calibri" w:cs="Calibri"/>
-          <w:color w:val="000000" w:themeColor="text1"/>
-          <w:kern w:val="2"/>
-          <w14:ligatures w14:val="standardContextual"/>
-        </w:rPr>
-        <w:t>右旋</w:t>
-      </w:r>
-      <w:proofErr w:type="gramStart"/>
-      <w:r>
-        <w:rPr>
-          <w:rFonts w:ascii="Calibri" w:eastAsiaTheme="minorEastAsia" w:hAnsi="Calibri" w:cs="Calibri"/>
-          <w:color w:val="000000" w:themeColor="text1"/>
-          <w:kern w:val="2"/>
-          <w14:ligatures w14:val="standardContextual"/>
-        </w:rPr>
-        <w:t>）</w:t>
-      </w:r>
-      <w:proofErr w:type="gramEnd"/>
-      <w:r>
-        <w:rPr>
-          <w:rFonts w:ascii="Calibri" w:eastAsiaTheme="minorEastAsia" w:hAnsi="Calibri" w:cs="Calibri"/>
-          <w:color w:val="000000" w:themeColor="text1"/>
-          <w:kern w:val="2"/>
-          <w14:ligatures w14:val="standardContextual"/>
-        </w:rPr>
-        <w:t>；</w:t>
-      </w:r>
-      <w:r>
-        <w:rPr>
-          <w:rFonts w:ascii="Calibri" w:eastAsiaTheme="minorEastAsia" w:hAnsi="Calibri" w:cs="Calibri"/>
-          <w:color w:val="000000" w:themeColor="text1"/>
-          <w:kern w:val="2"/>
-          <w14:ligatures w14:val="standardContextual"/>
-        </w:rPr>
-        <w:t xml:space="preserve">BF(z)&lt;-1 </w:t>
-      </w:r>
-      <w:r>
-        <w:rPr>
-          <w:rFonts w:ascii="Calibri" w:eastAsiaTheme="minorEastAsia" w:hAnsi="Calibri" w:cs="Calibri"/>
-          <w:color w:val="000000" w:themeColor="text1"/>
-          <w:kern w:val="2"/>
-          <w14:ligatures w14:val="standardContextual"/>
-        </w:rPr>
-        <w:t>且插入在</w:t>
-      </w:r>
-      <w:r>
-        <w:rPr>
-          <w:rFonts w:ascii="Calibri" w:eastAsiaTheme="minorEastAsia" w:hAnsi="Calibri" w:cs="Calibri"/>
-          <w:color w:val="000000" w:themeColor="text1"/>
-          <w:kern w:val="2"/>
-          <w14:ligatures w14:val="standardContextual"/>
-        </w:rPr>
-        <w:t xml:space="preserve"> </w:t>
-      </w:r>
-      <w:proofErr w:type="spellStart"/>
-      <w:r>
-        <w:rPr>
-          <w:rFonts w:ascii="Calibri" w:eastAsiaTheme="minorEastAsia" w:hAnsi="Calibri" w:cs="Calibri"/>
-          <w:color w:val="000000" w:themeColor="text1"/>
-          <w:kern w:val="2"/>
-          <w14:ligatures w14:val="standardContextual"/>
-        </w:rPr>
-        <w:t>z.right</w:t>
-      </w:r>
-      <w:proofErr w:type="spellEnd"/>
-      <w:r>
-        <w:rPr>
-          <w:rFonts w:ascii="Calibri" w:eastAsiaTheme="minorEastAsia" w:hAnsi="Calibri" w:cs="Calibri"/>
-          <w:color w:val="000000" w:themeColor="text1"/>
-          <w:kern w:val="2"/>
-          <w14:ligatures w14:val="standardContextual"/>
-        </w:rPr>
-        <w:t xml:space="preserve"> </w:t>
-      </w:r>
-      <w:r>
-        <w:rPr>
-          <w:rFonts w:ascii="Calibri" w:eastAsiaTheme="minorEastAsia" w:hAnsi="Calibri" w:cs="Calibri"/>
-          <w:color w:val="000000" w:themeColor="text1"/>
-          <w:kern w:val="2"/>
-          <w14:ligatures w14:val="standardContextual"/>
-        </w:rPr>
-        <w:t>的右邊為</w:t>
-      </w:r>
-      <w:r>
-        <w:rPr>
-          <w:rFonts w:ascii="Calibri" w:eastAsiaTheme="minorEastAsia" w:hAnsi="Calibri" w:cs="Calibri"/>
-          <w:color w:val="000000" w:themeColor="text1"/>
-          <w:kern w:val="2"/>
-          <w14:ligatures w14:val="standardContextual"/>
-        </w:rPr>
-        <w:t xml:space="preserve"> RR</w:t>
-      </w:r>
-      <w:r>
-        <w:rPr>
-          <w:rFonts w:ascii="Calibri" w:eastAsiaTheme="minorEastAsia" w:hAnsi="Calibri" w:cs="Calibri"/>
-          <w:color w:val="000000" w:themeColor="text1"/>
-          <w:kern w:val="2"/>
-          <w14:ligatures w14:val="standardContextual"/>
-        </w:rPr>
-        <w:t>（對</w:t>
-      </w:r>
-      <w:r>
-        <w:rPr>
-          <w:rFonts w:ascii="Calibri" w:eastAsiaTheme="minorEastAsia" w:hAnsi="Calibri" w:cs="Calibri"/>
-          <w:color w:val="000000" w:themeColor="text1"/>
-          <w:kern w:val="2"/>
-          <w14:ligatures w14:val="standardContextual"/>
-        </w:rPr>
-        <w:t xml:space="preserve"> z </w:t>
-      </w:r>
-      <w:r>
-        <w:rPr>
-          <w:rFonts w:ascii="Calibri" w:eastAsiaTheme="minorEastAsia" w:hAnsi="Calibri" w:cs="Calibri"/>
-          <w:color w:val="000000" w:themeColor="text1"/>
-          <w:kern w:val="2"/>
-          <w14:ligatures w14:val="standardContextual"/>
-        </w:rPr>
-        <w:t>做左旋），</w:t>
-      </w:r>
-      <w:r>
-        <w:rPr>
-          <w:rFonts w:ascii="Calibri" w:eastAsiaTheme="minorEastAsia" w:hAnsi="Calibri" w:cs="Calibri"/>
-          <w:color w:val="000000" w:themeColor="text1"/>
-          <w:kern w:val="2"/>
-          <w14:ligatures w14:val="standardContextual"/>
-        </w:rPr>
-        <w:t xml:space="preserve">BF(z)&lt;-1 </w:t>
-      </w:r>
-      <w:r>
-        <w:rPr>
-          <w:rFonts w:ascii="Calibri" w:eastAsiaTheme="minorEastAsia" w:hAnsi="Calibri" w:cs="Calibri"/>
-          <w:color w:val="000000" w:themeColor="text1"/>
-          <w:kern w:val="2"/>
-          <w14:ligatures w14:val="standardContextual"/>
-        </w:rPr>
-        <w:t>且插入在</w:t>
-      </w:r>
-      <w:r>
-        <w:rPr>
-          <w:rFonts w:ascii="Calibri" w:eastAsiaTheme="minorEastAsia" w:hAnsi="Calibri" w:cs="Calibri"/>
-          <w:color w:val="000000" w:themeColor="text1"/>
-          <w:kern w:val="2"/>
-          <w14:ligatures w14:val="standardContextual"/>
-        </w:rPr>
-        <w:t xml:space="preserve"> </w:t>
-      </w:r>
-      <w:proofErr w:type="spellStart"/>
-      <w:r>
-        <w:rPr>
-          <w:rFonts w:ascii="Calibri" w:eastAsiaTheme="minorEastAsia" w:hAnsi="Calibri" w:cs="Calibri"/>
-          <w:color w:val="000000" w:themeColor="text1"/>
-          <w:kern w:val="2"/>
-          <w14:ligatures w14:val="standardContextual"/>
-        </w:rPr>
-        <w:t>z.right</w:t>
-      </w:r>
-      <w:proofErr w:type="spellEnd"/>
-      <w:r>
-        <w:rPr>
-          <w:rFonts w:ascii="Calibri" w:eastAsiaTheme="minorEastAsia" w:hAnsi="Calibri" w:cs="Calibri"/>
-          <w:color w:val="000000" w:themeColor="text1"/>
-          <w:kern w:val="2"/>
-          <w14:ligatures w14:val="standardContextual"/>
-        </w:rPr>
-        <w:t xml:space="preserve"> </w:t>
-      </w:r>
-      <w:r>
-        <w:rPr>
-          <w:rFonts w:ascii="Calibri" w:eastAsiaTheme="minorEastAsia" w:hAnsi="Calibri" w:cs="Calibri"/>
-          <w:color w:val="000000" w:themeColor="text1"/>
-          <w:kern w:val="2"/>
-          <w14:ligatures w14:val="standardContextual"/>
-        </w:rPr>
-        <w:t>的左邊為</w:t>
-      </w:r>
-      <w:r>
-        <w:rPr>
-          <w:rFonts w:ascii="Calibri" w:eastAsiaTheme="minorEastAsia" w:hAnsi="Calibri" w:cs="Calibri"/>
-          <w:color w:val="000000" w:themeColor="text1"/>
-          <w:kern w:val="2"/>
-          <w14:ligatures w14:val="standardContextual"/>
-        </w:rPr>
-        <w:t xml:space="preserve"> RL</w:t>
-      </w:r>
-      <w:proofErr w:type="gramStart"/>
-      <w:r>
-        <w:rPr>
-          <w:rFonts w:ascii="Calibri" w:eastAsiaTheme="minorEastAsia" w:hAnsi="Calibri" w:cs="Calibri"/>
-          <w:color w:val="000000" w:themeColor="text1"/>
-          <w:kern w:val="2"/>
-          <w14:ligatures w14:val="standardContextual"/>
-        </w:rPr>
-        <w:t>（</w:t>
-      </w:r>
-      <w:proofErr w:type="gramEnd"/>
-      <w:r>
-        <w:rPr>
-          <w:rFonts w:ascii="Calibri" w:eastAsiaTheme="minorEastAsia" w:hAnsi="Calibri" w:cs="Calibri"/>
-          <w:color w:val="000000" w:themeColor="text1"/>
-          <w:kern w:val="2"/>
-          <w14:ligatures w14:val="standardContextual"/>
-        </w:rPr>
-        <w:t>先對</w:t>
-      </w:r>
-      <w:r>
-        <w:rPr>
-          <w:rFonts w:ascii="Calibri" w:eastAsiaTheme="minorEastAsia" w:hAnsi="Calibri" w:cs="Calibri"/>
-          <w:color w:val="000000" w:themeColor="text1"/>
-          <w:kern w:val="2"/>
-          <w14:ligatures w14:val="standardContextual"/>
-        </w:rPr>
-        <w:t xml:space="preserve"> </w:t>
-      </w:r>
-      <w:proofErr w:type="spellStart"/>
-      <w:r>
-        <w:rPr>
-          <w:rFonts w:ascii="Calibri" w:eastAsiaTheme="minorEastAsia" w:hAnsi="Calibri" w:cs="Calibri"/>
-          <w:color w:val="000000" w:themeColor="text1"/>
-          <w:kern w:val="2"/>
-          <w14:ligatures w14:val="standardContextual"/>
-        </w:rPr>
-        <w:t>z.right</w:t>
-      </w:r>
-      <w:proofErr w:type="spellEnd"/>
-      <w:r>
-        <w:rPr>
-          <w:rFonts w:ascii="Calibri" w:eastAsiaTheme="minorEastAsia" w:hAnsi="Calibri" w:cs="Calibri"/>
-          <w:color w:val="000000" w:themeColor="text1"/>
-          <w:kern w:val="2"/>
-          <w14:ligatures w14:val="standardContextual"/>
-        </w:rPr>
-        <w:t xml:space="preserve"> </w:t>
-      </w:r>
-      <w:r>
-        <w:rPr>
-          <w:rFonts w:ascii="Calibri" w:eastAsiaTheme="minorEastAsia" w:hAnsi="Calibri" w:cs="Calibri"/>
-          <w:color w:val="000000" w:themeColor="text1"/>
-          <w:kern w:val="2"/>
-          <w14:ligatures w14:val="standardContextual"/>
-        </w:rPr>
-        <w:t>右旋，再對</w:t>
-      </w:r>
-      <w:r>
-        <w:rPr>
-          <w:rFonts w:ascii="Calibri" w:eastAsiaTheme="minorEastAsia" w:hAnsi="Calibri" w:cs="Calibri"/>
-          <w:color w:val="000000" w:themeColor="text1"/>
-          <w:kern w:val="2"/>
-          <w14:ligatures w14:val="standardContextual"/>
-        </w:rPr>
-        <w:t xml:space="preserve"> z </w:t>
-      </w:r>
-      <w:r>
-        <w:rPr>
-          <w:rFonts w:ascii="Calibri" w:eastAsiaTheme="minorEastAsia" w:hAnsi="Calibri" w:cs="Calibri"/>
-          <w:color w:val="000000" w:themeColor="text1"/>
-          <w:kern w:val="2"/>
-          <w14:ligatures w14:val="standardContextual"/>
-        </w:rPr>
-        <w:t>左旋</w:t>
-      </w:r>
-      <w:proofErr w:type="gramStart"/>
-      <w:r>
-        <w:rPr>
-          <w:rFonts w:ascii="Calibri" w:eastAsiaTheme="minorEastAsia" w:hAnsi="Calibri" w:cs="Calibri"/>
-          <w:color w:val="000000" w:themeColor="text1"/>
-          <w:kern w:val="2"/>
-          <w14:ligatures w14:val="standardContextual"/>
-        </w:rPr>
-        <w:t>）</w:t>
-      </w:r>
-      <w:proofErr w:type="gramEnd"/>
-      <w:r>
-        <w:rPr>
-          <w:rFonts w:ascii="Calibri" w:eastAsiaTheme="minorEastAsia" w:hAnsi="Calibri" w:cs="Calibri"/>
-          <w:color w:val="000000" w:themeColor="text1"/>
-          <w:kern w:val="2"/>
-          <w14:ligatures w14:val="standardContextual"/>
-        </w:rPr>
-        <w:t>。旋轉後重新更新相關節點的高度與</w:t>
-      </w:r>
-      <w:r>
-        <w:rPr>
-          <w:rFonts w:ascii="Calibri" w:eastAsiaTheme="minorEastAsia" w:hAnsi="Calibri" w:cs="Calibri"/>
-          <w:color w:val="000000" w:themeColor="text1"/>
-          <w:kern w:val="2"/>
-          <w14:ligatures w14:val="standardContextual"/>
-        </w:rPr>
-        <w:t xml:space="preserve"> BF</w:t>
-      </w:r>
-      <w:r>
-        <w:rPr>
-          <w:rFonts w:ascii="Calibri" w:eastAsiaTheme="minorEastAsia" w:hAnsi="Calibri" w:cs="Calibri"/>
-          <w:color w:val="000000" w:themeColor="text1"/>
-          <w:kern w:val="2"/>
-          <w14:ligatures w14:val="standardContextual"/>
-        </w:rPr>
-        <w:t>，如此在每次插入後都維持</w:t>
-      </w:r>
-      <w:r>
-        <w:rPr>
-          <w:rFonts w:ascii="Calibri" w:eastAsiaTheme="minorEastAsia" w:hAnsi="Calibri" w:cs="Calibri"/>
-          <w:color w:val="000000" w:themeColor="text1"/>
-          <w:kern w:val="2"/>
-          <w14:ligatures w14:val="standardContextual"/>
-        </w:rPr>
-        <w:t xml:space="preserve"> AVL </w:t>
-      </w:r>
-      <w:r>
-        <w:rPr>
-          <w:rFonts w:ascii="Calibri" w:eastAsiaTheme="minorEastAsia" w:hAnsi="Calibri" w:cs="Calibri"/>
-          <w:color w:val="000000" w:themeColor="text1"/>
-          <w:kern w:val="2"/>
-          <w14:ligatures w14:val="standardContextual"/>
-        </w:rPr>
-        <w:t>的平衡性</w:t>
-      </w:r>
-      <w:r>
-        <w:rPr>
-          <w:rFonts w:ascii="Calibri" w:eastAsiaTheme="minorEastAsia" w:hAnsi="Calibri" w:cs="Calibri"/>
-          <w:color w:val="000000" w:themeColor="text1"/>
-          <w:kern w:val="2"/>
-          <w14:ligatures w14:val="standardContextual"/>
-        </w:rPr>
-        <w:t>(</w:t>
-      </w:r>
-      <w:r>
-        <w:rPr>
-          <w:rFonts w:ascii="Calibri" w:eastAsiaTheme="minorEastAsia" w:hAnsi="Calibri" w:cs="Calibri" w:hint="eastAsia"/>
-          <w:color w:val="000000" w:themeColor="text1"/>
-          <w:kern w:val="2"/>
-          <w14:ligatures w14:val="standardContextual"/>
-        </w:rPr>
-        <w:t>高度為</w:t>
-      </w:r>
-      <w:r>
-        <w:rPr>
-          <w:rFonts w:ascii="Calibri" w:eastAsiaTheme="minorEastAsia" w:hAnsi="Calibri" w:cs="Calibri"/>
-          <w:color w:val="000000" w:themeColor="text1"/>
-          <w:kern w:val="2"/>
-          <w14:ligatures w14:val="standardContextual"/>
-        </w:rPr>
-        <w:t>O(log n)</w:t>
-      </w:r>
-      <w:r>
-        <w:rPr>
-          <w:rFonts w:ascii="Calibri" w:eastAsiaTheme="minorEastAsia" w:hAnsi="Calibri" w:cs="Calibri"/>
-          <w:color w:val="000000" w:themeColor="text1"/>
-          <w:kern w:val="2"/>
-          <w14:ligatures w14:val="standardContextual"/>
-        </w:rPr>
-        <w:t>)</w:t>
-      </w:r>
-      <w:r>
-        <w:rPr>
-          <w:rFonts w:ascii="Calibri" w:eastAsiaTheme="minorEastAsia" w:hAnsi="Calibri" w:cs="Calibri" w:hint="eastAsia"/>
-          <w:color w:val="000000" w:themeColor="text1"/>
-          <w:kern w:val="2"/>
-          <w14:ligatures w14:val="standardContextual"/>
-        </w:rPr>
-        <w:t>。</w:t>
-      </w:r>
-    </w:p>
-    <w:p>
-      <w:pPr>
-        <w:pStyle w:val="Web"/>
-        <w:spacing w:before="0" w:beforeAutospacing="0" w:after="0" w:afterAutospacing="0"/>
-        <w:rPr>
-          <w:rFonts w:ascii="Calibri" w:eastAsiaTheme="minorEastAsia" w:hAnsi="Calibri" w:cs="Calibri"/>
-          <w:color w:val="000000" w:themeColor="text1"/>
-          <w:kern w:val="2"/>
-          <w14:ligatures w14:val="standardContextual"/>
-        </w:rPr>
-      </w:pPr>
-      <w:r>
-        <w:rPr>
-          <w:rFonts w:ascii="Calibri" w:eastAsiaTheme="minorEastAsia" w:hAnsi="Calibri" w:cs="Calibri"/>
-          <w:color w:val="000000" w:themeColor="text1"/>
-          <w:kern w:val="2"/>
-          <w14:ligatures w14:val="standardContextual"/>
-        </w:rPr>
-        <w:t>Screenshot of AVL Tree (paste below):</w:t>
-      </w:r>
-    </w:p>
-    <w:p>
-      <w:pPr>
-        <w:pStyle w:val="Web"/>
-        <w:spacing w:before="0" w:beforeAutospacing="0" w:after="0" w:afterAutospacing="0"/>
-        <w:rPr>
-          <w:rFonts w:ascii="Calibri" w:eastAsiaTheme="minorEastAsia" w:hAnsi="Calibri" w:cs="Calibri"/>
-          <w:color w:val="000000" w:themeColor="text1"/>
-          <w:kern w:val="2"/>
-          <w14:ligatures w14:val="standardContextual"/>
-        </w:rPr>
-      </w:pPr>
-      <w:r>
-        <w:rPr>
-          <w:rFonts w:ascii="Calibri" w:eastAsiaTheme="minorEastAsia" w:hAnsi="Calibri" w:cs="Calibri"/>
-          <w:noProof/>
-          <w:color w:val="000000" w:themeColor="text1"/>
-          <w:kern w:val="2"/>
-          <w14:ligatures w14:val="standardContextual"/>
-        </w:rPr>
         <w:drawing>
           <wp:inline distT="0" distB="0" distL="0" distR="0" wp14:anchorId="07F69AEF" wp14:editId="60D9723E">
             <wp:extent cx="4808220" cy="2529422"/>
@@ -10112,7 +10171,7 @@
                     <pic:cNvPicPr/>
                   </pic:nvPicPr>
                   <pic:blipFill>
-                    <a:blip r:embed="rId14"/>
+                    <a:blip r:embed="rId16"/>
                     <a:stretch>
                       <a:fillRect/>
                     </a:stretch>
@@ -10198,7 +10257,7 @@
           <w14:ligatures w14:val="standardContextual"/>
         </w:rPr>
       </w:pPr>
-      <w:hyperlink r:id="rId15" w:history="1">
+      <w:hyperlink r:id="rId17" w:history="1">
         <w:r>
           <w:rPr>
             <w:rStyle w:val="af1"/>
@@ -10884,7 +10943,6 @@
           <w:kern w:val="2"/>
           <w14:ligatures w14:val="standardContextual"/>
         </w:rPr>
-        <w:lastRenderedPageBreak/>
         <w:drawing>
           <wp:inline distT="0" distB="0" distL="0" distR="0" wp14:anchorId="7C958FF2" wp14:editId="184993D0">
             <wp:extent cx="6188710" cy="1738630"/>
@@ -10901,7 +10959,7 @@
                     <pic:cNvPicPr/>
                   </pic:nvPicPr>
                   <pic:blipFill>
-                    <a:blip r:embed="rId16"/>
+                    <a:blip r:embed="rId18"/>
                     <a:stretch>
                       <a:fillRect/>
                     </a:stretch>
@@ -10952,6 +11010,7 @@
           <w:kern w:val="2"/>
           <w14:ligatures w14:val="standardContextual"/>
         </w:rPr>
+        <w:lastRenderedPageBreak/>
         <w:t>3.6 Max Heap</w:t>
       </w:r>
     </w:p>
@@ -10987,7 +11046,7 @@
           <w14:ligatures w14:val="standardContextual"/>
         </w:rPr>
       </w:pPr>
-      <w:hyperlink r:id="rId17" w:history="1">
+      <w:hyperlink r:id="rId19" w:history="1">
         <w:r>
           <w:rPr>
             <w:rStyle w:val="af1"/>
@@ -11619,7 +11678,7 @@
                     <pic:cNvPicPr/>
                   </pic:nvPicPr>
                   <pic:blipFill>
-                    <a:blip r:embed="rId18"/>
+                    <a:blip r:embed="rId20"/>
                     <a:stretch>
                       <a:fillRect/>
                     </a:stretch>
@@ -11705,7 +11764,7 @@
           <w14:ligatures w14:val="standardContextual"/>
         </w:rPr>
       </w:pPr>
-      <w:hyperlink r:id="rId19" w:history="1">
+      <w:hyperlink r:id="rId21" w:history="1">
         <w:r>
           <w:rPr>
             <w:rStyle w:val="af1"/>
@@ -12336,7 +12395,7 @@
                     <pic:cNvPicPr/>
                   </pic:nvPicPr>
                   <pic:blipFill>
-                    <a:blip r:embed="rId20"/>
+                    <a:blip r:embed="rId22"/>
                     <a:stretch>
                       <a:fillRect/>
                     </a:stretch>
@@ -13020,17 +13079,7 @@
                 <w:kern w:val="2"/>
                 <w14:ligatures w14:val="standardContextual"/>
               </w:rPr>
-              <w:t>時間內完成搜尋、插入與刪</w:t>
-            </w:r>
-            <w:r>
-              <w:rPr>
-                <w:rFonts w:ascii="Calibri" w:eastAsiaTheme="minorEastAsia" w:hAnsi="Calibri" w:cs="Calibri"/>
-                <w:color w:val="000000" w:themeColor="text1"/>
-                <w:kern w:val="2"/>
-                <w14:ligatures w14:val="standardContextual"/>
-              </w:rPr>
-              <w:lastRenderedPageBreak/>
-              <w:t>除，效率高且適合需要頻繁查詢的系統。</w:t>
+              <w:t>時間內完成搜尋、插入與刪除，效率高且適合需要頻繁查詢的系統。</w:t>
             </w:r>
           </w:p>
         </w:tc>
@@ -13059,7 +13108,6 @@
                 <w:kern w:val="2"/>
                 <w14:ligatures w14:val="standardContextual"/>
               </w:rPr>
-              <w:lastRenderedPageBreak/>
               <w:t>AVL Tree</w:t>
             </w:r>
           </w:p>
@@ -13208,7 +13256,7 @@
               <w:pStyle w:val="Web"/>
               <w:spacing w:before="0" w:beforeAutospacing="0" w:after="0" w:afterAutospacing="0"/>
               <w:rPr>
-                <w:rFonts w:ascii="Calibri" w:eastAsiaTheme="minorEastAsia" w:hAnsi="Calibri" w:cs="Calibri" w:hint="eastAsia"/>
+                <w:rFonts w:ascii="Calibri" w:eastAsiaTheme="minorEastAsia" w:hAnsi="Calibri" w:cs="Calibri"/>
                 <w:color w:val="000000" w:themeColor="text1"/>
                 <w:kern w:val="2"/>
                 <w14:ligatures w14:val="standardContextual"/>
@@ -13321,7 +13369,17 @@
                 <w:kern w:val="2"/>
                 <w14:ligatures w14:val="standardContextual"/>
               </w:rPr>
-              <w:t>在大量動態更新的情況下，能提供穩定的</w:t>
+              <w:t>在大量動態更新的情況下，能</w:t>
+            </w:r>
+            <w:r>
+              <w:rPr>
+                <w:rFonts w:ascii="Calibri" w:eastAsiaTheme="minorEastAsia" w:hAnsi="Calibri" w:cs="Calibri"/>
+                <w:color w:val="000000" w:themeColor="text1"/>
+                <w:kern w:val="2"/>
+                <w14:ligatures w14:val="standardContextual"/>
+              </w:rPr>
+              <w:lastRenderedPageBreak/>
+              <w:t>提供穩定的</w:t>
             </w:r>
             <w:r>
               <w:rPr>
@@ -13368,6 +13426,7 @@
                 <w:kern w:val="2"/>
                 <w14:ligatures w14:val="standardContextual"/>
               </w:rPr>
+              <w:lastRenderedPageBreak/>
               <w:t>Max Heap</w:t>
             </w:r>
           </w:p>
@@ -13381,7 +13440,7 @@
               <w:pStyle w:val="Web"/>
               <w:spacing w:before="0" w:beforeAutospacing="0" w:after="0" w:afterAutospacing="0"/>
               <w:rPr>
-                <w:rFonts w:ascii="Calibri" w:eastAsiaTheme="minorEastAsia" w:hAnsi="Calibri" w:cs="Calibri" w:hint="eastAsia"/>
+                <w:rFonts w:ascii="Calibri" w:eastAsiaTheme="minorEastAsia" w:hAnsi="Calibri" w:cs="Calibri"/>
                 <w:color w:val="000000" w:themeColor="text1"/>
                 <w:kern w:val="2"/>
                 <w14:ligatures w14:val="standardContextual"/>
@@ -13550,7 +13609,7 @@
             <w:pPr>
               <w:pStyle w:val="Web"/>
               <w:rPr>
-                <w:rFonts w:ascii="Calibri" w:eastAsiaTheme="minorEastAsia" w:hAnsi="Calibri" w:cs="Calibri" w:hint="eastAsia"/>
+                <w:rFonts w:ascii="Calibri" w:eastAsiaTheme="minorEastAsia" w:hAnsi="Calibri" w:cs="Calibri"/>
                 <w:color w:val="000000" w:themeColor="text1"/>
                 <w:kern w:val="2"/>
                 <w14:ligatures w14:val="standardContextual"/>
@@ -13919,12 +13978,30 @@
         <w:pStyle w:val="Web"/>
         <w:spacing w:before="0" w:beforeAutospacing="0" w:after="0" w:afterAutospacing="0"/>
         <w:rPr>
+          <w:rFonts w:ascii="Calibri" w:eastAsiaTheme="minorEastAsia" w:hAnsi="Calibri" w:cs="Calibri"/>
+          <w:color w:val="000000" w:themeColor="text1"/>
+          <w:kern w:val="2"/>
+          <w14:ligatures w14:val="standardContextual"/>
+        </w:rPr>
+      </w:pPr>
+      <w:r>
+        <w:rPr>
           <w:rFonts w:ascii="Calibri" w:eastAsiaTheme="minorEastAsia" w:hAnsi="Calibri" w:cs="Calibri" w:hint="eastAsia"/>
           <w:color w:val="000000" w:themeColor="text1"/>
           <w:kern w:val="2"/>
           <w14:ligatures w14:val="standardContextual"/>
         </w:rPr>
-      </w:pPr>
+        <w:t>，而</w:t>
+      </w:r>
+      <w:r>
+        <w:rPr>
+          <w:rFonts w:ascii="Calibri" w:eastAsiaTheme="minorEastAsia" w:hAnsi="Calibri" w:cs="Calibri"/>
+          <w:color w:val="000000" w:themeColor="text1"/>
+          <w:kern w:val="2"/>
+          <w14:ligatures w14:val="standardContextual"/>
+        </w:rPr>
+        <w:t>Red-black trees</w:t>
+      </w:r>
       <w:r>
         <w:rPr>
           <w:rFonts w:ascii="Calibri" w:eastAsiaTheme="minorEastAsia" w:hAnsi="Calibri" w:cs="Calibri" w:hint="eastAsia"/>
@@ -13932,16 +14009,16 @@
           <w:kern w:val="2"/>
           <w14:ligatures w14:val="standardContextual"/>
         </w:rPr>
-        <w:t>，而</w:t>
-      </w:r>
-      <w:r>
-        <w:rPr>
-          <w:rFonts w:ascii="Calibri" w:eastAsiaTheme="minorEastAsia" w:hAnsi="Calibri" w:cs="Calibri"/>
-          <w:color w:val="000000" w:themeColor="text1"/>
-          <w:kern w:val="2"/>
-          <w14:ligatures w14:val="standardContextual"/>
-        </w:rPr>
-        <w:t>Red-black trees</w:t>
+        <w:t>則是相對寬鬆一點的</w:t>
+      </w:r>
+      <w:r>
+        <w:rPr>
+          <w:rFonts w:ascii="Calibri" w:eastAsiaTheme="minorEastAsia" w:hAnsi="Calibri" w:cs="Calibri"/>
+          <w:color w:val="000000" w:themeColor="text1"/>
+          <w:kern w:val="2"/>
+          <w14:ligatures w14:val="standardContextual"/>
+        </w:rPr>
+        <w:t>tree</w:t>
       </w:r>
       <w:r>
         <w:rPr>
@@ -13950,16 +14027,25 @@
           <w:kern w:val="2"/>
           <w14:ligatures w14:val="standardContextual"/>
         </w:rPr>
-        <w:t>則是相對寬鬆一點的</w:t>
-      </w:r>
-      <w:r>
-        <w:rPr>
-          <w:rFonts w:ascii="Calibri" w:eastAsiaTheme="minorEastAsia" w:hAnsi="Calibri" w:cs="Calibri"/>
-          <w:color w:val="000000" w:themeColor="text1"/>
-          <w:kern w:val="2"/>
-          <w14:ligatures w14:val="standardContextual"/>
-        </w:rPr>
-        <w:t>tree</w:t>
+        <w:t>，他可以容忍</w:t>
+      </w:r>
+      <w:r>
+        <w:rPr>
+          <w:rFonts w:ascii="Calibri" w:eastAsiaTheme="minorEastAsia" w:hAnsi="Calibri" w:cs="Calibri"/>
+          <w:color w:val="000000" w:themeColor="text1"/>
+          <w:kern w:val="2"/>
+          <w14:ligatures w14:val="standardContextual"/>
+        </w:rPr>
+        <w:t>AVL</w:t>
+      </w:r>
+      <w:r>
+        <w:rPr>
+          <w:rFonts w:ascii="Calibri" w:eastAsiaTheme="minorEastAsia" w:hAnsi="Calibri" w:cs="Calibri"/>
+          <w:color w:val="000000" w:themeColor="text1"/>
+          <w:kern w:val="2"/>
+          <w14:ligatures w14:val="standardContextual"/>
+        </w:rPr>
+        <w:t>兩倍常數因子</w:t>
       </w:r>
       <w:r>
         <w:rPr>
@@ -13968,7 +14054,25 @@
           <w:kern w:val="2"/>
           <w14:ligatures w14:val="standardContextual"/>
         </w:rPr>
-        <w:t>，他可以容忍</w:t>
+        <w:t>的高度差，因</w:t>
+      </w:r>
+      <w:r>
+        <w:rPr>
+          <w:rFonts w:ascii="Calibri" w:eastAsiaTheme="minorEastAsia" w:hAnsi="Calibri" w:cs="Calibri" w:hint="eastAsia"/>
+          <w:color w:val="000000" w:themeColor="text1"/>
+          <w:kern w:val="2"/>
+          <w14:ligatures w14:val="standardContextual"/>
+        </w:rPr>
+        <w:t>此</w:t>
+      </w:r>
+      <w:r>
+        <w:rPr>
+          <w:rFonts w:ascii="Calibri" w:eastAsiaTheme="minorEastAsia" w:hAnsi="Calibri" w:cs="Calibri"/>
+          <w:color w:val="000000" w:themeColor="text1"/>
+          <w:kern w:val="2"/>
+          <w14:ligatures w14:val="standardContextual"/>
+        </w:rPr>
+        <w:t>在大量搜尋時，</w:t>
       </w:r>
       <w:r>
         <w:rPr>
@@ -13981,21 +14085,21 @@
       </w:r>
       <w:r>
         <w:rPr>
-          <w:rFonts w:ascii="Calibri" w:eastAsiaTheme="minorEastAsia" w:hAnsi="Calibri" w:cs="Calibri"/>
-          <w:color w:val="000000" w:themeColor="text1"/>
-          <w:kern w:val="2"/>
-          <w14:ligatures w14:val="standardContextual"/>
-        </w:rPr>
-        <w:t>兩倍常數因子</w:t>
-      </w:r>
-      <w:r>
-        <w:rPr>
           <w:rFonts w:ascii="Calibri" w:eastAsiaTheme="minorEastAsia" w:hAnsi="Calibri" w:cs="Calibri" w:hint="eastAsia"/>
           <w:color w:val="000000" w:themeColor="text1"/>
           <w:kern w:val="2"/>
           <w14:ligatures w14:val="standardContextual"/>
         </w:rPr>
-        <w:t>的高度差，因</w:t>
+        <w:t>的</w:t>
+      </w:r>
+      <w:r>
+        <w:rPr>
+          <w:rFonts w:ascii="Calibri" w:eastAsiaTheme="minorEastAsia" w:hAnsi="Calibri" w:cs="Calibri"/>
+          <w:color w:val="000000" w:themeColor="text1"/>
+          <w:kern w:val="2"/>
+          <w14:ligatures w14:val="standardContextual"/>
+        </w:rPr>
+        <w:t>路徑平均會比較短，</w:t>
       </w:r>
       <w:r>
         <w:rPr>
@@ -14004,25 +14108,25 @@
           <w:kern w:val="2"/>
           <w14:ligatures w14:val="standardContextual"/>
         </w:rPr>
-        <w:t>此</w:t>
-      </w:r>
-      <w:r>
-        <w:rPr>
-          <w:rFonts w:ascii="Calibri" w:eastAsiaTheme="minorEastAsia" w:hAnsi="Calibri" w:cs="Calibri"/>
-          <w:color w:val="000000" w:themeColor="text1"/>
-          <w:kern w:val="2"/>
-          <w14:ligatures w14:val="standardContextual"/>
-        </w:rPr>
-        <w:t>在大量搜尋時，</w:t>
-      </w:r>
-      <w:r>
-        <w:rPr>
-          <w:rFonts w:ascii="Calibri" w:eastAsiaTheme="minorEastAsia" w:hAnsi="Calibri" w:cs="Calibri"/>
-          <w:color w:val="000000" w:themeColor="text1"/>
-          <w:kern w:val="2"/>
-          <w14:ligatures w14:val="standardContextual"/>
-        </w:rPr>
-        <w:t>AVL</w:t>
+        <w:t>所以</w:t>
+      </w:r>
+      <w:r>
+        <w:rPr>
+          <w:rFonts w:ascii="Calibri" w:eastAsiaTheme="minorEastAsia" w:hAnsi="Calibri" w:cs="Calibri"/>
+          <w:color w:val="000000" w:themeColor="text1"/>
+          <w:kern w:val="2"/>
+          <w14:ligatures w14:val="standardContextual"/>
+        </w:rPr>
+        <w:t xml:space="preserve">AVL </w:t>
+      </w:r>
+      <w:r>
+        <w:rPr>
+          <w:rFonts w:ascii="Calibri" w:eastAsiaTheme="minorEastAsia" w:hAnsi="Calibri" w:cs="Calibri"/>
+          <w:color w:val="000000" w:themeColor="text1"/>
+          <w:kern w:val="2"/>
+          <w14:ligatures w14:val="standardContextual"/>
+        </w:rPr>
+        <w:t>搜尋</w:t>
       </w:r>
       <w:r>
         <w:rPr>
@@ -14031,16 +14135,16 @@
           <w:kern w:val="2"/>
           <w14:ligatures w14:val="standardContextual"/>
         </w:rPr>
-        <w:t>的</w:t>
-      </w:r>
-      <w:r>
-        <w:rPr>
-          <w:rFonts w:ascii="Calibri" w:eastAsiaTheme="minorEastAsia" w:hAnsi="Calibri" w:cs="Calibri"/>
-          <w:color w:val="000000" w:themeColor="text1"/>
-          <w:kern w:val="2"/>
-          <w14:ligatures w14:val="standardContextual"/>
-        </w:rPr>
-        <w:t>路徑平均會比較短，</w:t>
+        <w:t>表現會比</w:t>
+      </w:r>
+      <w:r>
+        <w:rPr>
+          <w:rFonts w:ascii="Calibri" w:eastAsiaTheme="minorEastAsia" w:hAnsi="Calibri" w:cs="Calibri"/>
+          <w:color w:val="000000" w:themeColor="text1"/>
+          <w:kern w:val="2"/>
+          <w14:ligatures w14:val="standardContextual"/>
+        </w:rPr>
+        <w:t>Red</w:t>
       </w:r>
       <w:r>
         <w:rPr>
@@ -14049,25 +14153,7 @@
           <w:kern w:val="2"/>
           <w14:ligatures w14:val="standardContextual"/>
         </w:rPr>
-        <w:t>所以</w:t>
-      </w:r>
-      <w:r>
-        <w:rPr>
-          <w:rFonts w:ascii="Calibri" w:eastAsiaTheme="minorEastAsia" w:hAnsi="Calibri" w:cs="Calibri"/>
-          <w:color w:val="000000" w:themeColor="text1"/>
-          <w:kern w:val="2"/>
-          <w14:ligatures w14:val="standardContextual"/>
-        </w:rPr>
-        <w:t xml:space="preserve">AVL </w:t>
-      </w:r>
-      <w:r>
-        <w:rPr>
-          <w:rFonts w:ascii="Calibri" w:eastAsiaTheme="minorEastAsia" w:hAnsi="Calibri" w:cs="Calibri"/>
-          <w:color w:val="000000" w:themeColor="text1"/>
-          <w:kern w:val="2"/>
-          <w14:ligatures w14:val="standardContextual"/>
-        </w:rPr>
-        <w:t>搜尋</w:t>
+        <w:t>-Black trees</w:t>
       </w:r>
       <w:r>
         <w:rPr>
@@ -14076,33 +14162,6 @@
           <w:kern w:val="2"/>
           <w14:ligatures w14:val="standardContextual"/>
         </w:rPr>
-        <w:t>表現會比</w:t>
-      </w:r>
-      <w:r>
-        <w:rPr>
-          <w:rFonts w:ascii="Calibri" w:eastAsiaTheme="minorEastAsia" w:hAnsi="Calibri" w:cs="Calibri"/>
-          <w:color w:val="000000" w:themeColor="text1"/>
-          <w:kern w:val="2"/>
-          <w14:ligatures w14:val="standardContextual"/>
-        </w:rPr>
-        <w:t>Red</w:t>
-      </w:r>
-      <w:r>
-        <w:rPr>
-          <w:rFonts w:ascii="Calibri" w:eastAsiaTheme="minorEastAsia" w:hAnsi="Calibri" w:cs="Calibri" w:hint="eastAsia"/>
-          <w:color w:val="000000" w:themeColor="text1"/>
-          <w:kern w:val="2"/>
-          <w14:ligatures w14:val="standardContextual"/>
-        </w:rPr>
-        <w:t>-Black trees</w:t>
-      </w:r>
-      <w:r>
-        <w:rPr>
-          <w:rFonts w:ascii="Calibri" w:eastAsiaTheme="minorEastAsia" w:hAnsi="Calibri" w:cs="Calibri" w:hint="eastAsia"/>
-          <w:color w:val="000000" w:themeColor="text1"/>
-          <w:kern w:val="2"/>
-          <w14:ligatures w14:val="standardContextual"/>
-        </w:rPr>
         <w:t>好</w:t>
       </w:r>
       <w:r>
@@ -14153,7 +14212,7 @@
         <w:pStyle w:val="Web"/>
         <w:spacing w:before="0" w:beforeAutospacing="0" w:after="0" w:afterAutospacing="0"/>
         <w:rPr>
-          <w:rFonts w:ascii="Calibri" w:eastAsiaTheme="minorEastAsia" w:hAnsi="Calibri" w:cs="Calibri" w:hint="eastAsia"/>
+          <w:rFonts w:ascii="Calibri" w:eastAsiaTheme="minorEastAsia" w:hAnsi="Calibri" w:cs="Calibri"/>
           <w:color w:val="000000" w:themeColor="text1"/>
           <w:kern w:val="2"/>
           <w14:ligatures w14:val="standardContextual"/>
@@ -14572,7 +14631,6 @@
                 <w:kern w:val="2"/>
                 <w14:ligatures w14:val="standardContextual"/>
               </w:rPr>
-              <w:lastRenderedPageBreak/>
               <w:t>Index</w:t>
             </w:r>
           </w:p>
@@ -14986,6 +15044,7 @@
                 <w:kern w:val="2"/>
                 <w14:ligatures w14:val="standardContextual"/>
               </w:rPr>
+              <w:lastRenderedPageBreak/>
               <w:t>3</w:t>
             </w:r>
           </w:p>
@@ -15229,6 +15288,15 @@
                 <w14:ligatures w14:val="standardContextual"/>
               </w:rPr>
             </w:pPr>
+            <w:r>
+              <w:rPr>
+                <w:rFonts w:ascii="Calibri" w:eastAsiaTheme="minorEastAsia" w:hAnsi="Calibri" w:cs="Calibri"/>
+                <w:color w:val="000000" w:themeColor="text1"/>
+                <w:kern w:val="2"/>
+                <w14:ligatures w14:val="standardContextual"/>
+              </w:rPr>
+              <w:t>5</w:t>
+            </w:r>
           </w:p>
         </w:tc>
         <w:tc>
@@ -15335,6 +15403,15 @@
                 <w14:ligatures w14:val="standardContextual"/>
               </w:rPr>
             </w:pPr>
+            <w:r>
+              <w:rPr>
+                <w:rFonts w:ascii="Calibri" w:eastAsiaTheme="minorEastAsia" w:hAnsi="Calibri" w:cs="Calibri"/>
+                <w:color w:val="000000" w:themeColor="text1"/>
+                <w:kern w:val="2"/>
+                <w14:ligatures w14:val="standardContextual"/>
+              </w:rPr>
+              <w:t>6</w:t>
+            </w:r>
           </w:p>
         </w:tc>
         <w:tc>
@@ -15459,6 +15536,15 @@
                 <w14:ligatures w14:val="standardContextual"/>
               </w:rPr>
             </w:pPr>
+            <w:r>
+              <w:rPr>
+                <w:rFonts w:ascii="Calibri" w:eastAsiaTheme="minorEastAsia" w:hAnsi="Calibri" w:cs="Calibri"/>
+                <w:color w:val="000000" w:themeColor="text1"/>
+                <w:kern w:val="2"/>
+                <w14:ligatures w14:val="standardContextual"/>
+              </w:rPr>
+              <w:t>7</w:t>
+            </w:r>
           </w:p>
         </w:tc>
         <w:tc>
@@ -15565,6 +15651,15 @@
                 <w14:ligatures w14:val="standardContextual"/>
               </w:rPr>
             </w:pPr>
+            <w:r>
+              <w:rPr>
+                <w:rFonts w:ascii="Calibri" w:eastAsiaTheme="minorEastAsia" w:hAnsi="Calibri" w:cs="Calibri"/>
+                <w:color w:val="000000" w:themeColor="text1"/>
+                <w:kern w:val="2"/>
+                <w14:ligatures w14:val="standardContextual"/>
+              </w:rPr>
+              <w:t>8</w:t>
+            </w:r>
           </w:p>
         </w:tc>
         <w:tc>
@@ -15707,6 +15802,15 @@
                 <w14:ligatures w14:val="standardContextual"/>
               </w:rPr>
             </w:pPr>
+            <w:r>
+              <w:rPr>
+                <w:rFonts w:ascii="Calibri" w:eastAsiaTheme="minorEastAsia" w:hAnsi="Calibri" w:cs="Calibri"/>
+                <w:color w:val="000000" w:themeColor="text1"/>
+                <w:kern w:val="2"/>
+                <w14:ligatures w14:val="standardContextual"/>
+              </w:rPr>
+              <w:t>9</w:t>
+            </w:r>
           </w:p>
         </w:tc>
         <w:tc>
@@ -15831,6 +15935,15 @@
                 <w14:ligatures w14:val="standardContextual"/>
               </w:rPr>
             </w:pPr>
+            <w:r>
+              <w:rPr>
+                <w:rFonts w:ascii="Calibri" w:eastAsiaTheme="minorEastAsia" w:hAnsi="Calibri" w:cs="Calibri"/>
+                <w:color w:val="000000" w:themeColor="text1"/>
+                <w:kern w:val="2"/>
+                <w14:ligatures w14:val="standardContextual"/>
+              </w:rPr>
+              <w:t>10</w:t>
+            </w:r>
           </w:p>
         </w:tc>
         <w:tc>
@@ -15865,6 +15978,15 @@
                 <w14:ligatures w14:val="standardContextual"/>
               </w:rPr>
             </w:pPr>
+            <w:r>
+              <w:rPr>
+                <w:rFonts w:ascii="Calibri" w:eastAsiaTheme="minorEastAsia" w:hAnsi="Calibri" w:cs="Calibri"/>
+                <w:color w:val="000000" w:themeColor="text1"/>
+                <w:kern w:val="2"/>
+                <w14:ligatures w14:val="standardContextual"/>
+              </w:rPr>
+              <w:t>ChatGPT</w:t>
+            </w:r>
           </w:p>
         </w:tc>
         <w:tc>
@@ -15939,6 +16061,15 @@
                 <w14:ligatures w14:val="standardContextual"/>
               </w:rPr>
             </w:pPr>
+            <w:r>
+              <w:rPr>
+                <w:rFonts w:ascii="Calibri" w:eastAsiaTheme="minorEastAsia" w:hAnsi="Calibri" w:cs="Calibri"/>
+                <w:color w:val="000000" w:themeColor="text1"/>
+                <w:kern w:val="2"/>
+                <w14:ligatures w14:val="standardContextual"/>
+              </w:rPr>
+              <w:t>11</w:t>
+            </w:r>
           </w:p>
         </w:tc>
         <w:tc>
@@ -15973,6 +16104,15 @@
                 <w14:ligatures w14:val="standardContextual"/>
               </w:rPr>
             </w:pPr>
+            <w:r>
+              <w:rPr>
+                <w:rFonts w:ascii="Calibri" w:eastAsiaTheme="minorEastAsia" w:hAnsi="Calibri" w:cs="Calibri"/>
+                <w:color w:val="000000" w:themeColor="text1"/>
+                <w:kern w:val="2"/>
+                <w14:ligatures w14:val="standardContextual"/>
+              </w:rPr>
+              <w:t>ChatGPT</w:t>
+            </w:r>
           </w:p>
         </w:tc>
         <w:tc>
@@ -16054,6 +16194,15 @@
                 <w14:ligatures w14:val="standardContextual"/>
               </w:rPr>
             </w:pPr>
+            <w:r>
+              <w:rPr>
+                <w:rFonts w:ascii="Calibri" w:eastAsiaTheme="minorEastAsia" w:hAnsi="Calibri" w:cs="Calibri"/>
+                <w:color w:val="000000" w:themeColor="text1"/>
+                <w:kern w:val="2"/>
+                <w14:ligatures w14:val="standardContextual"/>
+              </w:rPr>
+              <w:t>12</w:t>
+            </w:r>
           </w:p>
         </w:tc>
         <w:tc>
@@ -16088,6 +16237,15 @@
                 <w14:ligatures w14:val="standardContextual"/>
               </w:rPr>
             </w:pPr>
+            <w:r>
+              <w:rPr>
+                <w:rFonts w:ascii="Calibri" w:eastAsiaTheme="minorEastAsia" w:hAnsi="Calibri" w:cs="Calibri"/>
+                <w:color w:val="000000" w:themeColor="text1"/>
+                <w:kern w:val="2"/>
+                <w14:ligatures w14:val="standardContextual"/>
+              </w:rPr>
+              <w:t>ChatGPT</w:t>
+            </w:r>
           </w:p>
         </w:tc>
         <w:tc>
@@ -16153,6 +16311,15 @@
                 <w14:ligatures w14:val="standardContextual"/>
               </w:rPr>
             </w:pPr>
+            <w:r>
+              <w:rPr>
+                <w:rFonts w:ascii="Calibri" w:eastAsiaTheme="minorEastAsia" w:hAnsi="Calibri" w:cs="Calibri"/>
+                <w:color w:val="000000" w:themeColor="text1"/>
+                <w:kern w:val="2"/>
+                <w14:ligatures w14:val="standardContextual"/>
+              </w:rPr>
+              <w:t>13</w:t>
+            </w:r>
           </w:p>
         </w:tc>
         <w:tc>
@@ -16187,6 +16354,15 @@
                 <w14:ligatures w14:val="standardContextual"/>
               </w:rPr>
             </w:pPr>
+            <w:r>
+              <w:rPr>
+                <w:rFonts w:ascii="Calibri" w:eastAsiaTheme="minorEastAsia" w:hAnsi="Calibri" w:cs="Calibri"/>
+                <w:color w:val="000000" w:themeColor="text1"/>
+                <w:kern w:val="2"/>
+                <w14:ligatures w14:val="standardContextual"/>
+              </w:rPr>
+              <w:t>ChatGPT</w:t>
+            </w:r>
           </w:p>
         </w:tc>
         <w:tc>
@@ -16250,6 +16426,15 @@
                 <w14:ligatures w14:val="standardContextual"/>
               </w:rPr>
             </w:pPr>
+            <w:r>
+              <w:rPr>
+                <w:rFonts w:ascii="Calibri" w:eastAsiaTheme="minorEastAsia" w:hAnsi="Calibri" w:cs="Calibri"/>
+                <w:color w:val="000000" w:themeColor="text1"/>
+                <w:kern w:val="2"/>
+                <w14:ligatures w14:val="standardContextual"/>
+              </w:rPr>
+              <w:t>14</w:t>
+            </w:r>
           </w:p>
         </w:tc>
         <w:tc>
@@ -16284,6 +16469,15 @@
                 <w14:ligatures w14:val="standardContextual"/>
               </w:rPr>
             </w:pPr>
+            <w:r>
+              <w:rPr>
+                <w:rFonts w:ascii="Calibri" w:eastAsiaTheme="minorEastAsia" w:hAnsi="Calibri" w:cs="Calibri"/>
+                <w:color w:val="000000" w:themeColor="text1"/>
+                <w:kern w:val="2"/>
+                <w14:ligatures w14:val="standardContextual"/>
+              </w:rPr>
+              <w:t>ChatGPT</w:t>
+            </w:r>
           </w:p>
         </w:tc>
         <w:tc>
@@ -16340,7 +16534,7 @@
               <w:pStyle w:val="Web"/>
               <w:spacing w:before="0" w:beforeAutospacing="0" w:after="0" w:afterAutospacing="0"/>
               <w:rPr>
-                <w:rFonts w:ascii="Calibri" w:eastAsiaTheme="minorEastAsia" w:hAnsi="Calibri" w:cs="Calibri" w:hint="eastAsia"/>
+                <w:rFonts w:ascii="Calibri" w:eastAsiaTheme="minorEastAsia" w:hAnsi="Calibri" w:cs="Calibri"/>
                 <w:color w:val="000000" w:themeColor="text1"/>
                 <w:kern w:val="2"/>
                 <w14:ligatures w14:val="standardContextual"/>
@@ -16365,6 +16559,15 @@
                 <w14:ligatures w14:val="standardContextual"/>
               </w:rPr>
             </w:pPr>
+            <w:r>
+              <w:rPr>
+                <w:rFonts w:ascii="Calibri" w:eastAsiaTheme="minorEastAsia" w:hAnsi="Calibri" w:cs="Calibri"/>
+                <w:color w:val="000000" w:themeColor="text1"/>
+                <w:kern w:val="2"/>
+                <w14:ligatures w14:val="standardContextual"/>
+              </w:rPr>
+              <w:t>15</w:t>
+            </w:r>
           </w:p>
         </w:tc>
         <w:tc>
@@ -16399,6 +16602,15 @@
                 <w14:ligatures w14:val="standardContextual"/>
               </w:rPr>
             </w:pPr>
+            <w:r>
+              <w:rPr>
+                <w:rFonts w:ascii="Calibri" w:eastAsiaTheme="minorEastAsia" w:hAnsi="Calibri" w:cs="Calibri"/>
+                <w:color w:val="000000" w:themeColor="text1"/>
+                <w:kern w:val="2"/>
+                <w14:ligatures w14:val="standardContextual"/>
+              </w:rPr>
+              <w:t>ChatGPT</w:t>
+            </w:r>
           </w:p>
         </w:tc>
         <w:tc>
@@ -16462,6 +16674,15 @@
                 <w14:ligatures w14:val="standardContextual"/>
               </w:rPr>
             </w:pPr>
+            <w:r>
+              <w:rPr>
+                <w:rFonts w:ascii="Calibri" w:eastAsiaTheme="minorEastAsia" w:hAnsi="Calibri" w:cs="Calibri"/>
+                <w:color w:val="000000" w:themeColor="text1"/>
+                <w:kern w:val="2"/>
+                <w14:ligatures w14:val="standardContextual"/>
+              </w:rPr>
+              <w:t>16</w:t>
+            </w:r>
           </w:p>
         </w:tc>
         <w:tc>
@@ -16496,6 +16717,15 @@
                 <w14:ligatures w14:val="standardContextual"/>
               </w:rPr>
             </w:pPr>
+            <w:r>
+              <w:rPr>
+                <w:rFonts w:ascii="Calibri" w:eastAsiaTheme="minorEastAsia" w:hAnsi="Calibri" w:cs="Calibri"/>
+                <w:color w:val="000000" w:themeColor="text1"/>
+                <w:kern w:val="2"/>
+                <w14:ligatures w14:val="standardContextual"/>
+              </w:rPr>
+              <w:t>ChatGPT</w:t>
+            </w:r>
           </w:p>
         </w:tc>
         <w:tc>
@@ -16568,6 +16798,15 @@
                 <w14:ligatures w14:val="standardContextual"/>
               </w:rPr>
             </w:pPr>
+            <w:r>
+              <w:rPr>
+                <w:rFonts w:ascii="Calibri" w:eastAsiaTheme="minorEastAsia" w:hAnsi="Calibri" w:cs="Calibri"/>
+                <w:color w:val="000000" w:themeColor="text1"/>
+                <w:kern w:val="2"/>
+                <w14:ligatures w14:val="standardContextual"/>
+              </w:rPr>
+              <w:t>17</w:t>
+            </w:r>
           </w:p>
         </w:tc>
         <w:tc>
@@ -16602,6 +16841,15 @@
                 <w14:ligatures w14:val="standardContextual"/>
               </w:rPr>
             </w:pPr>
+            <w:r>
+              <w:rPr>
+                <w:rFonts w:ascii="Calibri" w:eastAsiaTheme="minorEastAsia" w:hAnsi="Calibri" w:cs="Calibri"/>
+                <w:color w:val="000000" w:themeColor="text1"/>
+                <w:kern w:val="2"/>
+                <w14:ligatures w14:val="standardContextual"/>
+              </w:rPr>
+              <w:t>ChatGPT</w:t>
+            </w:r>
           </w:p>
         </w:tc>
         <w:tc>
@@ -16613,12 +16861,22 @@
               <w:pStyle w:val="Web"/>
               <w:spacing w:before="0" w:beforeAutospacing="0" w:after="0" w:afterAutospacing="0"/>
               <w:rPr>
+                <w:rFonts w:ascii="Calibri" w:eastAsiaTheme="minorEastAsia" w:hAnsi="Calibri" w:cs="Calibri"/>
+                <w:color w:val="000000" w:themeColor="text1"/>
+                <w:kern w:val="2"/>
+                <w14:ligatures w14:val="standardContextual"/>
+              </w:rPr>
+            </w:pPr>
+            <w:r>
+              <w:rPr>
                 <w:rFonts w:ascii="Calibri" w:eastAsiaTheme="minorEastAsia" w:hAnsi="Calibri" w:cs="Calibri" w:hint="eastAsia"/>
                 <w:color w:val="000000" w:themeColor="text1"/>
                 <w:kern w:val="2"/>
                 <w14:ligatures w14:val="standardContextual"/>
               </w:rPr>
-            </w:pPr>
+              <w:t>請問</w:t>
+            </w:r>
+            <w:proofErr w:type="gramStart"/>
             <w:r>
               <w:rPr>
                 <w:rFonts w:ascii="Calibri" w:eastAsiaTheme="minorEastAsia" w:hAnsi="Calibri" w:cs="Calibri" w:hint="eastAsia"/>
@@ -16626,9 +16884,9 @@
                 <w:kern w:val="2"/>
                 <w14:ligatures w14:val="standardContextual"/>
               </w:rPr>
-              <w:t>請問</w:t>
-            </w:r>
-            <w:proofErr w:type="gramStart"/>
+              <w:t>紅黑樹有</w:t>
+            </w:r>
+            <w:proofErr w:type="gramEnd"/>
             <w:r>
               <w:rPr>
                 <w:rFonts w:ascii="Calibri" w:eastAsiaTheme="minorEastAsia" w:hAnsi="Calibri" w:cs="Calibri" w:hint="eastAsia"/>
@@ -16636,35 +16894,7 @@
                 <w:kern w:val="2"/>
                 <w14:ligatures w14:val="standardContextual"/>
               </w:rPr>
-              <w:t>紅黑樹</w:t>
-            </w:r>
-            <w:r>
-              <w:rPr>
-                <w:rFonts w:ascii="Calibri" w:eastAsiaTheme="minorEastAsia" w:hAnsi="Calibri" w:cs="Calibri" w:hint="eastAsia"/>
-                <w:color w:val="000000" w:themeColor="text1"/>
-                <w:kern w:val="2"/>
-                <w14:ligatures w14:val="standardContextual"/>
-              </w:rPr>
-              <w:t>有</w:t>
-            </w:r>
-            <w:proofErr w:type="gramEnd"/>
-            <w:r>
-              <w:rPr>
-                <w:rFonts w:ascii="Calibri" w:eastAsiaTheme="minorEastAsia" w:hAnsi="Calibri" w:cs="Calibri" w:hint="eastAsia"/>
-                <w:color w:val="000000" w:themeColor="text1"/>
-                <w:kern w:val="2"/>
-                <w14:ligatures w14:val="standardContextual"/>
-              </w:rPr>
-              <w:t>甚麼適合應用的場景</w:t>
-            </w:r>
-            <w:r>
-              <w:rPr>
-                <w:rFonts w:ascii="Calibri" w:eastAsiaTheme="minorEastAsia" w:hAnsi="Calibri" w:cs="Calibri" w:hint="eastAsia"/>
-                <w:color w:val="000000" w:themeColor="text1"/>
-                <w:kern w:val="2"/>
-                <w14:ligatures w14:val="standardContextual"/>
-              </w:rPr>
-              <w:t>他跟</w:t>
+              <w:t>甚麼適合應用的場景他跟</w:t>
             </w:r>
             <w:r>
               <w:rPr>
@@ -16712,6 +16942,15 @@
                 <w14:ligatures w14:val="standardContextual"/>
               </w:rPr>
             </w:pPr>
+            <w:r>
+              <w:rPr>
+                <w:rFonts w:ascii="Calibri" w:eastAsiaTheme="minorEastAsia" w:hAnsi="Calibri" w:cs="Calibri"/>
+                <w:color w:val="000000" w:themeColor="text1"/>
+                <w:kern w:val="2"/>
+                <w14:ligatures w14:val="standardContextual"/>
+              </w:rPr>
+              <w:t>18</w:t>
+            </w:r>
           </w:p>
         </w:tc>
         <w:tc>
@@ -16746,6 +16985,15 @@
                 <w14:ligatures w14:val="standardContextual"/>
               </w:rPr>
             </w:pPr>
+            <w:r>
+              <w:rPr>
+                <w:rFonts w:ascii="Calibri" w:eastAsiaTheme="minorEastAsia" w:hAnsi="Calibri" w:cs="Calibri"/>
+                <w:color w:val="000000" w:themeColor="text1"/>
+                <w:kern w:val="2"/>
+                <w14:ligatures w14:val="standardContextual"/>
+              </w:rPr>
+              <w:t>ChatGPT</w:t>
+            </w:r>
           </w:p>
         </w:tc>
         <w:tc>
@@ -16809,6 +17057,15 @@
                 <w14:ligatures w14:val="standardContextual"/>
               </w:rPr>
             </w:pPr>
+            <w:r>
+              <w:rPr>
+                <w:rFonts w:ascii="Calibri" w:eastAsiaTheme="minorEastAsia" w:hAnsi="Calibri" w:cs="Calibri"/>
+                <w:color w:val="000000" w:themeColor="text1"/>
+                <w:kern w:val="2"/>
+                <w14:ligatures w14:val="standardContextual"/>
+              </w:rPr>
+              <w:t>19</w:t>
+            </w:r>
           </w:p>
         </w:tc>
         <w:tc>
@@ -16843,6 +17100,15 @@
                 <w14:ligatures w14:val="standardContextual"/>
               </w:rPr>
             </w:pPr>
+            <w:r>
+              <w:rPr>
+                <w:rFonts w:ascii="Calibri" w:eastAsiaTheme="minorEastAsia" w:hAnsi="Calibri" w:cs="Calibri"/>
+                <w:color w:val="000000" w:themeColor="text1"/>
+                <w:kern w:val="2"/>
+                <w14:ligatures w14:val="standardContextual"/>
+              </w:rPr>
+              <w:t>ChatGPT</w:t>
+            </w:r>
           </w:p>
         </w:tc>
         <w:tc>
@@ -16945,9 +17211,9 @@
       </w:pPr>
     </w:p>
     <w:sectPr>
-      <w:headerReference w:type="default" r:id="rId21"/>
-      <w:footerReference w:type="even" r:id="rId22"/>
-      <w:footerReference w:type="default" r:id="rId23"/>
+      <w:headerReference w:type="default" r:id="rId23"/>
+      <w:footerReference w:type="even" r:id="rId24"/>
+      <w:footerReference w:type="default" r:id="rId25"/>
       <w:pgSz w:w="11906" w:h="16838"/>
       <w:pgMar w:top="1440" w:right="1080" w:bottom="1440" w:left="1080" w:header="851" w:footer="992" w:gutter="0"/>
       <w:cols w:space="425"/>
@@ -20281,6 +20547,7 @@
   <w:style w:type="character" w:default="1" w:styleId="a1">
     <w:name w:val="Default Paragraph Font"/>
     <w:uiPriority w:val="1"/>
+    <w:semiHidden/>
     <w:unhideWhenUsed/>
   </w:style>
   <w:style w:type="table" w:default="1" w:styleId="a2">
@@ -21151,4 +21418,16 @@
     </a:ext>
   </a:extLst>
 </a:theme>
+</file>
+
+<file path=customXml/item1.xml><?xml version="1.0" encoding="utf-8"?>
+<b:Sources xmlns:b="http://schemas.openxmlformats.org/officeDocument/2006/bibliography" xmlns="http://schemas.openxmlformats.org/officeDocument/2006/bibliography" SelectedStyle="\APASixthEditionOfficeOnline.xsl" StyleName="APA" Version="6"/>
+</file>
+
+<file path=customXml/itemProps1.xml><?xml version="1.0" encoding="utf-8"?>
+<ds:datastoreItem xmlns:ds="http://schemas.openxmlformats.org/officeDocument/2006/customXml" ds:itemID="{C24255DB-8ECE-4A67-9FB5-789F15DA555D}">
+  <ds:schemaRefs>
+    <ds:schemaRef ds:uri="http://schemas.openxmlformats.org/officeDocument/2006/bibliography"/>
+  </ds:schemaRefs>
+</ds:datastoreItem>
 </file>